--- a/digSos/ÍNDEX.docx
+++ b/digSos/ÍNDEX.docx
@@ -114,38 +114,7 @@
                                           <w:sz w:val="84"/>
                                           <w:szCs w:val="84"/>
                                         </w:rPr>
-                                        <w:t xml:space="preserve">ACTIVIDAD EVALUABLE DI 2T– Diseño de interfaz web para el </w:t>
-                                      </w:r>
-                                      <w:proofErr w:type="spellStart"/>
-                                      <w:proofErr w:type="gramStart"/>
-                                      <w:r>
-                                        <w:rPr>
-                                          <w:rFonts w:asciiTheme="majorHAnsi" w:eastAsiaTheme="majorEastAsia" w:hAnsiTheme="majorHAnsi" w:cstheme="majorBidi"/>
-                                          <w:color w:val="FFFFFF" w:themeColor="background1"/>
-                                          <w:sz w:val="84"/>
-                                          <w:szCs w:val="84"/>
-                                        </w:rPr>
-                                        <w:t>proyecto“</w:t>
-                                      </w:r>
-                                      <w:proofErr w:type="gramEnd"/>
-                                      <w:r>
-                                        <w:rPr>
-                                          <w:rFonts w:asciiTheme="majorHAnsi" w:eastAsiaTheme="majorEastAsia" w:hAnsiTheme="majorHAnsi" w:cstheme="majorBidi"/>
-                                          <w:color w:val="FFFFFF" w:themeColor="background1"/>
-                                          <w:sz w:val="84"/>
-                                          <w:szCs w:val="84"/>
-                                        </w:rPr>
-                                        <w:t>PSP</w:t>
-                                      </w:r>
-                                      <w:proofErr w:type="spellEnd"/>
-                                      <w:r>
-                                        <w:rPr>
-                                          <w:rFonts w:asciiTheme="majorHAnsi" w:eastAsiaTheme="majorEastAsia" w:hAnsiTheme="majorHAnsi" w:cstheme="majorBidi"/>
-                                          <w:color w:val="FFFFFF" w:themeColor="background1"/>
-                                          <w:sz w:val="84"/>
-                                          <w:szCs w:val="84"/>
-                                        </w:rPr>
-                                        <w:t xml:space="preserve"> + Digitalización + Sostenibilidad”</w:t>
+                                        <w:t>ACTIVIDAD EVALUABLE DI 2T– Diseño de interfaz web para el proyecto“PSP + Digitalización + Sostenibilidad”</w:t>
                                       </w:r>
                                     </w:p>
                                   </w:sdtContent>
@@ -432,38 +401,7 @@
                                     <w:sz w:val="84"/>
                                     <w:szCs w:val="84"/>
                                   </w:rPr>
-                                  <w:t xml:space="preserve">ACTIVIDAD EVALUABLE DI 2T– Diseño de interfaz web para el </w:t>
-                                </w:r>
-                                <w:proofErr w:type="spellStart"/>
-                                <w:proofErr w:type="gramStart"/>
-                                <w:r>
-                                  <w:rPr>
-                                    <w:rFonts w:asciiTheme="majorHAnsi" w:eastAsiaTheme="majorEastAsia" w:hAnsiTheme="majorHAnsi" w:cstheme="majorBidi"/>
-                                    <w:color w:val="FFFFFF" w:themeColor="background1"/>
-                                    <w:sz w:val="84"/>
-                                    <w:szCs w:val="84"/>
-                                  </w:rPr>
-                                  <w:t>proyecto“</w:t>
-                                </w:r>
-                                <w:proofErr w:type="gramEnd"/>
-                                <w:r>
-                                  <w:rPr>
-                                    <w:rFonts w:asciiTheme="majorHAnsi" w:eastAsiaTheme="majorEastAsia" w:hAnsiTheme="majorHAnsi" w:cstheme="majorBidi"/>
-                                    <w:color w:val="FFFFFF" w:themeColor="background1"/>
-                                    <w:sz w:val="84"/>
-                                    <w:szCs w:val="84"/>
-                                  </w:rPr>
-                                  <w:t>PSP</w:t>
-                                </w:r>
-                                <w:proofErr w:type="spellEnd"/>
-                                <w:r>
-                                  <w:rPr>
-                                    <w:rFonts w:asciiTheme="majorHAnsi" w:eastAsiaTheme="majorEastAsia" w:hAnsiTheme="majorHAnsi" w:cstheme="majorBidi"/>
-                                    <w:color w:val="FFFFFF" w:themeColor="background1"/>
-                                    <w:sz w:val="84"/>
-                                    <w:szCs w:val="84"/>
-                                  </w:rPr>
-                                  <w:t xml:space="preserve"> + Digitalización + Sostenibilidad”</w:t>
+                                  <w:t>ACTIVIDAD EVALUABLE DI 2T– Diseño de interfaz web para el proyecto“PSP + Digitalización + Sostenibilidad”</w:t>
                                 </w:r>
                               </w:p>
                             </w:sdtContent>
@@ -632,6 +570,15 @@
     </w:sdt>
     <w:sdt>
       <w:sdtPr>
+        <w:rPr>
+          <w:rFonts w:asciiTheme="minorHAnsi" w:eastAsiaTheme="minorHAnsi" w:hAnsiTheme="minorHAnsi" w:cstheme="minorBidi"/>
+          <w:color w:val="auto"/>
+          <w:kern w:val="2"/>
+          <w:sz w:val="24"/>
+          <w:szCs w:val="24"/>
+          <w:lang w:eastAsia="en-US"/>
+          <w14:ligatures w14:val="standardContextual"/>
+        </w:rPr>
         <w:id w:val="2002393094"/>
         <w:docPartObj>
           <w:docPartGallery w:val="Table of Contents"/>
@@ -640,15 +587,8 @@
       </w:sdtPr>
       <w:sdtEndPr>
         <w:rPr>
-          <w:rFonts w:asciiTheme="minorHAnsi" w:eastAsiaTheme="minorHAnsi" w:hAnsiTheme="minorHAnsi" w:cstheme="minorBidi"/>
           <w:b/>
           <w:bCs/>
-          <w:color w:val="auto"/>
-          <w:kern w:val="2"/>
-          <w:sz w:val="24"/>
-          <w:szCs w:val="24"/>
-          <w:lang w:eastAsia="en-US"/>
-          <w14:ligatures w14:val="standardContextual"/>
         </w:rPr>
       </w:sdtEndPr>
       <w:sdtContent>
@@ -661,6 +601,15 @@
           </w:r>
         </w:p>
         <w:p>
+          <w:pPr>
+            <w:pStyle w:val="TDC1"/>
+            <w:tabs>
+              <w:tab w:val="right" w:leader="dot" w:pos="8494"/>
+            </w:tabs>
+            <w:rPr>
+              <w:noProof/>
+            </w:rPr>
+          </w:pPr>
           <w:r>
             <w:fldChar w:fldCharType="begin"/>
           </w:r>
@@ -670,14 +619,337 @@
           <w:r>
             <w:fldChar w:fldCharType="separate"/>
           </w:r>
-          <w:r>
+          <w:hyperlink w:anchor="_Toc219796834" w:history="1">
+            <w:r>
+              <w:rPr>
+                <w:rStyle w:val="Hipervnculo"/>
+                <w:noProof/>
+              </w:rPr>
+              <w:t>index.html</w:t>
+            </w:r>
+            <w:r>
+              <w:rPr>
+                <w:noProof/>
+                <w:webHidden/>
+              </w:rPr>
+              <w:tab/>
+            </w:r>
+            <w:r>
+              <w:rPr>
+                <w:noProof/>
+                <w:webHidden/>
+              </w:rPr>
+              <w:fldChar w:fldCharType="begin"/>
+            </w:r>
+            <w:r>
+              <w:rPr>
+                <w:noProof/>
+                <w:webHidden/>
+              </w:rPr>
+              <w:instrText xml:space="preserve"> PAGEREF _Toc219796834 \h </w:instrText>
+            </w:r>
+            <w:r>
+              <w:rPr>
+                <w:noProof/>
+                <w:webHidden/>
+              </w:rPr>
+            </w:r>
+            <w:r>
+              <w:rPr>
+                <w:noProof/>
+                <w:webHidden/>
+              </w:rPr>
+              <w:fldChar w:fldCharType="separate"/>
+            </w:r>
+            <w:r>
+              <w:rPr>
+                <w:noProof/>
+                <w:webHidden/>
+              </w:rPr>
+              <w:t>2</w:t>
+            </w:r>
+            <w:r>
+              <w:rPr>
+                <w:noProof/>
+                <w:webHidden/>
+              </w:rPr>
+              <w:fldChar w:fldCharType="end"/>
+            </w:r>
+          </w:hyperlink>
+        </w:p>
+        <w:p>
+          <w:pPr>
+            <w:pStyle w:val="TDC1"/>
+            <w:tabs>
+              <w:tab w:val="right" w:leader="dot" w:pos="8494"/>
+            </w:tabs>
             <w:rPr>
-              <w:b/>
-              <w:bCs/>
               <w:noProof/>
             </w:rPr>
-            <w:t>No se encontraron entradas de tabla de contenido.</w:t>
-          </w:r>
+          </w:pPr>
+          <w:hyperlink w:anchor="_Toc219796835" w:history="1">
+            <w:r>
+              <w:rPr>
+                <w:rStyle w:val="Hipervnculo"/>
+                <w:noProof/>
+              </w:rPr>
+              <w:t>listarIndicadores.html</w:t>
+            </w:r>
+            <w:r>
+              <w:rPr>
+                <w:noProof/>
+                <w:webHidden/>
+              </w:rPr>
+              <w:tab/>
+            </w:r>
+            <w:r>
+              <w:rPr>
+                <w:noProof/>
+                <w:webHidden/>
+              </w:rPr>
+              <w:fldChar w:fldCharType="begin"/>
+            </w:r>
+            <w:r>
+              <w:rPr>
+                <w:noProof/>
+                <w:webHidden/>
+              </w:rPr>
+              <w:instrText xml:space="preserve"> PAGEREF _Toc219796835 \h </w:instrText>
+            </w:r>
+            <w:r>
+              <w:rPr>
+                <w:noProof/>
+                <w:webHidden/>
+              </w:rPr>
+            </w:r>
+            <w:r>
+              <w:rPr>
+                <w:noProof/>
+                <w:webHidden/>
+              </w:rPr>
+              <w:fldChar w:fldCharType="separate"/>
+            </w:r>
+            <w:r>
+              <w:rPr>
+                <w:noProof/>
+                <w:webHidden/>
+              </w:rPr>
+              <w:t>3</w:t>
+            </w:r>
+            <w:r>
+              <w:rPr>
+                <w:noProof/>
+                <w:webHidden/>
+              </w:rPr>
+              <w:fldChar w:fldCharType="end"/>
+            </w:r>
+          </w:hyperlink>
+        </w:p>
+        <w:p>
+          <w:pPr>
+            <w:pStyle w:val="TDC1"/>
+            <w:tabs>
+              <w:tab w:val="right" w:leader="dot" w:pos="8494"/>
+            </w:tabs>
+            <w:rPr>
+              <w:noProof/>
+            </w:rPr>
+          </w:pPr>
+          <w:hyperlink w:anchor="_Toc219796836" w:history="1">
+            <w:r>
+              <w:rPr>
+                <w:rStyle w:val="Hipervnculo"/>
+                <w:noProof/>
+              </w:rPr>
+              <w:t>agregarIndicador.html</w:t>
+            </w:r>
+            <w:r>
+              <w:rPr>
+                <w:noProof/>
+                <w:webHidden/>
+              </w:rPr>
+              <w:tab/>
+            </w:r>
+            <w:r>
+              <w:rPr>
+                <w:noProof/>
+                <w:webHidden/>
+              </w:rPr>
+              <w:fldChar w:fldCharType="begin"/>
+            </w:r>
+            <w:r>
+              <w:rPr>
+                <w:noProof/>
+                <w:webHidden/>
+              </w:rPr>
+              <w:instrText xml:space="preserve"> PAGEREF _Toc219796836 \h </w:instrText>
+            </w:r>
+            <w:r>
+              <w:rPr>
+                <w:noProof/>
+                <w:webHidden/>
+              </w:rPr>
+            </w:r>
+            <w:r>
+              <w:rPr>
+                <w:noProof/>
+                <w:webHidden/>
+              </w:rPr>
+              <w:fldChar w:fldCharType="separate"/>
+            </w:r>
+            <w:r>
+              <w:rPr>
+                <w:noProof/>
+                <w:webHidden/>
+              </w:rPr>
+              <w:t>4</w:t>
+            </w:r>
+            <w:r>
+              <w:rPr>
+                <w:noProof/>
+                <w:webHidden/>
+              </w:rPr>
+              <w:fldChar w:fldCharType="end"/>
+            </w:r>
+          </w:hyperlink>
+        </w:p>
+        <w:p>
+          <w:pPr>
+            <w:pStyle w:val="TDC1"/>
+            <w:tabs>
+              <w:tab w:val="right" w:leader="dot" w:pos="8494"/>
+            </w:tabs>
+            <w:rPr>
+              <w:noProof/>
+            </w:rPr>
+          </w:pPr>
+          <w:hyperlink w:anchor="_Toc219796837" w:history="1">
+            <w:r>
+              <w:rPr>
+                <w:rStyle w:val="Hipervnculo"/>
+                <w:noProof/>
+              </w:rPr>
+              <w:t>actualizarIndicador.html</w:t>
+            </w:r>
+            <w:r>
+              <w:rPr>
+                <w:noProof/>
+                <w:webHidden/>
+              </w:rPr>
+              <w:tab/>
+            </w:r>
+            <w:r>
+              <w:rPr>
+                <w:noProof/>
+                <w:webHidden/>
+              </w:rPr>
+              <w:fldChar w:fldCharType="begin"/>
+            </w:r>
+            <w:r>
+              <w:rPr>
+                <w:noProof/>
+                <w:webHidden/>
+              </w:rPr>
+              <w:instrText xml:space="preserve"> PAGEREF _Toc219796837 \h </w:instrText>
+            </w:r>
+            <w:r>
+              <w:rPr>
+                <w:noProof/>
+                <w:webHidden/>
+              </w:rPr>
+            </w:r>
+            <w:r>
+              <w:rPr>
+                <w:noProof/>
+                <w:webHidden/>
+              </w:rPr>
+              <w:fldChar w:fldCharType="separate"/>
+            </w:r>
+            <w:r>
+              <w:rPr>
+                <w:noProof/>
+                <w:webHidden/>
+              </w:rPr>
+              <w:t>5</w:t>
+            </w:r>
+            <w:r>
+              <w:rPr>
+                <w:noProof/>
+                <w:webHidden/>
+              </w:rPr>
+              <w:fldChar w:fldCharType="end"/>
+            </w:r>
+          </w:hyperlink>
+        </w:p>
+        <w:p>
+          <w:pPr>
+            <w:pStyle w:val="TDC1"/>
+            <w:tabs>
+              <w:tab w:val="right" w:leader="dot" w:pos="8494"/>
+            </w:tabs>
+            <w:rPr>
+              <w:noProof/>
+            </w:rPr>
+          </w:pPr>
+          <w:hyperlink w:anchor="_Toc219796838" w:history="1">
+            <w:r>
+              <w:rPr>
+                <w:rStyle w:val="Hipervnculo"/>
+                <w:noProof/>
+              </w:rPr>
+              <w:t>informeIndicadores.html</w:t>
+            </w:r>
+            <w:r>
+              <w:rPr>
+                <w:noProof/>
+                <w:webHidden/>
+              </w:rPr>
+              <w:tab/>
+            </w:r>
+            <w:r>
+              <w:rPr>
+                <w:noProof/>
+                <w:webHidden/>
+              </w:rPr>
+              <w:fldChar w:fldCharType="begin"/>
+            </w:r>
+            <w:r>
+              <w:rPr>
+                <w:noProof/>
+                <w:webHidden/>
+              </w:rPr>
+              <w:instrText xml:space="preserve"> PAGEREF _Toc219796838 \h </w:instrText>
+            </w:r>
+            <w:r>
+              <w:rPr>
+                <w:noProof/>
+                <w:webHidden/>
+              </w:rPr>
+            </w:r>
+            <w:r>
+              <w:rPr>
+                <w:noProof/>
+                <w:webHidden/>
+              </w:rPr>
+              <w:fldChar w:fldCharType="separate"/>
+            </w:r>
+            <w:r>
+              <w:rPr>
+                <w:noProof/>
+                <w:webHidden/>
+              </w:rPr>
+              <w:t>6</w:t>
+            </w:r>
+            <w:r>
+              <w:rPr>
+                <w:noProof/>
+                <w:webHidden/>
+              </w:rPr>
+              <w:fldChar w:fldCharType="end"/>
+            </w:r>
+          </w:hyperlink>
+        </w:p>
+        <w:p>
           <w:r>
             <w:rPr>
               <w:b/>
@@ -697,10 +969,21 @@
       <w:pPr>
         <w:pStyle w:val="Ttulo1"/>
       </w:pPr>
+      <w:bookmarkStart w:id="0" w:name="_Toc219796834"/>
       <w:r>
         <w:lastRenderedPageBreak/>
         <w:t>index.html</w:t>
       </w:r>
+      <w:bookmarkEnd w:id="0"/>
+    </w:p>
+    <w:p>
+      <w:pPr>
+        <w:rPr>
+          <w:rFonts w:ascii="Times New Roman" w:hAnsi="Times New Roman" w:cs="Times New Roman"/>
+          <w:sz w:val="22"/>
+          <w:szCs w:val="22"/>
+        </w:rPr>
+      </w:pPr>
     </w:p>
     <w:p>
       <w:pPr>
@@ -719,10 +1002,12 @@
       <w:pPr>
         <w:pStyle w:val="Ttulo1"/>
       </w:pPr>
+      <w:bookmarkStart w:id="1" w:name="_Toc219796835"/>
       <w:r>
         <w:lastRenderedPageBreak/>
         <w:t>listarIndicadores.html</w:t>
       </w:r>
+      <w:bookmarkEnd w:id="1"/>
     </w:p>
     <w:p>
       <w:pPr>
@@ -741,10 +1026,12 @@
       <w:pPr>
         <w:pStyle w:val="Ttulo1"/>
       </w:pPr>
+      <w:bookmarkStart w:id="2" w:name="_Toc219796836"/>
       <w:r>
         <w:lastRenderedPageBreak/>
         <w:t>agregarIndicador.html</w:t>
       </w:r>
+      <w:bookmarkEnd w:id="2"/>
     </w:p>
     <w:p>
       <w:pPr>
@@ -763,10 +1050,12 @@
       <w:pPr>
         <w:pStyle w:val="Ttulo1"/>
       </w:pPr>
+      <w:bookmarkStart w:id="3" w:name="_Toc219796837"/>
       <w:r>
         <w:lastRenderedPageBreak/>
         <w:t>actualizarIndicador.html</w:t>
       </w:r>
+      <w:bookmarkEnd w:id="3"/>
     </w:p>
     <w:p>
       <w:pPr>
@@ -785,10 +1074,12 @@
       <w:pPr>
         <w:pStyle w:val="Ttulo1"/>
       </w:pPr>
+      <w:bookmarkStart w:id="4" w:name="_Toc219796838"/>
       <w:r>
         <w:lastRenderedPageBreak/>
-        <w:t>informeIndicadores.html</w:t>
+        <w:t>informeIndicador.html</w:t>
       </w:r>
+      <w:bookmarkEnd w:id="4"/>
     </w:p>
     <w:sectPr>
       <w:pgSz w:w="11906" w:h="16838"/>
@@ -1772,6 +2063,29 @@
       <w14:ligatures w14:val="none"/>
     </w:rPr>
   </w:style>
+  <w:style w:type="paragraph" w:styleId="TDC1">
+    <w:name w:val="toc 1"/>
+    <w:basedOn w:val="Normal"/>
+    <w:next w:val="Normal"/>
+    <w:autoRedefine/>
+    <w:uiPriority w:val="39"/>
+    <w:unhideWhenUsed/>
+    <w:rsid w:val="00DB3514"/>
+    <w:pPr>
+      <w:spacing w:after="100"/>
+    </w:pPr>
+  </w:style>
+  <w:style w:type="character" w:styleId="Hipervnculo">
+    <w:name w:val="Hyperlink"/>
+    <w:basedOn w:val="Fuentedeprrafopredeter"/>
+    <w:uiPriority w:val="99"/>
+    <w:unhideWhenUsed/>
+    <w:rsid w:val="00DB3514"/>
+    <w:rPr>
+      <w:color w:val="467886" w:themeColor="hyperlink"/>
+      <w:u w:val="single"/>
+    </w:rPr>
+  </w:style>
 </w:styles>
 </file>
 

--- a/digSos/ÍNDEX.docx
+++ b/digSos/ÍNDEX.docx
@@ -114,7 +114,27 @@
                                           <w:sz w:val="84"/>
                                           <w:szCs w:val="84"/>
                                         </w:rPr>
-                                        <w:t>ACTIVIDAD EVALUABLE DI 2T– Diseño de interfaz web para el proyecto“PSP + Digitalización + Sostenibilidad”</w:t>
+                                        <w:t xml:space="preserve">ACTIVIDAD EVALUABLE DI 2T– Diseño de interfaz web para el </w:t>
+                                      </w:r>
+                                      <w:proofErr w:type="spellStart"/>
+                                      <w:r>
+                                        <w:rPr>
+                                          <w:rFonts w:asciiTheme="majorHAnsi" w:eastAsiaTheme="majorEastAsia" w:hAnsiTheme="majorHAnsi" w:cstheme="majorBidi"/>
+                                          <w:color w:val="FFFFFF" w:themeColor="background1"/>
+                                          <w:sz w:val="84"/>
+                                          <w:szCs w:val="84"/>
+                                        </w:rPr>
+                                        <w:t>proyecto“PSP</w:t>
+                                      </w:r>
+                                      <w:proofErr w:type="spellEnd"/>
+                                      <w:r>
+                                        <w:rPr>
+                                          <w:rFonts w:asciiTheme="majorHAnsi" w:eastAsiaTheme="majorEastAsia" w:hAnsiTheme="majorHAnsi" w:cstheme="majorBidi"/>
+                                          <w:color w:val="FFFFFF" w:themeColor="background1"/>
+                                          <w:sz w:val="84"/>
+                                          <w:szCs w:val="84"/>
+                                        </w:rPr>
+                                        <w:t xml:space="preserve"> + Digitalización + Sostenibilidad”</w:t>
                                       </w:r>
                                     </w:p>
                                   </w:sdtContent>
@@ -401,7 +421,27 @@
                                     <w:sz w:val="84"/>
                                     <w:szCs w:val="84"/>
                                   </w:rPr>
-                                  <w:t>ACTIVIDAD EVALUABLE DI 2T– Diseño de interfaz web para el proyecto“PSP + Digitalización + Sostenibilidad”</w:t>
+                                  <w:t xml:space="preserve">ACTIVIDAD EVALUABLE DI 2T– Diseño de interfaz web para el </w:t>
+                                </w:r>
+                                <w:proofErr w:type="spellStart"/>
+                                <w:r>
+                                  <w:rPr>
+                                    <w:rFonts w:asciiTheme="majorHAnsi" w:eastAsiaTheme="majorEastAsia" w:hAnsiTheme="majorHAnsi" w:cstheme="majorBidi"/>
+                                    <w:color w:val="FFFFFF" w:themeColor="background1"/>
+                                    <w:sz w:val="84"/>
+                                    <w:szCs w:val="84"/>
+                                  </w:rPr>
+                                  <w:t>proyecto“PSP</w:t>
+                                </w:r>
+                                <w:proofErr w:type="spellEnd"/>
+                                <w:r>
+                                  <w:rPr>
+                                    <w:rFonts w:asciiTheme="majorHAnsi" w:eastAsiaTheme="majorEastAsia" w:hAnsiTheme="majorHAnsi" w:cstheme="majorBidi"/>
+                                    <w:color w:val="FFFFFF" w:themeColor="background1"/>
+                                    <w:sz w:val="84"/>
+                                    <w:szCs w:val="84"/>
+                                  </w:rPr>
+                                  <w:t xml:space="preserve"> + Digitalización + Sostenibilidad”</w:t>
                                 </w:r>
                               </w:p>
                             </w:sdtContent>
@@ -621,7 +661,7 @@
           <w:r>
             <w:fldChar w:fldCharType="separate"/>
           </w:r>
-          <w:hyperlink w:anchor="_Toc219891019" w:history="1">
+          <w:hyperlink w:anchor="_Toc219898138" w:history="1">
             <w:r>
               <w:rPr>
                 <w:rStyle w:val="Hipervnculo"/>
@@ -648,7 +688,7 @@
                 <w:noProof/>
                 <w:webHidden/>
               </w:rPr>
-              <w:instrText xml:space="preserve"> PAGEREF _Toc219891019 \h </w:instrText>
+              <w:instrText xml:space="preserve"> PAGEREF _Toc219898138 \h </w:instrText>
             </w:r>
             <w:r>
               <w:rPr>
@@ -686,15 +726,87 @@
               <w:tab w:val="right" w:leader="dot" w:pos="8494"/>
             </w:tabs>
             <w:rPr>
+              <w:rFonts w:eastAsiaTheme="minorEastAsia"/>
               <w:noProof/>
+              <w:lang w:eastAsia="es-ES"/>
             </w:rPr>
           </w:pPr>
-          <w:hyperlink w:anchor="_Toc219891020" w:history="1">
+          <w:hyperlink w:anchor="_Toc219898139" w:history="1">
             <w:r>
               <w:rPr>
                 <w:rStyle w:val="Hipervnculo"/>
                 <w:noProof/>
               </w:rPr>
+              <w:t>Listar indicadores</w:t>
+            </w:r>
+            <w:r>
+              <w:rPr>
+                <w:noProof/>
+                <w:webHidden/>
+              </w:rPr>
+              <w:tab/>
+            </w:r>
+            <w:r>
+              <w:rPr>
+                <w:noProof/>
+                <w:webHidden/>
+              </w:rPr>
+              <w:fldChar w:fldCharType="begin"/>
+            </w:r>
+            <w:r>
+              <w:rPr>
+                <w:noProof/>
+                <w:webHidden/>
+              </w:rPr>
+              <w:instrText xml:space="preserve"> PAGEREF _Toc219898139 \h </w:instrText>
+            </w:r>
+            <w:r>
+              <w:rPr>
+                <w:noProof/>
+                <w:webHidden/>
+              </w:rPr>
+            </w:r>
+            <w:r>
+              <w:rPr>
+                <w:noProof/>
+                <w:webHidden/>
+              </w:rPr>
+              <w:fldChar w:fldCharType="separate"/>
+            </w:r>
+            <w:r>
+              <w:rPr>
+                <w:noProof/>
+                <w:webHidden/>
+              </w:rPr>
+              <w:t>2</w:t>
+            </w:r>
+            <w:r>
+              <w:rPr>
+                <w:noProof/>
+                <w:webHidden/>
+              </w:rPr>
+              <w:fldChar w:fldCharType="end"/>
+            </w:r>
+          </w:hyperlink>
+        </w:p>
+        <w:p>
+          <w:pPr>
+            <w:pStyle w:val="TDC2"/>
+            <w:tabs>
+              <w:tab w:val="right" w:leader="dot" w:pos="8494"/>
+            </w:tabs>
+            <w:rPr>
+              <w:rFonts w:eastAsiaTheme="minorEastAsia"/>
+              <w:noProof/>
+              <w:lang w:eastAsia="es-ES"/>
+            </w:rPr>
+          </w:pPr>
+          <w:hyperlink w:anchor="_Toc219898140" w:history="1">
+            <w:r>
+              <w:rPr>
+                <w:rStyle w:val="Hipervnculo"/>
+                <w:noProof/>
+              </w:rPr>
               <w:t>Guardar indicador</w:t>
             </w:r>
             <w:r>
@@ -716,7 +828,7 @@
                 <w:noProof/>
                 <w:webHidden/>
               </w:rPr>
-              <w:instrText xml:space="preserve"> PAGEREF _Toc219891020 \h </w:instrText>
+              <w:instrText xml:space="preserve"> PAGEREF _Toc219898140 \h </w:instrText>
             </w:r>
             <w:r>
               <w:rPr>
@@ -737,6 +849,216 @@
                 <w:webHidden/>
               </w:rPr>
               <w:t>2</w:t>
+            </w:r>
+            <w:r>
+              <w:rPr>
+                <w:noProof/>
+                <w:webHidden/>
+              </w:rPr>
+              <w:fldChar w:fldCharType="end"/>
+            </w:r>
+          </w:hyperlink>
+        </w:p>
+        <w:p>
+          <w:pPr>
+            <w:pStyle w:val="TDC2"/>
+            <w:tabs>
+              <w:tab w:val="right" w:leader="dot" w:pos="8494"/>
+            </w:tabs>
+            <w:rPr>
+              <w:rFonts w:eastAsiaTheme="minorEastAsia"/>
+              <w:noProof/>
+              <w:lang w:eastAsia="es-ES"/>
+            </w:rPr>
+          </w:pPr>
+          <w:hyperlink w:anchor="_Toc219898141" w:history="1">
+            <w:r>
+              <w:rPr>
+                <w:rStyle w:val="Hipervnculo"/>
+                <w:noProof/>
+              </w:rPr>
+              <w:t>Actualizar indicador</w:t>
+            </w:r>
+            <w:r>
+              <w:rPr>
+                <w:noProof/>
+                <w:webHidden/>
+              </w:rPr>
+              <w:tab/>
+            </w:r>
+            <w:r>
+              <w:rPr>
+                <w:noProof/>
+                <w:webHidden/>
+              </w:rPr>
+              <w:fldChar w:fldCharType="begin"/>
+            </w:r>
+            <w:r>
+              <w:rPr>
+                <w:noProof/>
+                <w:webHidden/>
+              </w:rPr>
+              <w:instrText xml:space="preserve"> PAGEREF _Toc219898141 \h </w:instrText>
+            </w:r>
+            <w:r>
+              <w:rPr>
+                <w:noProof/>
+                <w:webHidden/>
+              </w:rPr>
+            </w:r>
+            <w:r>
+              <w:rPr>
+                <w:noProof/>
+                <w:webHidden/>
+              </w:rPr>
+              <w:fldChar w:fldCharType="separate"/>
+            </w:r>
+            <w:r>
+              <w:rPr>
+                <w:noProof/>
+                <w:webHidden/>
+              </w:rPr>
+              <w:t>3</w:t>
+            </w:r>
+            <w:r>
+              <w:rPr>
+                <w:noProof/>
+                <w:webHidden/>
+              </w:rPr>
+              <w:fldChar w:fldCharType="end"/>
+            </w:r>
+          </w:hyperlink>
+        </w:p>
+        <w:p>
+          <w:pPr>
+            <w:pStyle w:val="TDC2"/>
+            <w:tabs>
+              <w:tab w:val="right" w:leader="dot" w:pos="8494"/>
+            </w:tabs>
+            <w:rPr>
+              <w:rFonts w:eastAsiaTheme="minorEastAsia"/>
+              <w:noProof/>
+              <w:lang w:eastAsia="es-ES"/>
+            </w:rPr>
+          </w:pPr>
+          <w:hyperlink w:anchor="_Toc219898142" w:history="1">
+            <w:r>
+              <w:rPr>
+                <w:rStyle w:val="Hipervnculo"/>
+                <w:noProof/>
+              </w:rPr>
+              <w:t>Eliminar indicador</w:t>
+            </w:r>
+            <w:r>
+              <w:rPr>
+                <w:noProof/>
+                <w:webHidden/>
+              </w:rPr>
+              <w:tab/>
+            </w:r>
+            <w:r>
+              <w:rPr>
+                <w:noProof/>
+                <w:webHidden/>
+              </w:rPr>
+              <w:fldChar w:fldCharType="begin"/>
+            </w:r>
+            <w:r>
+              <w:rPr>
+                <w:noProof/>
+                <w:webHidden/>
+              </w:rPr>
+              <w:instrText xml:space="preserve"> PAGEREF _Toc219898142 \h </w:instrText>
+            </w:r>
+            <w:r>
+              <w:rPr>
+                <w:noProof/>
+                <w:webHidden/>
+              </w:rPr>
+            </w:r>
+            <w:r>
+              <w:rPr>
+                <w:noProof/>
+                <w:webHidden/>
+              </w:rPr>
+              <w:fldChar w:fldCharType="separate"/>
+            </w:r>
+            <w:r>
+              <w:rPr>
+                <w:noProof/>
+                <w:webHidden/>
+              </w:rPr>
+              <w:t>4</w:t>
+            </w:r>
+            <w:r>
+              <w:rPr>
+                <w:noProof/>
+                <w:webHidden/>
+              </w:rPr>
+              <w:fldChar w:fldCharType="end"/>
+            </w:r>
+          </w:hyperlink>
+        </w:p>
+        <w:p>
+          <w:pPr>
+            <w:pStyle w:val="TDC2"/>
+            <w:tabs>
+              <w:tab w:val="right" w:leader="dot" w:pos="8494"/>
+            </w:tabs>
+            <w:rPr>
+              <w:rFonts w:eastAsiaTheme="minorEastAsia"/>
+              <w:noProof/>
+              <w:lang w:eastAsia="es-ES"/>
+            </w:rPr>
+          </w:pPr>
+          <w:hyperlink w:anchor="_Toc219898143" w:history="1">
+            <w:r>
+              <w:rPr>
+                <w:rStyle w:val="Hipervnculo"/>
+                <w:noProof/>
+              </w:rPr>
+              <w:t>Filtro</w:t>
+            </w:r>
+            <w:r>
+              <w:rPr>
+                <w:noProof/>
+                <w:webHidden/>
+              </w:rPr>
+              <w:tab/>
+            </w:r>
+            <w:r>
+              <w:rPr>
+                <w:noProof/>
+                <w:webHidden/>
+              </w:rPr>
+              <w:fldChar w:fldCharType="begin"/>
+            </w:r>
+            <w:r>
+              <w:rPr>
+                <w:noProof/>
+                <w:webHidden/>
+              </w:rPr>
+              <w:instrText xml:space="preserve"> PAGEREF _Toc219898143 \h </w:instrText>
+            </w:r>
+            <w:r>
+              <w:rPr>
+                <w:noProof/>
+                <w:webHidden/>
+              </w:rPr>
+            </w:r>
+            <w:r>
+              <w:rPr>
+                <w:noProof/>
+                <w:webHidden/>
+              </w:rPr>
+              <w:fldChar w:fldCharType="separate"/>
+            </w:r>
+            <w:r>
+              <w:rPr>
+                <w:noProof/>
+                <w:webHidden/>
+              </w:rPr>
+              <w:t>5</w:t>
             </w:r>
             <w:r>
               <w:rPr>
@@ -767,30 +1089,43 @@
       <w:pPr>
         <w:pStyle w:val="Ttulo1"/>
       </w:pPr>
-      <w:bookmarkStart w:id="0" w:name="_Toc219891019"/>
+      <w:bookmarkStart w:id="0" w:name="_Toc219898138"/>
       <w:r>
         <w:lastRenderedPageBreak/>
         <w:t>JavaScript</w:t>
       </w:r>
       <w:bookmarkEnd w:id="0"/>
     </w:p>
+    <w:p/>
     <w:p>
       <w:pPr>
         <w:pStyle w:val="Ttulo2"/>
       </w:pPr>
-      <w:bookmarkStart w:id="1" w:name="_Toc219891020"/>
-      <w:r>
-        <w:t>Guardar indicador</w:t>
+      <w:bookmarkStart w:id="1" w:name="_Toc219898139"/>
+      <w:r>
+        <w:t>Listar indicadores</w:t>
       </w:r>
       <w:bookmarkEnd w:id="1"/>
     </w:p>
     <w:p>
-      <w:r>
+      <w:pPr>
+        <w:rPr>
+          <w:rFonts w:ascii="Times New Roman" w:hAnsi="Times New Roman" w:cs="Times New Roman"/>
+          <w:sz w:val="22"/>
+          <w:szCs w:val="22"/>
+        </w:rPr>
+      </w:pPr>
+      <w:r>
+        <w:rPr>
+          <w:rFonts w:ascii="Times New Roman" w:hAnsi="Times New Roman" w:cs="Times New Roman"/>
+          <w:sz w:val="22"/>
+          <w:szCs w:val="22"/>
+        </w:rPr>
         <w:drawing>
-          <wp:inline distT="0" distB="0" distL="0" distR="0" wp14:anchorId="5E50E77B" wp14:editId="301FA381">
-            <wp:extent cx="5400040" cy="4403090"/>
+          <wp:inline distT="0" distB="0" distL="0" distR="0" wp14:anchorId="6153661B" wp14:editId="57811477">
+            <wp:extent cx="5296639" cy="2629267"/>
             <wp:effectExtent l="0" t="0" r="0" b="0"/>
-            <wp:docPr id="1" name="Imagen 1"/>
+            <wp:docPr id="7" name="Imagen 7"/>
             <wp:cNvGraphicFramePr>
               <a:graphicFrameLocks xmlns:a="http://schemas.openxmlformats.org/drawingml/2006/main" noChangeAspect="1"/>
             </wp:cNvGraphicFramePr>
@@ -810,7 +1145,7 @@
                   <pic:spPr>
                     <a:xfrm>
                       <a:off x="0" y="0"/>
-                      <a:ext cx="5400040" cy="4403090"/>
+                      <a:ext cx="5296639" cy="2629267"/>
                     </a:xfrm>
                     <a:prstGeom prst="rect">
                       <a:avLst/>
@@ -837,26 +1172,41 @@
           <w:sz w:val="22"/>
           <w:szCs w:val="22"/>
         </w:rPr>
-        <w:t xml:space="preserve">En este JS, lo que se obtiene es poder guardar los datos que se han ingresado en el formulario se guarde bien en la api. Todo se guarda gracias a que el ID, se pone automáticamente y además de eso gracias al enlace de </w:t>
-      </w:r>
-      <w:hyperlink r:id="rId7" w:history="1">
-        <w:r>
-          <w:rPr>
-            <w:rStyle w:val="Hipervnculo"/>
-            <w:rFonts w:ascii="Times New Roman" w:hAnsi="Times New Roman" w:cs="Times New Roman"/>
-            <w:sz w:val="22"/>
-            <w:szCs w:val="22"/>
-          </w:rPr>
-          <w:t>http://localhost:8081/indicadores/nuevo</w:t>
-        </w:r>
-      </w:hyperlink>
-      <w:r>
-        <w:rPr>
-          <w:rFonts w:ascii="Times New Roman" w:hAnsi="Times New Roman" w:cs="Times New Roman"/>
-          <w:sz w:val="22"/>
-          <w:szCs w:val="22"/>
-        </w:rPr>
-        <w:t>, se guarda en la base de datos de forma correcta.</w:t>
+        <w:drawing>
+          <wp:inline distT="0" distB="0" distL="0" distR="0" wp14:anchorId="4F518182" wp14:editId="70419C58">
+            <wp:extent cx="5400040" cy="4438650"/>
+            <wp:effectExtent l="0" t="0" r="0" b="0"/>
+            <wp:docPr id="8" name="Imagen 8"/>
+            <wp:cNvGraphicFramePr>
+              <a:graphicFrameLocks xmlns:a="http://schemas.openxmlformats.org/drawingml/2006/main" noChangeAspect="1"/>
+            </wp:cNvGraphicFramePr>
+            <a:graphic xmlns:a="http://schemas.openxmlformats.org/drawingml/2006/main">
+              <a:graphicData uri="http://schemas.openxmlformats.org/drawingml/2006/picture">
+                <pic:pic xmlns:pic="http://schemas.openxmlformats.org/drawingml/2006/picture">
+                  <pic:nvPicPr>
+                    <pic:cNvPr id="1" name=""/>
+                    <pic:cNvPicPr/>
+                  </pic:nvPicPr>
+                  <pic:blipFill>
+                    <a:blip r:embed="rId7"/>
+                    <a:stretch>
+                      <a:fillRect/>
+                    </a:stretch>
+                  </pic:blipFill>
+                  <pic:spPr>
+                    <a:xfrm>
+                      <a:off x="0" y="0"/>
+                      <a:ext cx="5400040" cy="4438650"/>
+                    </a:xfrm>
+                    <a:prstGeom prst="rect">
+                      <a:avLst/>
+                    </a:prstGeom>
+                  </pic:spPr>
+                </pic:pic>
+              </a:graphicData>
+            </a:graphic>
+          </wp:inline>
+        </w:drawing>
       </w:r>
     </w:p>
     <w:p>
@@ -867,23 +1217,124 @@
           <w:szCs w:val="22"/>
         </w:rPr>
       </w:pPr>
+      <w:r>
+        <w:rPr>
+          <w:rFonts w:ascii="Times New Roman" w:hAnsi="Times New Roman" w:cs="Times New Roman"/>
+          <w:sz w:val="22"/>
+          <w:szCs w:val="22"/>
+        </w:rPr>
+        <w:t>La primera función que es la de “</w:t>
+      </w:r>
+      <w:proofErr w:type="spellStart"/>
+      <w:r>
+        <w:rPr>
+          <w:rFonts w:ascii="Times New Roman" w:hAnsi="Times New Roman" w:cs="Times New Roman"/>
+          <w:sz w:val="22"/>
+          <w:szCs w:val="22"/>
+        </w:rPr>
+        <w:t>cargarIndicadores</w:t>
+      </w:r>
+      <w:proofErr w:type="spellEnd"/>
+      <w:r>
+        <w:rPr>
+          <w:rFonts w:ascii="Times New Roman" w:hAnsi="Times New Roman" w:cs="Times New Roman"/>
+          <w:sz w:val="22"/>
+          <w:szCs w:val="22"/>
+        </w:rPr>
+        <w:t>”, sirve para poder cargar los indicadores.</w:t>
+      </w:r>
+    </w:p>
+    <w:p>
+      <w:pPr>
+        <w:rPr>
+          <w:rFonts w:ascii="Times New Roman" w:hAnsi="Times New Roman" w:cs="Times New Roman"/>
+          <w:sz w:val="22"/>
+          <w:szCs w:val="22"/>
+        </w:rPr>
+      </w:pPr>
+      <w:r>
+        <w:rPr>
+          <w:rFonts w:ascii="Times New Roman" w:hAnsi="Times New Roman" w:cs="Times New Roman"/>
+          <w:sz w:val="22"/>
+          <w:szCs w:val="22"/>
+        </w:rPr>
+        <w:lastRenderedPageBreak/>
+        <w:t>La función de “</w:t>
+      </w:r>
+      <w:proofErr w:type="spellStart"/>
+      <w:r>
+        <w:rPr>
+          <w:rFonts w:ascii="Times New Roman" w:hAnsi="Times New Roman" w:cs="Times New Roman"/>
+          <w:sz w:val="22"/>
+          <w:szCs w:val="22"/>
+        </w:rPr>
+        <w:t>mostrarIndicadores</w:t>
+      </w:r>
+      <w:proofErr w:type="spellEnd"/>
+      <w:r>
+        <w:rPr>
+          <w:rFonts w:ascii="Times New Roman" w:hAnsi="Times New Roman" w:cs="Times New Roman"/>
+          <w:sz w:val="22"/>
+          <w:szCs w:val="22"/>
+        </w:rPr>
+        <w:t>”, sirve para poder ver todos los indicadores en la tabla. Ya que en la función hay un bucle “</w:t>
+      </w:r>
+      <w:proofErr w:type="spellStart"/>
+      <w:r>
+        <w:rPr>
+          <w:rFonts w:ascii="Times New Roman" w:hAnsi="Times New Roman" w:cs="Times New Roman"/>
+          <w:sz w:val="22"/>
+          <w:szCs w:val="22"/>
+        </w:rPr>
+        <w:t>forEach</w:t>
+      </w:r>
+      <w:proofErr w:type="spellEnd"/>
+      <w:r>
+        <w:rPr>
+          <w:rFonts w:ascii="Times New Roman" w:hAnsi="Times New Roman" w:cs="Times New Roman"/>
+          <w:sz w:val="22"/>
+          <w:szCs w:val="22"/>
+        </w:rPr>
+        <w:t>”, que recorre todos los datos de la api para poder imprimirlos en la tabla. Además de eso, en cada fila al principio hay un botón para poder ver el informe de cada indicador. Y luego al final de cada fila hay 2 botones, para poder modificar el indicador o eliminarlo</w:t>
+      </w:r>
+    </w:p>
+    <w:p>
+      <w:pPr>
+        <w:rPr>
+          <w:rFonts w:ascii="Times New Roman" w:hAnsi="Times New Roman" w:cs="Times New Roman"/>
+          <w:sz w:val="22"/>
+          <w:szCs w:val="22"/>
+        </w:rPr>
+      </w:pPr>
+      <w:r>
+        <w:rPr>
+          <w:rFonts w:ascii="Times New Roman" w:hAnsi="Times New Roman" w:cs="Times New Roman"/>
+          <w:sz w:val="22"/>
+          <w:szCs w:val="22"/>
+        </w:rPr>
+        <w:t xml:space="preserve"> </w:t>
+      </w:r>
     </w:p>
     <w:p>
       <w:pPr>
         <w:pStyle w:val="Ttulo2"/>
       </w:pPr>
-      <w:r>
-        <w:lastRenderedPageBreak/>
-        <w:t>Actualizar indicador</w:t>
-      </w:r>
-    </w:p>
-    <w:p>
-      <w:r>
+      <w:bookmarkStart w:id="2" w:name="_Toc219898140"/>
+      <w:r>
+        <w:t>Guardar indicador</w:t>
+      </w:r>
+      <w:bookmarkEnd w:id="2"/>
+    </w:p>
+    <w:p>
+      <w:r>
+        <w:rPr>
+          <w:noProof/>
+        </w:rPr>
         <w:drawing>
-          <wp:inline distT="0" distB="0" distL="0" distR="0" wp14:anchorId="4EEBEFBD" wp14:editId="6C82CFD8">
-            <wp:extent cx="5400040" cy="3091815"/>
+          <wp:inline distT="0" distB="0" distL="0" distR="0" wp14:anchorId="5E50E77B" wp14:editId="301FA381">
+            <wp:extent cx="5400040" cy="4403090"/>
             <wp:effectExtent l="0" t="0" r="0" b="0"/>
-            <wp:docPr id="2" name="Imagen 2"/>
+            <wp:docPr id="1" name="Imagen 1"/>
             <wp:cNvGraphicFramePr>
               <a:graphicFrameLocks xmlns:a="http://schemas.openxmlformats.org/drawingml/2006/main" noChangeAspect="1"/>
             </wp:cNvGraphicFramePr>
@@ -903,6 +1354,188 @@
                   <pic:spPr>
                     <a:xfrm>
                       <a:off x="0" y="0"/>
+                      <a:ext cx="5400040" cy="4403090"/>
+                    </a:xfrm>
+                    <a:prstGeom prst="rect">
+                      <a:avLst/>
+                    </a:prstGeom>
+                  </pic:spPr>
+                </pic:pic>
+              </a:graphicData>
+            </a:graphic>
+          </wp:inline>
+        </w:drawing>
+      </w:r>
+    </w:p>
+    <w:p>
+      <w:pPr>
+        <w:rPr>
+          <w:rFonts w:ascii="Times New Roman" w:hAnsi="Times New Roman" w:cs="Times New Roman"/>
+          <w:sz w:val="22"/>
+          <w:szCs w:val="22"/>
+        </w:rPr>
+      </w:pPr>
+      <w:r>
+        <w:rPr>
+          <w:rFonts w:ascii="Times New Roman" w:hAnsi="Times New Roman" w:cs="Times New Roman"/>
+          <w:sz w:val="22"/>
+          <w:szCs w:val="22"/>
+        </w:rPr>
+        <w:t xml:space="preserve">En este JS, lo que se obtiene es poder guardar los datos que se han ingresado en el formulario se guarde bien en la api. Todo se guarda gracias a que el ID, se pone automáticamente y además de eso gracias al enlace de </w:t>
+      </w:r>
+      <w:hyperlink r:id="rId9" w:history="1">
+        <w:r>
+          <w:rPr>
+            <w:rStyle w:val="Hipervnculo"/>
+            <w:rFonts w:ascii="Times New Roman" w:hAnsi="Times New Roman" w:cs="Times New Roman"/>
+            <w:sz w:val="22"/>
+            <w:szCs w:val="22"/>
+          </w:rPr>
+          <w:t>http://localhost:8081/indicadores/nuevo</w:t>
+        </w:r>
+      </w:hyperlink>
+      <w:r>
+        <w:rPr>
+          <w:rFonts w:ascii="Times New Roman" w:hAnsi="Times New Roman" w:cs="Times New Roman"/>
+          <w:sz w:val="22"/>
+          <w:szCs w:val="22"/>
+        </w:rPr>
+        <w:t>, se guarda en la base de datos de forma correcta.</w:t>
+      </w:r>
+    </w:p>
+    <w:p>
+      <w:pPr>
+        <w:rPr>
+          <w:rFonts w:ascii="Times New Roman" w:hAnsi="Times New Roman" w:cs="Times New Roman"/>
+          <w:sz w:val="22"/>
+          <w:szCs w:val="22"/>
+        </w:rPr>
+      </w:pPr>
+    </w:p>
+    <w:p>
+      <w:pPr>
+        <w:rPr>
+          <w:rFonts w:ascii="Times New Roman" w:hAnsi="Times New Roman" w:cs="Times New Roman"/>
+          <w:sz w:val="22"/>
+          <w:szCs w:val="22"/>
+        </w:rPr>
+      </w:pPr>
+    </w:p>
+    <w:p>
+      <w:pPr>
+        <w:rPr>
+          <w:rFonts w:ascii="Times New Roman" w:hAnsi="Times New Roman" w:cs="Times New Roman"/>
+          <w:sz w:val="22"/>
+          <w:szCs w:val="22"/>
+        </w:rPr>
+      </w:pPr>
+    </w:p>
+    <w:p>
+      <w:pPr>
+        <w:rPr>
+          <w:rFonts w:ascii="Times New Roman" w:hAnsi="Times New Roman" w:cs="Times New Roman"/>
+          <w:sz w:val="22"/>
+          <w:szCs w:val="22"/>
+        </w:rPr>
+      </w:pPr>
+    </w:p>
+    <w:p>
+      <w:pPr>
+        <w:rPr>
+          <w:rFonts w:ascii="Times New Roman" w:hAnsi="Times New Roman" w:cs="Times New Roman"/>
+          <w:sz w:val="22"/>
+          <w:szCs w:val="22"/>
+        </w:rPr>
+      </w:pPr>
+    </w:p>
+    <w:p>
+      <w:pPr>
+        <w:rPr>
+          <w:rFonts w:ascii="Times New Roman" w:hAnsi="Times New Roman" w:cs="Times New Roman"/>
+          <w:sz w:val="22"/>
+          <w:szCs w:val="22"/>
+        </w:rPr>
+      </w:pPr>
+    </w:p>
+    <w:p>
+      <w:pPr>
+        <w:pStyle w:val="Ttulo2"/>
+      </w:pPr>
+      <w:bookmarkStart w:id="3" w:name="_Toc219898141"/>
+      <w:r>
+        <w:lastRenderedPageBreak/>
+        <w:t>Actualizar indicador</w:t>
+      </w:r>
+      <w:bookmarkEnd w:id="3"/>
+    </w:p>
+    <w:p>
+      <w:r>
+        <w:drawing>
+          <wp:inline distT="0" distB="0" distL="0" distR="0" wp14:anchorId="505AC197" wp14:editId="44C18D21">
+            <wp:extent cx="5296639" cy="581106"/>
+            <wp:effectExtent l="0" t="0" r="0" b="9525"/>
+            <wp:docPr id="5" name="Imagen 5"/>
+            <wp:cNvGraphicFramePr>
+              <a:graphicFrameLocks xmlns:a="http://schemas.openxmlformats.org/drawingml/2006/main" noChangeAspect="1"/>
+            </wp:cNvGraphicFramePr>
+            <a:graphic xmlns:a="http://schemas.openxmlformats.org/drawingml/2006/main">
+              <a:graphicData uri="http://schemas.openxmlformats.org/drawingml/2006/picture">
+                <pic:pic xmlns:pic="http://schemas.openxmlformats.org/drawingml/2006/picture">
+                  <pic:nvPicPr>
+                    <pic:cNvPr id="1" name=""/>
+                    <pic:cNvPicPr/>
+                  </pic:nvPicPr>
+                  <pic:blipFill>
+                    <a:blip r:embed="rId10"/>
+                    <a:stretch>
+                      <a:fillRect/>
+                    </a:stretch>
+                  </pic:blipFill>
+                  <pic:spPr>
+                    <a:xfrm>
+                      <a:off x="0" y="0"/>
+                      <a:ext cx="5296639" cy="581106"/>
+                    </a:xfrm>
+                    <a:prstGeom prst="rect">
+                      <a:avLst/>
+                    </a:prstGeom>
+                  </pic:spPr>
+                </pic:pic>
+              </a:graphicData>
+            </a:graphic>
+          </wp:inline>
+        </w:drawing>
+      </w:r>
+    </w:p>
+    <w:p>
+      <w:r>
+        <w:rPr>
+          <w:noProof/>
+        </w:rPr>
+        <w:drawing>
+          <wp:inline distT="0" distB="0" distL="0" distR="0" wp14:anchorId="4EEBEFBD" wp14:editId="6C82CFD8">
+            <wp:extent cx="5400040" cy="3091815"/>
+            <wp:effectExtent l="0" t="0" r="0" b="0"/>
+            <wp:docPr id="2" name="Imagen 2"/>
+            <wp:cNvGraphicFramePr>
+              <a:graphicFrameLocks xmlns:a="http://schemas.openxmlformats.org/drawingml/2006/main" noChangeAspect="1"/>
+            </wp:cNvGraphicFramePr>
+            <a:graphic xmlns:a="http://schemas.openxmlformats.org/drawingml/2006/main">
+              <a:graphicData uri="http://schemas.openxmlformats.org/drawingml/2006/picture">
+                <pic:pic xmlns:pic="http://schemas.openxmlformats.org/drawingml/2006/picture">
+                  <pic:nvPicPr>
+                    <pic:cNvPr id="1" name=""/>
+                    <pic:cNvPicPr/>
+                  </pic:nvPicPr>
+                  <pic:blipFill>
+                    <a:blip r:embed="rId11"/>
+                    <a:stretch>
+                      <a:fillRect/>
+                    </a:stretch>
+                  </pic:blipFill>
+                  <pic:spPr>
+                    <a:xfrm>
+                      <a:off x="0" y="0"/>
                       <a:ext cx="5400040" cy="3091815"/>
                     </a:xfrm>
                     <a:prstGeom prst="rect">
@@ -918,6 +1551,9 @@
     </w:p>
     <w:p>
       <w:r>
+        <w:rPr>
+          <w:noProof/>
+        </w:rPr>
         <w:drawing>
           <wp:inline distT="0" distB="0" distL="0" distR="0" wp14:anchorId="45AE30D1" wp14:editId="4CC51978">
             <wp:extent cx="5400040" cy="4485640"/>
@@ -934,7 +1570,7 @@
                     <pic:cNvPicPr/>
                   </pic:nvPicPr>
                   <pic:blipFill>
-                    <a:blip r:embed="rId9"/>
+                    <a:blip r:embed="rId12"/>
                     <a:stretch>
                       <a:fillRect/>
                     </a:stretch>
@@ -969,16 +1605,43 @@
           <w:sz w:val="22"/>
           <w:szCs w:val="22"/>
         </w:rPr>
-        <w:t xml:space="preserve">En este JS, lo que se hace es de poder editar un indicador. Primero la función “init”, lo que hace es pillar el id, que se ha seleccionado, en la ventana de la tabla de todos los indicadores. Si pilla </w:t>
-      </w:r>
-      <w:r>
-        <w:rPr>
-          <w:rFonts w:ascii="Times New Roman" w:hAnsi="Times New Roman" w:cs="Times New Roman"/>
-          <w:sz w:val="22"/>
-          <w:szCs w:val="22"/>
-        </w:rPr>
         <w:lastRenderedPageBreak/>
-        <w:t>el id de forma correcta se pone un mensaje para poder confirmar</w:t>
+        <w:t>La primera función esta en el archivo de listarIndicador.html, ya que es un botón que le envía al archivo de poder actualizar el indicador</w:t>
+      </w:r>
+    </w:p>
+    <w:p>
+      <w:pPr>
+        <w:rPr>
+          <w:rFonts w:ascii="Times New Roman" w:hAnsi="Times New Roman" w:cs="Times New Roman"/>
+          <w:sz w:val="22"/>
+          <w:szCs w:val="22"/>
+        </w:rPr>
+      </w:pPr>
+      <w:r>
+        <w:rPr>
+          <w:rFonts w:ascii="Times New Roman" w:hAnsi="Times New Roman" w:cs="Times New Roman"/>
+          <w:sz w:val="22"/>
+          <w:szCs w:val="22"/>
+        </w:rPr>
+        <w:t>En este JS, lo que se hace es de poder editar un indicador. Primero la función “</w:t>
+      </w:r>
+      <w:proofErr w:type="spellStart"/>
+      <w:r>
+        <w:rPr>
+          <w:rFonts w:ascii="Times New Roman" w:hAnsi="Times New Roman" w:cs="Times New Roman"/>
+          <w:sz w:val="22"/>
+          <w:szCs w:val="22"/>
+        </w:rPr>
+        <w:t>init</w:t>
+      </w:r>
+      <w:proofErr w:type="spellEnd"/>
+      <w:r>
+        <w:rPr>
+          <w:rFonts w:ascii="Times New Roman" w:hAnsi="Times New Roman" w:cs="Times New Roman"/>
+          <w:sz w:val="22"/>
+          <w:szCs w:val="22"/>
+        </w:rPr>
+        <w:t>”, lo que hace es pillar el id, que se ha seleccionado, en la ventana de la tabla de todos los indicadores. Si pilla el id de forma correcta se pone un mensaje para poder confirmar</w:t>
       </w:r>
       <w:r>
         <w:rPr>
@@ -1003,8 +1666,313 @@
           <w:sz w:val="22"/>
           <w:szCs w:val="22"/>
         </w:rPr>
-        <w:t>Y luego la función de “guardarIndicador”, que es lo mismo que el js, de añadir un indicador, ya que se puede usar el mismo.</w:t>
-      </w:r>
+        <w:t>Y luego la función de “</w:t>
+      </w:r>
+      <w:proofErr w:type="spellStart"/>
+      <w:r>
+        <w:rPr>
+          <w:rFonts w:ascii="Times New Roman" w:hAnsi="Times New Roman" w:cs="Times New Roman"/>
+          <w:sz w:val="22"/>
+          <w:szCs w:val="22"/>
+        </w:rPr>
+        <w:t>guardarIndicador</w:t>
+      </w:r>
+      <w:proofErr w:type="spellEnd"/>
+      <w:r>
+        <w:rPr>
+          <w:rFonts w:ascii="Times New Roman" w:hAnsi="Times New Roman" w:cs="Times New Roman"/>
+          <w:sz w:val="22"/>
+          <w:szCs w:val="22"/>
+        </w:rPr>
+        <w:t xml:space="preserve">”, que es lo mismo que el </w:t>
+      </w:r>
+      <w:proofErr w:type="spellStart"/>
+      <w:r>
+        <w:rPr>
+          <w:rFonts w:ascii="Times New Roman" w:hAnsi="Times New Roman" w:cs="Times New Roman"/>
+          <w:sz w:val="22"/>
+          <w:szCs w:val="22"/>
+        </w:rPr>
+        <w:t>js</w:t>
+      </w:r>
+      <w:proofErr w:type="spellEnd"/>
+      <w:r>
+        <w:rPr>
+          <w:rFonts w:ascii="Times New Roman" w:hAnsi="Times New Roman" w:cs="Times New Roman"/>
+          <w:sz w:val="22"/>
+          <w:szCs w:val="22"/>
+        </w:rPr>
+        <w:t>, de añadir un indicador, ya que se puede usar el mismo.</w:t>
+      </w:r>
+    </w:p>
+    <w:p>
+      <w:pPr>
+        <w:rPr>
+          <w:rFonts w:ascii="Times New Roman" w:hAnsi="Times New Roman" w:cs="Times New Roman"/>
+          <w:sz w:val="22"/>
+          <w:szCs w:val="22"/>
+        </w:rPr>
+      </w:pPr>
+    </w:p>
+    <w:p>
+      <w:pPr>
+        <w:pStyle w:val="Ttulo2"/>
+      </w:pPr>
+      <w:bookmarkStart w:id="4" w:name="_Toc219898142"/>
+      <w:r>
+        <w:t>Eliminar indicador</w:t>
+      </w:r>
+      <w:bookmarkEnd w:id="4"/>
+    </w:p>
+    <w:p>
+      <w:pPr>
+        <w:rPr>
+          <w:rFonts w:ascii="Times New Roman" w:hAnsi="Times New Roman" w:cs="Times New Roman"/>
+          <w:sz w:val="22"/>
+          <w:szCs w:val="22"/>
+        </w:rPr>
+      </w:pPr>
+      <w:r>
+        <w:rPr>
+          <w:rFonts w:ascii="Times New Roman" w:hAnsi="Times New Roman" w:cs="Times New Roman"/>
+          <w:sz w:val="22"/>
+          <w:szCs w:val="22"/>
+        </w:rPr>
+        <w:drawing>
+          <wp:inline distT="0" distB="0" distL="0" distR="0" wp14:anchorId="10A72C18" wp14:editId="5D194790">
+            <wp:extent cx="5400040" cy="2899410"/>
+            <wp:effectExtent l="0" t="0" r="0" b="0"/>
+            <wp:docPr id="4" name="Imagen 4"/>
+            <wp:cNvGraphicFramePr>
+              <a:graphicFrameLocks xmlns:a="http://schemas.openxmlformats.org/drawingml/2006/main" noChangeAspect="1"/>
+            </wp:cNvGraphicFramePr>
+            <a:graphic xmlns:a="http://schemas.openxmlformats.org/drawingml/2006/main">
+              <a:graphicData uri="http://schemas.openxmlformats.org/drawingml/2006/picture">
+                <pic:pic xmlns:pic="http://schemas.openxmlformats.org/drawingml/2006/picture">
+                  <pic:nvPicPr>
+                    <pic:cNvPr id="1" name=""/>
+                    <pic:cNvPicPr/>
+                  </pic:nvPicPr>
+                  <pic:blipFill>
+                    <a:blip r:embed="rId13"/>
+                    <a:stretch>
+                      <a:fillRect/>
+                    </a:stretch>
+                  </pic:blipFill>
+                  <pic:spPr>
+                    <a:xfrm>
+                      <a:off x="0" y="0"/>
+                      <a:ext cx="5400040" cy="2899410"/>
+                    </a:xfrm>
+                    <a:prstGeom prst="rect">
+                      <a:avLst/>
+                    </a:prstGeom>
+                  </pic:spPr>
+                </pic:pic>
+              </a:graphicData>
+            </a:graphic>
+          </wp:inline>
+        </w:drawing>
+      </w:r>
+    </w:p>
+    <w:p>
+      <w:pPr>
+        <w:rPr>
+          <w:rFonts w:ascii="Times New Roman" w:hAnsi="Times New Roman" w:cs="Times New Roman"/>
+          <w:sz w:val="22"/>
+          <w:szCs w:val="22"/>
+        </w:rPr>
+      </w:pPr>
+      <w:r>
+        <w:rPr>
+          <w:rFonts w:ascii="Times New Roman" w:hAnsi="Times New Roman" w:cs="Times New Roman"/>
+          <w:sz w:val="22"/>
+          <w:szCs w:val="22"/>
+        </w:rPr>
+        <w:t xml:space="preserve">El objetivo de esta función es de eliminar el indicador que se ha seleccionado. Primero lo que se hace es en la tabla el usuario, hace clic en botón de la papelera, donde luego se mostrara en pantalla un mensaje para pedir al usuario si esta seguro de eliminar el indicador y luego lo elimina. </w:t>
+      </w:r>
+      <w:hyperlink r:id="rId14" w:history="1">
+        <w:r>
+          <w:rPr>
+            <w:rStyle w:val="Hipervnculo"/>
+            <w:rFonts w:ascii="Times New Roman" w:hAnsi="Times New Roman" w:cs="Times New Roman"/>
+            <w:sz w:val="22"/>
+            <w:szCs w:val="22"/>
+          </w:rPr>
+          <w:t>http://localhost:8081/indicadores/eliminar/${id}</w:t>
+        </w:r>
+      </w:hyperlink>
+      <w:r>
+        <w:rPr>
+          <w:rFonts w:ascii="Times New Roman" w:hAnsi="Times New Roman" w:cs="Times New Roman"/>
+          <w:sz w:val="22"/>
+          <w:szCs w:val="22"/>
+        </w:rPr>
+        <w:t xml:space="preserve"> , este enlace sirve para poder eliminar el indicador de forma correcta.</w:t>
+      </w:r>
+    </w:p>
+    <w:p>
+      <w:pPr>
+        <w:rPr>
+          <w:rFonts w:ascii="Times New Roman" w:hAnsi="Times New Roman" w:cs="Times New Roman"/>
+          <w:sz w:val="22"/>
+          <w:szCs w:val="22"/>
+        </w:rPr>
+      </w:pPr>
+    </w:p>
+    <w:p>
+      <w:pPr>
+        <w:pStyle w:val="Ttulo2"/>
+      </w:pPr>
+      <w:bookmarkStart w:id="5" w:name="_Toc219898143"/>
+      <w:r>
+        <w:lastRenderedPageBreak/>
+        <w:t>Filtro</w:t>
+      </w:r>
+      <w:bookmarkEnd w:id="5"/>
+    </w:p>
+    <w:p>
+      <w:r>
+        <w:drawing>
+          <wp:inline distT="0" distB="0" distL="0" distR="0" wp14:anchorId="5D0CDB24" wp14:editId="513FD1AA">
+            <wp:extent cx="4944165" cy="2048161"/>
+            <wp:effectExtent l="0" t="0" r="8890" b="9525"/>
+            <wp:docPr id="6" name="Imagen 6"/>
+            <wp:cNvGraphicFramePr>
+              <a:graphicFrameLocks xmlns:a="http://schemas.openxmlformats.org/drawingml/2006/main" noChangeAspect="1"/>
+            </wp:cNvGraphicFramePr>
+            <a:graphic xmlns:a="http://schemas.openxmlformats.org/drawingml/2006/main">
+              <a:graphicData uri="http://schemas.openxmlformats.org/drawingml/2006/picture">
+                <pic:pic xmlns:pic="http://schemas.openxmlformats.org/drawingml/2006/picture">
+                  <pic:nvPicPr>
+                    <pic:cNvPr id="1" name=""/>
+                    <pic:cNvPicPr/>
+                  </pic:nvPicPr>
+                  <pic:blipFill>
+                    <a:blip r:embed="rId15"/>
+                    <a:stretch>
+                      <a:fillRect/>
+                    </a:stretch>
+                  </pic:blipFill>
+                  <pic:spPr>
+                    <a:xfrm>
+                      <a:off x="0" y="0"/>
+                      <a:ext cx="4944165" cy="2048161"/>
+                    </a:xfrm>
+                    <a:prstGeom prst="rect">
+                      <a:avLst/>
+                    </a:prstGeom>
+                  </pic:spPr>
+                </pic:pic>
+              </a:graphicData>
+            </a:graphic>
+          </wp:inline>
+        </w:drawing>
+      </w:r>
+    </w:p>
+    <w:p>
+      <w:pPr>
+        <w:rPr>
+          <w:rFonts w:ascii="Times New Roman" w:hAnsi="Times New Roman" w:cs="Times New Roman"/>
+          <w:sz w:val="22"/>
+          <w:szCs w:val="22"/>
+        </w:rPr>
+      </w:pPr>
+      <w:r>
+        <w:rPr>
+          <w:rFonts w:ascii="Times New Roman" w:hAnsi="Times New Roman" w:cs="Times New Roman"/>
+          <w:sz w:val="22"/>
+          <w:szCs w:val="22"/>
+        </w:rPr>
+        <w:t xml:space="preserve">El objetivo de esta función, es de poder filtrar los tipos de indicador entre “Digitalización” y “Sostenibilidad”. Y el otro filtro selecciona solo los ámbitos de los indicadores. </w:t>
+      </w:r>
+    </w:p>
+    <w:p>
+      <w:pPr>
+        <w:rPr>
+          <w:rFonts w:ascii="Times New Roman" w:hAnsi="Times New Roman" w:cs="Times New Roman"/>
+          <w:sz w:val="22"/>
+          <w:szCs w:val="22"/>
+        </w:rPr>
+      </w:pPr>
+      <w:r>
+        <w:rPr>
+          <w:rFonts w:ascii="Times New Roman" w:hAnsi="Times New Roman" w:cs="Times New Roman"/>
+          <w:sz w:val="22"/>
+          <w:szCs w:val="22"/>
+        </w:rPr>
+        <w:t>Si el usuario selecciona el tipo de indicador, solo se vera en la tabla los indicadores del tipo que el usuario haya seleccionado</w:t>
+      </w:r>
+    </w:p>
+    <w:p>
+      <w:pPr>
+        <w:rPr>
+          <w:rFonts w:ascii="Times New Roman" w:hAnsi="Times New Roman" w:cs="Times New Roman"/>
+          <w:sz w:val="22"/>
+          <w:szCs w:val="22"/>
+        </w:rPr>
+      </w:pPr>
+      <w:r>
+        <w:rPr>
+          <w:rFonts w:ascii="Times New Roman" w:hAnsi="Times New Roman" w:cs="Times New Roman"/>
+          <w:sz w:val="22"/>
+          <w:szCs w:val="22"/>
+        </w:rPr>
+        <w:t>Si el usuario selecciona el ámbito, solo se mostrar en la tabla el ámbito seleccionado.</w:t>
+      </w:r>
+    </w:p>
+    <w:p>
+      <w:pPr>
+        <w:rPr>
+          <w:rFonts w:ascii="Times New Roman" w:hAnsi="Times New Roman" w:cs="Times New Roman"/>
+          <w:sz w:val="22"/>
+          <w:szCs w:val="22"/>
+        </w:rPr>
+      </w:pPr>
+      <w:r>
+        <w:rPr>
+          <w:rFonts w:ascii="Times New Roman" w:hAnsi="Times New Roman" w:cs="Times New Roman"/>
+          <w:sz w:val="22"/>
+          <w:szCs w:val="22"/>
+        </w:rPr>
+        <w:t xml:space="preserve">Pero si el usuario selecciona un tipo y ámbito, se va a mostrar en la tabla el tipo con su ámbito, que el usuario haya </w:t>
+      </w:r>
+      <w:proofErr w:type="spellStart"/>
+      <w:r>
+        <w:rPr>
+          <w:rFonts w:ascii="Times New Roman" w:hAnsi="Times New Roman" w:cs="Times New Roman"/>
+          <w:sz w:val="22"/>
+          <w:szCs w:val="22"/>
+        </w:rPr>
+        <w:t>selecionado</w:t>
+      </w:r>
+      <w:proofErr w:type="spellEnd"/>
+      <w:r>
+        <w:rPr>
+          <w:rFonts w:ascii="Times New Roman" w:hAnsi="Times New Roman" w:cs="Times New Roman"/>
+          <w:sz w:val="22"/>
+          <w:szCs w:val="22"/>
+        </w:rPr>
+        <w:t xml:space="preserve"> </w:t>
+      </w:r>
+    </w:p>
+    <w:p>
+      <w:pPr>
+        <w:rPr>
+          <w:rFonts w:ascii="Times New Roman" w:hAnsi="Times New Roman" w:cs="Times New Roman"/>
+          <w:sz w:val="22"/>
+          <w:szCs w:val="22"/>
+        </w:rPr>
+      </w:pPr>
+    </w:p>
+    <w:p>
+      <w:pPr>
+        <w:rPr>
+          <w:rFonts w:ascii="Times New Roman" w:hAnsi="Times New Roman" w:cs="Times New Roman"/>
+          <w:sz w:val="22"/>
+          <w:szCs w:val="22"/>
+        </w:rPr>
+      </w:pPr>
     </w:p>
     <w:sectPr>
       <w:pgSz w:w="11906" w:h="16838"/>

--- a/digSos/ÍNDEX.docx
+++ b/digSos/ÍNDEX.docx
@@ -114,27 +114,7 @@
                                           <w:sz w:val="84"/>
                                           <w:szCs w:val="84"/>
                                         </w:rPr>
-                                        <w:t xml:space="preserve">ACTIVIDAD EVALUABLE DI 2T– Diseño de interfaz web para el </w:t>
-                                      </w:r>
-                                      <w:proofErr w:type="spellStart"/>
-                                      <w:r>
-                                        <w:rPr>
-                                          <w:rFonts w:asciiTheme="majorHAnsi" w:eastAsiaTheme="majorEastAsia" w:hAnsiTheme="majorHAnsi" w:cstheme="majorBidi"/>
-                                          <w:color w:val="FFFFFF" w:themeColor="background1"/>
-                                          <w:sz w:val="84"/>
-                                          <w:szCs w:val="84"/>
-                                        </w:rPr>
-                                        <w:t>proyecto“PSP</w:t>
-                                      </w:r>
-                                      <w:proofErr w:type="spellEnd"/>
-                                      <w:r>
-                                        <w:rPr>
-                                          <w:rFonts w:asciiTheme="majorHAnsi" w:eastAsiaTheme="majorEastAsia" w:hAnsiTheme="majorHAnsi" w:cstheme="majorBidi"/>
-                                          <w:color w:val="FFFFFF" w:themeColor="background1"/>
-                                          <w:sz w:val="84"/>
-                                          <w:szCs w:val="84"/>
-                                        </w:rPr>
-                                        <w:t xml:space="preserve"> + Digitalización + Sostenibilidad”</w:t>
+                                        <w:t>ACTIVIDAD EVALUABLE DI 2T– Diseño de interfaz web para el proyecto“PSP + Digitalización + Sostenibilidad”</w:t>
                                       </w:r>
                                     </w:p>
                                   </w:sdtContent>
@@ -421,27 +401,7 @@
                                     <w:sz w:val="84"/>
                                     <w:szCs w:val="84"/>
                                   </w:rPr>
-                                  <w:t xml:space="preserve">ACTIVIDAD EVALUABLE DI 2T– Diseño de interfaz web para el </w:t>
-                                </w:r>
-                                <w:proofErr w:type="spellStart"/>
-                                <w:r>
-                                  <w:rPr>
-                                    <w:rFonts w:asciiTheme="majorHAnsi" w:eastAsiaTheme="majorEastAsia" w:hAnsiTheme="majorHAnsi" w:cstheme="majorBidi"/>
-                                    <w:color w:val="FFFFFF" w:themeColor="background1"/>
-                                    <w:sz w:val="84"/>
-                                    <w:szCs w:val="84"/>
-                                  </w:rPr>
-                                  <w:t>proyecto“PSP</w:t>
-                                </w:r>
-                                <w:proofErr w:type="spellEnd"/>
-                                <w:r>
-                                  <w:rPr>
-                                    <w:rFonts w:asciiTheme="majorHAnsi" w:eastAsiaTheme="majorEastAsia" w:hAnsiTheme="majorHAnsi" w:cstheme="majorBidi"/>
-                                    <w:color w:val="FFFFFF" w:themeColor="background1"/>
-                                    <w:sz w:val="84"/>
-                                    <w:szCs w:val="84"/>
-                                  </w:rPr>
-                                  <w:t xml:space="preserve"> + Digitalización + Sostenibilidad”</w:t>
+                                  <w:t>ACTIVIDAD EVALUABLE DI 2T– Diseño de interfaz web para el proyecto“PSP + Digitalización + Sostenibilidad”</w:t>
                                 </w:r>
                               </w:p>
                             </w:sdtContent>
@@ -661,13 +621,13 @@
           <w:r>
             <w:fldChar w:fldCharType="separate"/>
           </w:r>
-          <w:hyperlink w:anchor="_Toc219898138" w:history="1">
+          <w:hyperlink w:anchor="_Toc219980866" w:history="1">
             <w:r>
               <w:rPr>
                 <w:rStyle w:val="Hipervnculo"/>
                 <w:noProof/>
               </w:rPr>
-              <w:t>JavaScript</w:t>
+              <w:t>JavaScript de listarIndicador</w:t>
             </w:r>
             <w:r>
               <w:rPr>
@@ -688,7 +648,7 @@
                 <w:noProof/>
                 <w:webHidden/>
               </w:rPr>
-              <w:instrText xml:space="preserve"> PAGEREF _Toc219898138 \h </w:instrText>
+              <w:instrText xml:space="preserve"> PAGEREF _Toc219980866 \h </w:instrText>
             </w:r>
             <w:r>
               <w:rPr>
@@ -709,6 +669,286 @@
                 <w:webHidden/>
               </w:rPr>
               <w:t>2</w:t>
+            </w:r>
+            <w:r>
+              <w:rPr>
+                <w:noProof/>
+                <w:webHidden/>
+              </w:rPr>
+              <w:fldChar w:fldCharType="end"/>
+            </w:r>
+          </w:hyperlink>
+        </w:p>
+        <w:p>
+          <w:pPr>
+            <w:pStyle w:val="TDC1"/>
+            <w:tabs>
+              <w:tab w:val="right" w:leader="dot" w:pos="8494"/>
+            </w:tabs>
+            <w:rPr>
+              <w:rFonts w:eastAsiaTheme="minorEastAsia"/>
+              <w:noProof/>
+              <w:lang w:eastAsia="es-ES"/>
+            </w:rPr>
+          </w:pPr>
+          <w:hyperlink w:anchor="_Toc219980867" w:history="1">
+            <w:r>
+              <w:rPr>
+                <w:rStyle w:val="Hipervnculo"/>
+                <w:noProof/>
+              </w:rPr>
+              <w:t>JavaScript de agregarIndicador</w:t>
+            </w:r>
+            <w:r>
+              <w:rPr>
+                <w:noProof/>
+                <w:webHidden/>
+              </w:rPr>
+              <w:tab/>
+            </w:r>
+            <w:r>
+              <w:rPr>
+                <w:noProof/>
+                <w:webHidden/>
+              </w:rPr>
+              <w:fldChar w:fldCharType="begin"/>
+            </w:r>
+            <w:r>
+              <w:rPr>
+                <w:noProof/>
+                <w:webHidden/>
+              </w:rPr>
+              <w:instrText xml:space="preserve"> PAGEREF _Toc219980867 \h </w:instrText>
+            </w:r>
+            <w:r>
+              <w:rPr>
+                <w:noProof/>
+                <w:webHidden/>
+              </w:rPr>
+            </w:r>
+            <w:r>
+              <w:rPr>
+                <w:noProof/>
+                <w:webHidden/>
+              </w:rPr>
+              <w:fldChar w:fldCharType="separate"/>
+            </w:r>
+            <w:r>
+              <w:rPr>
+                <w:noProof/>
+                <w:webHidden/>
+              </w:rPr>
+              <w:t>6</w:t>
+            </w:r>
+            <w:r>
+              <w:rPr>
+                <w:noProof/>
+                <w:webHidden/>
+              </w:rPr>
+              <w:fldChar w:fldCharType="end"/>
+            </w:r>
+          </w:hyperlink>
+        </w:p>
+        <w:p>
+          <w:pPr>
+            <w:pStyle w:val="TDC1"/>
+            <w:tabs>
+              <w:tab w:val="right" w:leader="dot" w:pos="8494"/>
+            </w:tabs>
+            <w:rPr>
+              <w:rFonts w:eastAsiaTheme="minorEastAsia"/>
+              <w:noProof/>
+              <w:lang w:eastAsia="es-ES"/>
+            </w:rPr>
+          </w:pPr>
+          <w:hyperlink w:anchor="_Toc219980868" w:history="1">
+            <w:r>
+              <w:rPr>
+                <w:rStyle w:val="Hipervnculo"/>
+                <w:noProof/>
+              </w:rPr>
+              <w:t>JavaScript de actualizarIndicador</w:t>
+            </w:r>
+            <w:r>
+              <w:rPr>
+                <w:noProof/>
+                <w:webHidden/>
+              </w:rPr>
+              <w:tab/>
+            </w:r>
+            <w:r>
+              <w:rPr>
+                <w:noProof/>
+                <w:webHidden/>
+              </w:rPr>
+              <w:fldChar w:fldCharType="begin"/>
+            </w:r>
+            <w:r>
+              <w:rPr>
+                <w:noProof/>
+                <w:webHidden/>
+              </w:rPr>
+              <w:instrText xml:space="preserve"> PAGEREF _Toc219980868 \h </w:instrText>
+            </w:r>
+            <w:r>
+              <w:rPr>
+                <w:noProof/>
+                <w:webHidden/>
+              </w:rPr>
+            </w:r>
+            <w:r>
+              <w:rPr>
+                <w:noProof/>
+                <w:webHidden/>
+              </w:rPr>
+              <w:fldChar w:fldCharType="separate"/>
+            </w:r>
+            <w:r>
+              <w:rPr>
+                <w:noProof/>
+                <w:webHidden/>
+              </w:rPr>
+              <w:t>7</w:t>
+            </w:r>
+            <w:r>
+              <w:rPr>
+                <w:noProof/>
+                <w:webHidden/>
+              </w:rPr>
+              <w:fldChar w:fldCharType="end"/>
+            </w:r>
+          </w:hyperlink>
+        </w:p>
+        <w:p>
+          <w:pPr>
+            <w:pStyle w:val="TDC1"/>
+            <w:tabs>
+              <w:tab w:val="right" w:leader="dot" w:pos="8494"/>
+            </w:tabs>
+            <w:rPr>
+              <w:rFonts w:eastAsiaTheme="minorEastAsia"/>
+              <w:noProof/>
+              <w:lang w:eastAsia="es-ES"/>
+            </w:rPr>
+          </w:pPr>
+          <w:hyperlink w:anchor="_Toc219980869" w:history="1">
+            <w:r>
+              <w:rPr>
+                <w:rStyle w:val="Hipervnculo"/>
+                <w:noProof/>
+              </w:rPr>
+              <w:t>JavaScript de informeIndicador</w:t>
+            </w:r>
+            <w:r>
+              <w:rPr>
+                <w:noProof/>
+                <w:webHidden/>
+              </w:rPr>
+              <w:tab/>
+            </w:r>
+            <w:r>
+              <w:rPr>
+                <w:noProof/>
+                <w:webHidden/>
+              </w:rPr>
+              <w:fldChar w:fldCharType="begin"/>
+            </w:r>
+            <w:r>
+              <w:rPr>
+                <w:noProof/>
+                <w:webHidden/>
+              </w:rPr>
+              <w:instrText xml:space="preserve"> PAGEREF _Toc219980869 \h </w:instrText>
+            </w:r>
+            <w:r>
+              <w:rPr>
+                <w:noProof/>
+                <w:webHidden/>
+              </w:rPr>
+            </w:r>
+            <w:r>
+              <w:rPr>
+                <w:noProof/>
+                <w:webHidden/>
+              </w:rPr>
+              <w:fldChar w:fldCharType="separate"/>
+            </w:r>
+            <w:r>
+              <w:rPr>
+                <w:noProof/>
+                <w:webHidden/>
+              </w:rPr>
+              <w:t>9</w:t>
+            </w:r>
+            <w:r>
+              <w:rPr>
+                <w:noProof/>
+                <w:webHidden/>
+              </w:rPr>
+              <w:fldChar w:fldCharType="end"/>
+            </w:r>
+          </w:hyperlink>
+        </w:p>
+        <w:p>
+          <w:pPr>
+            <w:pStyle w:val="TDC1"/>
+            <w:tabs>
+              <w:tab w:val="right" w:leader="dot" w:pos="8494"/>
+            </w:tabs>
+            <w:rPr>
+              <w:rFonts w:eastAsiaTheme="minorEastAsia"/>
+              <w:noProof/>
+              <w:lang w:eastAsia="es-ES"/>
+            </w:rPr>
+          </w:pPr>
+          <w:hyperlink w:anchor="_Toc219980870" w:history="1">
+            <w:r>
+              <w:rPr>
+                <w:rStyle w:val="Hipervnculo"/>
+                <w:noProof/>
+              </w:rPr>
+              <w:t>Capturas</w:t>
+            </w:r>
+            <w:r>
+              <w:rPr>
+                <w:noProof/>
+                <w:webHidden/>
+              </w:rPr>
+              <w:tab/>
+            </w:r>
+            <w:r>
+              <w:rPr>
+                <w:noProof/>
+                <w:webHidden/>
+              </w:rPr>
+              <w:fldChar w:fldCharType="begin"/>
+            </w:r>
+            <w:r>
+              <w:rPr>
+                <w:noProof/>
+                <w:webHidden/>
+              </w:rPr>
+              <w:instrText xml:space="preserve"> PAGEREF _Toc219980870 \h </w:instrText>
+            </w:r>
+            <w:r>
+              <w:rPr>
+                <w:noProof/>
+                <w:webHidden/>
+              </w:rPr>
+            </w:r>
+            <w:r>
+              <w:rPr>
+                <w:noProof/>
+                <w:webHidden/>
+              </w:rPr>
+              <w:fldChar w:fldCharType="separate"/>
+            </w:r>
+            <w:r>
+              <w:rPr>
+                <w:noProof/>
+                <w:webHidden/>
+              </w:rPr>
+              <w:t>10</w:t>
             </w:r>
             <w:r>
               <w:rPr>
@@ -731,13 +971,13 @@
               <w:lang w:eastAsia="es-ES"/>
             </w:rPr>
           </w:pPr>
-          <w:hyperlink w:anchor="_Toc219898139" w:history="1">
+          <w:hyperlink w:anchor="_Toc219980871" w:history="1">
             <w:r>
               <w:rPr>
                 <w:rStyle w:val="Hipervnculo"/>
                 <w:noProof/>
               </w:rPr>
-              <w:t>Listar indicadores</w:t>
+              <w:t>Inicio</w:t>
             </w:r>
             <w:r>
               <w:rPr>
@@ -758,7 +998,7 @@
                 <w:noProof/>
                 <w:webHidden/>
               </w:rPr>
-              <w:instrText xml:space="preserve"> PAGEREF _Toc219898139 \h </w:instrText>
+              <w:instrText xml:space="preserve"> PAGEREF _Toc219980871 \h </w:instrText>
             </w:r>
             <w:r>
               <w:rPr>
@@ -778,7 +1018,7 @@
                 <w:noProof/>
                 <w:webHidden/>
               </w:rPr>
-              <w:t>2</w:t>
+              <w:t>10</w:t>
             </w:r>
             <w:r>
               <w:rPr>
@@ -801,13 +1041,13 @@
               <w:lang w:eastAsia="es-ES"/>
             </w:rPr>
           </w:pPr>
-          <w:hyperlink w:anchor="_Toc219898140" w:history="1">
+          <w:hyperlink w:anchor="_Toc219980872" w:history="1">
             <w:r>
               <w:rPr>
                 <w:rStyle w:val="Hipervnculo"/>
                 <w:noProof/>
               </w:rPr>
-              <w:t>Guardar indicador</w:t>
+              <w:t>Listado de los indicadores</w:t>
             </w:r>
             <w:r>
               <w:rPr>
@@ -828,7 +1068,7 @@
                 <w:noProof/>
                 <w:webHidden/>
               </w:rPr>
-              <w:instrText xml:space="preserve"> PAGEREF _Toc219898140 \h </w:instrText>
+              <w:instrText xml:space="preserve"> PAGEREF _Toc219980872 \h </w:instrText>
             </w:r>
             <w:r>
               <w:rPr>
@@ -848,7 +1088,7 @@
                 <w:noProof/>
                 <w:webHidden/>
               </w:rPr>
-              <w:t>2</w:t>
+              <w:t>10</w:t>
             </w:r>
             <w:r>
               <w:rPr>
@@ -871,13 +1111,13 @@
               <w:lang w:eastAsia="es-ES"/>
             </w:rPr>
           </w:pPr>
-          <w:hyperlink w:anchor="_Toc219898141" w:history="1">
+          <w:hyperlink w:anchor="_Toc219980873" w:history="1">
             <w:r>
               <w:rPr>
                 <w:rStyle w:val="Hipervnculo"/>
                 <w:noProof/>
               </w:rPr>
-              <w:t>Actualizar indicador</w:t>
+              <w:t>Filtro de los indicadores</w:t>
             </w:r>
             <w:r>
               <w:rPr>
@@ -898,7 +1138,7 @@
                 <w:noProof/>
                 <w:webHidden/>
               </w:rPr>
-              <w:instrText xml:space="preserve"> PAGEREF _Toc219898141 \h </w:instrText>
+              <w:instrText xml:space="preserve"> PAGEREF _Toc219980873 \h </w:instrText>
             </w:r>
             <w:r>
               <w:rPr>
@@ -918,7 +1158,211 @@
                 <w:noProof/>
                 <w:webHidden/>
               </w:rPr>
-              <w:t>3</w:t>
+              <w:t>11</w:t>
+            </w:r>
+            <w:r>
+              <w:rPr>
+                <w:noProof/>
+                <w:webHidden/>
+              </w:rPr>
+              <w:fldChar w:fldCharType="end"/>
+            </w:r>
+          </w:hyperlink>
+        </w:p>
+        <w:p>
+          <w:pPr>
+            <w:pStyle w:val="TDC3"/>
+            <w:tabs>
+              <w:tab w:val="right" w:leader="dot" w:pos="8494"/>
+            </w:tabs>
+            <w:rPr>
+              <w:noProof/>
+            </w:rPr>
+          </w:pPr>
+          <w:hyperlink w:anchor="_Toc219980874" w:history="1">
+            <w:r>
+              <w:rPr>
+                <w:rStyle w:val="Hipervnculo"/>
+                <w:noProof/>
+              </w:rPr>
+              <w:t>Filtrar por tipo</w:t>
+            </w:r>
+            <w:r>
+              <w:rPr>
+                <w:noProof/>
+                <w:webHidden/>
+              </w:rPr>
+              <w:tab/>
+            </w:r>
+            <w:r>
+              <w:rPr>
+                <w:noProof/>
+                <w:webHidden/>
+              </w:rPr>
+              <w:fldChar w:fldCharType="begin"/>
+            </w:r>
+            <w:r>
+              <w:rPr>
+                <w:noProof/>
+                <w:webHidden/>
+              </w:rPr>
+              <w:instrText xml:space="preserve"> PAGEREF _Toc219980874 \h </w:instrText>
+            </w:r>
+            <w:r>
+              <w:rPr>
+                <w:noProof/>
+                <w:webHidden/>
+              </w:rPr>
+            </w:r>
+            <w:r>
+              <w:rPr>
+                <w:noProof/>
+                <w:webHidden/>
+              </w:rPr>
+              <w:fldChar w:fldCharType="separate"/>
+            </w:r>
+            <w:r>
+              <w:rPr>
+                <w:noProof/>
+                <w:webHidden/>
+              </w:rPr>
+              <w:t>11</w:t>
+            </w:r>
+            <w:r>
+              <w:rPr>
+                <w:noProof/>
+                <w:webHidden/>
+              </w:rPr>
+              <w:fldChar w:fldCharType="end"/>
+            </w:r>
+          </w:hyperlink>
+        </w:p>
+        <w:p>
+          <w:pPr>
+            <w:pStyle w:val="TDC3"/>
+            <w:tabs>
+              <w:tab w:val="right" w:leader="dot" w:pos="8494"/>
+            </w:tabs>
+            <w:rPr>
+              <w:noProof/>
+            </w:rPr>
+          </w:pPr>
+          <w:hyperlink w:anchor="_Toc219980875" w:history="1">
+            <w:r>
+              <w:rPr>
+                <w:rStyle w:val="Hipervnculo"/>
+                <w:noProof/>
+              </w:rPr>
+              <w:t>Filtrar por ámbito</w:t>
+            </w:r>
+            <w:r>
+              <w:rPr>
+                <w:noProof/>
+                <w:webHidden/>
+              </w:rPr>
+              <w:tab/>
+            </w:r>
+            <w:r>
+              <w:rPr>
+                <w:noProof/>
+                <w:webHidden/>
+              </w:rPr>
+              <w:fldChar w:fldCharType="begin"/>
+            </w:r>
+            <w:r>
+              <w:rPr>
+                <w:noProof/>
+                <w:webHidden/>
+              </w:rPr>
+              <w:instrText xml:space="preserve"> PAGEREF _Toc219980875 \h </w:instrText>
+            </w:r>
+            <w:r>
+              <w:rPr>
+                <w:noProof/>
+                <w:webHidden/>
+              </w:rPr>
+            </w:r>
+            <w:r>
+              <w:rPr>
+                <w:noProof/>
+                <w:webHidden/>
+              </w:rPr>
+              <w:fldChar w:fldCharType="separate"/>
+            </w:r>
+            <w:r>
+              <w:rPr>
+                <w:noProof/>
+                <w:webHidden/>
+              </w:rPr>
+              <w:t>11</w:t>
+            </w:r>
+            <w:r>
+              <w:rPr>
+                <w:noProof/>
+                <w:webHidden/>
+              </w:rPr>
+              <w:fldChar w:fldCharType="end"/>
+            </w:r>
+          </w:hyperlink>
+        </w:p>
+        <w:p>
+          <w:pPr>
+            <w:pStyle w:val="TDC3"/>
+            <w:tabs>
+              <w:tab w:val="right" w:leader="dot" w:pos="8494"/>
+            </w:tabs>
+            <w:rPr>
+              <w:noProof/>
+            </w:rPr>
+          </w:pPr>
+          <w:hyperlink w:anchor="_Toc219980876" w:history="1">
+            <w:r>
+              <w:rPr>
+                <w:rStyle w:val="Hipervnculo"/>
+                <w:noProof/>
+              </w:rPr>
+              <w:t>Los 2 filtros a la vez</w:t>
+            </w:r>
+            <w:r>
+              <w:rPr>
+                <w:noProof/>
+                <w:webHidden/>
+              </w:rPr>
+              <w:tab/>
+            </w:r>
+            <w:r>
+              <w:rPr>
+                <w:noProof/>
+                <w:webHidden/>
+              </w:rPr>
+              <w:fldChar w:fldCharType="begin"/>
+            </w:r>
+            <w:r>
+              <w:rPr>
+                <w:noProof/>
+                <w:webHidden/>
+              </w:rPr>
+              <w:instrText xml:space="preserve"> PAGEREF _Toc219980876 \h </w:instrText>
+            </w:r>
+            <w:r>
+              <w:rPr>
+                <w:noProof/>
+                <w:webHidden/>
+              </w:rPr>
+            </w:r>
+            <w:r>
+              <w:rPr>
+                <w:noProof/>
+                <w:webHidden/>
+              </w:rPr>
+              <w:fldChar w:fldCharType="separate"/>
+            </w:r>
+            <w:r>
+              <w:rPr>
+                <w:noProof/>
+                <w:webHidden/>
+              </w:rPr>
+              <w:t>11</w:t>
             </w:r>
             <w:r>
               <w:rPr>
@@ -941,13 +1385,13 @@
               <w:lang w:eastAsia="es-ES"/>
             </w:rPr>
           </w:pPr>
-          <w:hyperlink w:anchor="_Toc219898142" w:history="1">
+          <w:hyperlink w:anchor="_Toc219980877" w:history="1">
             <w:r>
               <w:rPr>
                 <w:rStyle w:val="Hipervnculo"/>
                 <w:noProof/>
               </w:rPr>
-              <w:t>Eliminar indicador</w:t>
+              <w:t>Agregar indicador</w:t>
             </w:r>
             <w:r>
               <w:rPr>
@@ -968,7 +1412,7 @@
                 <w:noProof/>
                 <w:webHidden/>
               </w:rPr>
-              <w:instrText xml:space="preserve"> PAGEREF _Toc219898142 \h </w:instrText>
+              <w:instrText xml:space="preserve"> PAGEREF _Toc219980877 \h </w:instrText>
             </w:r>
             <w:r>
               <w:rPr>
@@ -988,7 +1432,7 @@
                 <w:noProof/>
                 <w:webHidden/>
               </w:rPr>
-              <w:t>4</w:t>
+              <w:t>12</w:t>
             </w:r>
             <w:r>
               <w:rPr>
@@ -1011,13 +1455,13 @@
               <w:lang w:eastAsia="es-ES"/>
             </w:rPr>
           </w:pPr>
-          <w:hyperlink w:anchor="_Toc219898143" w:history="1">
+          <w:hyperlink w:anchor="_Toc219980878" w:history="1">
             <w:r>
               <w:rPr>
                 <w:rStyle w:val="Hipervnculo"/>
                 <w:noProof/>
               </w:rPr>
-              <w:t>Filtro</w:t>
+              <w:t>Modificar indicador</w:t>
             </w:r>
             <w:r>
               <w:rPr>
@@ -1038,7 +1482,7 @@
                 <w:noProof/>
                 <w:webHidden/>
               </w:rPr>
-              <w:instrText xml:space="preserve"> PAGEREF _Toc219898143 \h </w:instrText>
+              <w:instrText xml:space="preserve"> PAGEREF _Toc219980878 \h </w:instrText>
             </w:r>
             <w:r>
               <w:rPr>
@@ -1058,7 +1502,147 @@
                 <w:noProof/>
                 <w:webHidden/>
               </w:rPr>
-              <w:t>5</w:t>
+              <w:t>13</w:t>
+            </w:r>
+            <w:r>
+              <w:rPr>
+                <w:noProof/>
+                <w:webHidden/>
+              </w:rPr>
+              <w:fldChar w:fldCharType="end"/>
+            </w:r>
+          </w:hyperlink>
+        </w:p>
+        <w:p>
+          <w:pPr>
+            <w:pStyle w:val="TDC2"/>
+            <w:tabs>
+              <w:tab w:val="right" w:leader="dot" w:pos="8494"/>
+            </w:tabs>
+            <w:rPr>
+              <w:rFonts w:eastAsiaTheme="minorEastAsia"/>
+              <w:noProof/>
+              <w:lang w:eastAsia="es-ES"/>
+            </w:rPr>
+          </w:pPr>
+          <w:hyperlink w:anchor="_Toc219980879" w:history="1">
+            <w:r>
+              <w:rPr>
+                <w:rStyle w:val="Hipervnculo"/>
+                <w:noProof/>
+              </w:rPr>
+              <w:t>Eliminar indicador</w:t>
+            </w:r>
+            <w:r>
+              <w:rPr>
+                <w:noProof/>
+                <w:webHidden/>
+              </w:rPr>
+              <w:tab/>
+            </w:r>
+            <w:r>
+              <w:rPr>
+                <w:noProof/>
+                <w:webHidden/>
+              </w:rPr>
+              <w:fldChar w:fldCharType="begin"/>
+            </w:r>
+            <w:r>
+              <w:rPr>
+                <w:noProof/>
+                <w:webHidden/>
+              </w:rPr>
+              <w:instrText xml:space="preserve"> PAGEREF _Toc219980879 \h </w:instrText>
+            </w:r>
+            <w:r>
+              <w:rPr>
+                <w:noProof/>
+                <w:webHidden/>
+              </w:rPr>
+            </w:r>
+            <w:r>
+              <w:rPr>
+                <w:noProof/>
+                <w:webHidden/>
+              </w:rPr>
+              <w:fldChar w:fldCharType="separate"/>
+            </w:r>
+            <w:r>
+              <w:rPr>
+                <w:noProof/>
+                <w:webHidden/>
+              </w:rPr>
+              <w:t>14</w:t>
+            </w:r>
+            <w:r>
+              <w:rPr>
+                <w:noProof/>
+                <w:webHidden/>
+              </w:rPr>
+              <w:fldChar w:fldCharType="end"/>
+            </w:r>
+          </w:hyperlink>
+        </w:p>
+        <w:p>
+          <w:pPr>
+            <w:pStyle w:val="TDC2"/>
+            <w:tabs>
+              <w:tab w:val="right" w:leader="dot" w:pos="8494"/>
+            </w:tabs>
+            <w:rPr>
+              <w:rFonts w:eastAsiaTheme="minorEastAsia"/>
+              <w:noProof/>
+              <w:lang w:eastAsia="es-ES"/>
+            </w:rPr>
+          </w:pPr>
+          <w:hyperlink w:anchor="_Toc219980880" w:history="1">
+            <w:r>
+              <w:rPr>
+                <w:rStyle w:val="Hipervnculo"/>
+                <w:noProof/>
+              </w:rPr>
+              <w:t>Informe del indicador</w:t>
+            </w:r>
+            <w:r>
+              <w:rPr>
+                <w:noProof/>
+                <w:webHidden/>
+              </w:rPr>
+              <w:tab/>
+            </w:r>
+            <w:r>
+              <w:rPr>
+                <w:noProof/>
+                <w:webHidden/>
+              </w:rPr>
+              <w:fldChar w:fldCharType="begin"/>
+            </w:r>
+            <w:r>
+              <w:rPr>
+                <w:noProof/>
+                <w:webHidden/>
+              </w:rPr>
+              <w:instrText xml:space="preserve"> PAGEREF _Toc219980880 \h </w:instrText>
+            </w:r>
+            <w:r>
+              <w:rPr>
+                <w:noProof/>
+                <w:webHidden/>
+              </w:rPr>
+            </w:r>
+            <w:r>
+              <w:rPr>
+                <w:noProof/>
+                <w:webHidden/>
+              </w:rPr>
+              <w:fldChar w:fldCharType="separate"/>
+            </w:r>
+            <w:r>
+              <w:rPr>
+                <w:noProof/>
+                <w:webHidden/>
+              </w:rPr>
+              <w:t>14</w:t>
             </w:r>
             <w:r>
               <w:rPr>
@@ -1089,43 +1673,76 @@
       <w:pPr>
         <w:pStyle w:val="Ttulo1"/>
       </w:pPr>
-      <w:bookmarkStart w:id="0" w:name="_Toc219898138"/>
+      <w:bookmarkStart w:id="0" w:name="_Toc219980866"/>
       <w:r>
         <w:lastRenderedPageBreak/>
         <w:t>JavaScript</w:t>
       </w:r>
+      <w:r>
+        <w:t xml:space="preserve"> de listarIndicador</w:t>
+      </w:r>
       <w:bookmarkEnd w:id="0"/>
     </w:p>
-    <w:p/>
-    <w:p>
-      <w:pPr>
-        <w:pStyle w:val="Ttulo2"/>
-      </w:pPr>
-      <w:bookmarkStart w:id="1" w:name="_Toc219898139"/>
-      <w:r>
-        <w:t>Listar indicadores</w:t>
-      </w:r>
-      <w:bookmarkEnd w:id="1"/>
-    </w:p>
-    <w:p>
-      <w:pPr>
-        <w:rPr>
-          <w:rFonts w:ascii="Times New Roman" w:hAnsi="Times New Roman" w:cs="Times New Roman"/>
-          <w:sz w:val="22"/>
-          <w:szCs w:val="22"/>
-        </w:rPr>
-      </w:pPr>
-      <w:r>
-        <w:rPr>
-          <w:rFonts w:ascii="Times New Roman" w:hAnsi="Times New Roman" w:cs="Times New Roman"/>
+    <w:p>
+      <w:pPr>
+        <w:rPr>
+          <w:rFonts w:ascii="Times New Roman" w:hAnsi="Times New Roman" w:cs="Times New Roman"/>
+          <w:sz w:val="22"/>
+          <w:szCs w:val="22"/>
+        </w:rPr>
+      </w:pPr>
+      <w:r>
+        <w:rPr>
+          <w:rFonts w:ascii="Times New Roman" w:hAnsi="Times New Roman" w:cs="Times New Roman"/>
+          <w:sz w:val="22"/>
+          <w:szCs w:val="22"/>
+        </w:rPr>
+        <w:t>En este archivo hay algunas funciones de JS, las funciones son:</w:t>
+      </w:r>
+    </w:p>
+    <w:p>
+      <w:pPr>
+        <w:pStyle w:val="Prrafodelista"/>
+        <w:numPr>
+          <w:ilvl w:val="0"/>
+          <w:numId w:val="1"/>
+        </w:numPr>
+        <w:rPr>
+          <w:rFonts w:ascii="Times New Roman" w:hAnsi="Times New Roman" w:cs="Times New Roman"/>
+          <w:sz w:val="22"/>
+          <w:szCs w:val="22"/>
+        </w:rPr>
+      </w:pPr>
+      <w:r>
+        <w:rPr>
+          <w:rFonts w:ascii="Times New Roman" w:hAnsi="Times New Roman" w:cs="Times New Roman"/>
+          <w:sz w:val="22"/>
+          <w:szCs w:val="22"/>
+        </w:rPr>
+        <w:t>Cargar las variables</w:t>
+      </w:r>
+    </w:p>
+    <w:p>
+      <w:pPr>
+        <w:pStyle w:val="Prrafodelista"/>
+        <w:rPr>
+          <w:rFonts w:ascii="Times New Roman" w:hAnsi="Times New Roman" w:cs="Times New Roman"/>
+          <w:sz w:val="22"/>
+          <w:szCs w:val="22"/>
+        </w:rPr>
+      </w:pPr>
+      <w:r>
+        <w:rPr>
+          <w:rFonts w:ascii="Times New Roman" w:hAnsi="Times New Roman" w:cs="Times New Roman"/>
+          <w:noProof/>
           <w:sz w:val="22"/>
           <w:szCs w:val="22"/>
         </w:rPr>
         <w:drawing>
-          <wp:inline distT="0" distB="0" distL="0" distR="0" wp14:anchorId="6153661B" wp14:editId="57811477">
-            <wp:extent cx="5296639" cy="2629267"/>
+          <wp:inline distT="0" distB="0" distL="0" distR="0" wp14:anchorId="2A85128E" wp14:editId="4E259BEA">
+            <wp:extent cx="4972744" cy="762106"/>
             <wp:effectExtent l="0" t="0" r="0" b="0"/>
-            <wp:docPr id="7" name="Imagen 7"/>
+            <wp:docPr id="16" name="Imagen 16"/>
             <wp:cNvGraphicFramePr>
               <a:graphicFrameLocks xmlns:a="http://schemas.openxmlformats.org/drawingml/2006/main" noChangeAspect="1"/>
             </wp:cNvGraphicFramePr>
@@ -1137,7 +1754,7 @@
                     <pic:cNvPicPr/>
                   </pic:nvPicPr>
                   <pic:blipFill>
-                    <a:blip r:embed="rId6"/>
+                    <a:blip r:embed="rId9"/>
                     <a:stretch>
                       <a:fillRect/>
                     </a:stretch>
@@ -1145,7 +1762,7 @@
                   <pic:spPr>
                     <a:xfrm>
                       <a:off x="0" y="0"/>
-                      <a:ext cx="5296639" cy="2629267"/>
+                      <a:ext cx="4972744" cy="762106"/>
                     </a:xfrm>
                     <a:prstGeom prst="rect">
                       <a:avLst/>
@@ -1160,321 +1777,75 @@
     </w:p>
     <w:p>
       <w:pPr>
-        <w:rPr>
-          <w:rFonts w:ascii="Times New Roman" w:hAnsi="Times New Roman" w:cs="Times New Roman"/>
-          <w:sz w:val="22"/>
-          <w:szCs w:val="22"/>
-        </w:rPr>
-      </w:pPr>
-      <w:r>
-        <w:rPr>
-          <w:rFonts w:ascii="Times New Roman" w:hAnsi="Times New Roman" w:cs="Times New Roman"/>
+        <w:pStyle w:val="Prrafodelista"/>
+        <w:rPr>
+          <w:rFonts w:ascii="Times New Roman" w:hAnsi="Times New Roman" w:cs="Times New Roman"/>
+          <w:sz w:val="22"/>
+          <w:szCs w:val="22"/>
+        </w:rPr>
+      </w:pPr>
+    </w:p>
+    <w:p>
+      <w:pPr>
+        <w:pStyle w:val="Prrafodelista"/>
+        <w:rPr>
+          <w:rFonts w:ascii="Times New Roman" w:hAnsi="Times New Roman" w:cs="Times New Roman"/>
+          <w:sz w:val="22"/>
+          <w:szCs w:val="22"/>
+        </w:rPr>
+      </w:pPr>
+      <w:r>
+        <w:rPr>
+          <w:rFonts w:ascii="Times New Roman" w:hAnsi="Times New Roman" w:cs="Times New Roman"/>
+          <w:sz w:val="22"/>
+          <w:szCs w:val="22"/>
+        </w:rPr>
+        <w:t>Aquí se carga las variables para poder sacar los datos de la api con apiUrl y los filtros con indicadoresGlobal</w:t>
+      </w:r>
+    </w:p>
+    <w:p>
+      <w:pPr>
+        <w:pStyle w:val="Prrafodelista"/>
+        <w:numPr>
+          <w:ilvl w:val="0"/>
+          <w:numId w:val="1"/>
+        </w:numPr>
+        <w:rPr>
+          <w:rFonts w:ascii="Times New Roman" w:hAnsi="Times New Roman" w:cs="Times New Roman"/>
+          <w:sz w:val="22"/>
+          <w:szCs w:val="22"/>
+        </w:rPr>
+      </w:pPr>
+      <w:r>
+        <w:rPr>
+          <w:rFonts w:ascii="Times New Roman" w:hAnsi="Times New Roman" w:cs="Times New Roman"/>
+          <w:sz w:val="22"/>
+          <w:szCs w:val="22"/>
+        </w:rPr>
+        <w:t>cargarIndicadores()</w:t>
+      </w:r>
+    </w:p>
+    <w:p>
+      <w:pPr>
+        <w:pStyle w:val="Prrafodelista"/>
+        <w:rPr>
+          <w:rFonts w:ascii="Times New Roman" w:hAnsi="Times New Roman" w:cs="Times New Roman"/>
+          <w:sz w:val="22"/>
+          <w:szCs w:val="22"/>
+        </w:rPr>
+      </w:pPr>
+      <w:r>
+        <w:rPr>
+          <w:rFonts w:ascii="Times New Roman" w:hAnsi="Times New Roman" w:cs="Times New Roman"/>
+          <w:noProof/>
           <w:sz w:val="22"/>
           <w:szCs w:val="22"/>
         </w:rPr>
         <w:drawing>
-          <wp:inline distT="0" distB="0" distL="0" distR="0" wp14:anchorId="4F518182" wp14:editId="70419C58">
-            <wp:extent cx="5400040" cy="4438650"/>
-            <wp:effectExtent l="0" t="0" r="0" b="0"/>
-            <wp:docPr id="8" name="Imagen 8"/>
-            <wp:cNvGraphicFramePr>
-              <a:graphicFrameLocks xmlns:a="http://schemas.openxmlformats.org/drawingml/2006/main" noChangeAspect="1"/>
-            </wp:cNvGraphicFramePr>
-            <a:graphic xmlns:a="http://schemas.openxmlformats.org/drawingml/2006/main">
-              <a:graphicData uri="http://schemas.openxmlformats.org/drawingml/2006/picture">
-                <pic:pic xmlns:pic="http://schemas.openxmlformats.org/drawingml/2006/picture">
-                  <pic:nvPicPr>
-                    <pic:cNvPr id="1" name=""/>
-                    <pic:cNvPicPr/>
-                  </pic:nvPicPr>
-                  <pic:blipFill>
-                    <a:blip r:embed="rId7"/>
-                    <a:stretch>
-                      <a:fillRect/>
-                    </a:stretch>
-                  </pic:blipFill>
-                  <pic:spPr>
-                    <a:xfrm>
-                      <a:off x="0" y="0"/>
-                      <a:ext cx="5400040" cy="4438650"/>
-                    </a:xfrm>
-                    <a:prstGeom prst="rect">
-                      <a:avLst/>
-                    </a:prstGeom>
-                  </pic:spPr>
-                </pic:pic>
-              </a:graphicData>
-            </a:graphic>
-          </wp:inline>
-        </w:drawing>
-      </w:r>
-    </w:p>
-    <w:p>
-      <w:pPr>
-        <w:rPr>
-          <w:rFonts w:ascii="Times New Roman" w:hAnsi="Times New Roman" w:cs="Times New Roman"/>
-          <w:sz w:val="22"/>
-          <w:szCs w:val="22"/>
-        </w:rPr>
-      </w:pPr>
-      <w:r>
-        <w:rPr>
-          <w:rFonts w:ascii="Times New Roman" w:hAnsi="Times New Roman" w:cs="Times New Roman"/>
-          <w:sz w:val="22"/>
-          <w:szCs w:val="22"/>
-        </w:rPr>
-        <w:t>La primera función que es la de “</w:t>
-      </w:r>
-      <w:proofErr w:type="spellStart"/>
-      <w:r>
-        <w:rPr>
-          <w:rFonts w:ascii="Times New Roman" w:hAnsi="Times New Roman" w:cs="Times New Roman"/>
-          <w:sz w:val="22"/>
-          <w:szCs w:val="22"/>
-        </w:rPr>
-        <w:t>cargarIndicadores</w:t>
-      </w:r>
-      <w:proofErr w:type="spellEnd"/>
-      <w:r>
-        <w:rPr>
-          <w:rFonts w:ascii="Times New Roman" w:hAnsi="Times New Roman" w:cs="Times New Roman"/>
-          <w:sz w:val="22"/>
-          <w:szCs w:val="22"/>
-        </w:rPr>
-        <w:t>”, sirve para poder cargar los indicadores.</w:t>
-      </w:r>
-    </w:p>
-    <w:p>
-      <w:pPr>
-        <w:rPr>
-          <w:rFonts w:ascii="Times New Roman" w:hAnsi="Times New Roman" w:cs="Times New Roman"/>
-          <w:sz w:val="22"/>
-          <w:szCs w:val="22"/>
-        </w:rPr>
-      </w:pPr>
-      <w:r>
-        <w:rPr>
-          <w:rFonts w:ascii="Times New Roman" w:hAnsi="Times New Roman" w:cs="Times New Roman"/>
-          <w:sz w:val="22"/>
-          <w:szCs w:val="22"/>
-        </w:rPr>
-        <w:lastRenderedPageBreak/>
-        <w:t>La función de “</w:t>
-      </w:r>
-      <w:proofErr w:type="spellStart"/>
-      <w:r>
-        <w:rPr>
-          <w:rFonts w:ascii="Times New Roman" w:hAnsi="Times New Roman" w:cs="Times New Roman"/>
-          <w:sz w:val="22"/>
-          <w:szCs w:val="22"/>
-        </w:rPr>
-        <w:t>mostrarIndicadores</w:t>
-      </w:r>
-      <w:proofErr w:type="spellEnd"/>
-      <w:r>
-        <w:rPr>
-          <w:rFonts w:ascii="Times New Roman" w:hAnsi="Times New Roman" w:cs="Times New Roman"/>
-          <w:sz w:val="22"/>
-          <w:szCs w:val="22"/>
-        </w:rPr>
-        <w:t>”, sirve para poder ver todos los indicadores en la tabla. Ya que en la función hay un bucle “</w:t>
-      </w:r>
-      <w:proofErr w:type="spellStart"/>
-      <w:r>
-        <w:rPr>
-          <w:rFonts w:ascii="Times New Roman" w:hAnsi="Times New Roman" w:cs="Times New Roman"/>
-          <w:sz w:val="22"/>
-          <w:szCs w:val="22"/>
-        </w:rPr>
-        <w:t>forEach</w:t>
-      </w:r>
-      <w:proofErr w:type="spellEnd"/>
-      <w:r>
-        <w:rPr>
-          <w:rFonts w:ascii="Times New Roman" w:hAnsi="Times New Roman" w:cs="Times New Roman"/>
-          <w:sz w:val="22"/>
-          <w:szCs w:val="22"/>
-        </w:rPr>
-        <w:t>”, que recorre todos los datos de la api para poder imprimirlos en la tabla. Además de eso, en cada fila al principio hay un botón para poder ver el informe de cada indicador. Y luego al final de cada fila hay 2 botones, para poder modificar el indicador o eliminarlo</w:t>
-      </w:r>
-    </w:p>
-    <w:p>
-      <w:pPr>
-        <w:rPr>
-          <w:rFonts w:ascii="Times New Roman" w:hAnsi="Times New Roman" w:cs="Times New Roman"/>
-          <w:sz w:val="22"/>
-          <w:szCs w:val="22"/>
-        </w:rPr>
-      </w:pPr>
-      <w:r>
-        <w:rPr>
-          <w:rFonts w:ascii="Times New Roman" w:hAnsi="Times New Roman" w:cs="Times New Roman"/>
-          <w:sz w:val="22"/>
-          <w:szCs w:val="22"/>
-        </w:rPr>
-        <w:t xml:space="preserve"> </w:t>
-      </w:r>
-    </w:p>
-    <w:p>
-      <w:pPr>
-        <w:pStyle w:val="Ttulo2"/>
-      </w:pPr>
-      <w:bookmarkStart w:id="2" w:name="_Toc219898140"/>
-      <w:r>
-        <w:t>Guardar indicador</w:t>
-      </w:r>
-      <w:bookmarkEnd w:id="2"/>
-    </w:p>
-    <w:p>
-      <w:r>
-        <w:rPr>
-          <w:noProof/>
-        </w:rPr>
-        <w:drawing>
-          <wp:inline distT="0" distB="0" distL="0" distR="0" wp14:anchorId="5E50E77B" wp14:editId="301FA381">
-            <wp:extent cx="5400040" cy="4403090"/>
-            <wp:effectExtent l="0" t="0" r="0" b="0"/>
-            <wp:docPr id="1" name="Imagen 1"/>
-            <wp:cNvGraphicFramePr>
-              <a:graphicFrameLocks xmlns:a="http://schemas.openxmlformats.org/drawingml/2006/main" noChangeAspect="1"/>
-            </wp:cNvGraphicFramePr>
-            <a:graphic xmlns:a="http://schemas.openxmlformats.org/drawingml/2006/main">
-              <a:graphicData uri="http://schemas.openxmlformats.org/drawingml/2006/picture">
-                <pic:pic xmlns:pic="http://schemas.openxmlformats.org/drawingml/2006/picture">
-                  <pic:nvPicPr>
-                    <pic:cNvPr id="1" name=""/>
-                    <pic:cNvPicPr/>
-                  </pic:nvPicPr>
-                  <pic:blipFill>
-                    <a:blip r:embed="rId8"/>
-                    <a:stretch>
-                      <a:fillRect/>
-                    </a:stretch>
-                  </pic:blipFill>
-                  <pic:spPr>
-                    <a:xfrm>
-                      <a:off x="0" y="0"/>
-                      <a:ext cx="5400040" cy="4403090"/>
-                    </a:xfrm>
-                    <a:prstGeom prst="rect">
-                      <a:avLst/>
-                    </a:prstGeom>
-                  </pic:spPr>
-                </pic:pic>
-              </a:graphicData>
-            </a:graphic>
-          </wp:inline>
-        </w:drawing>
-      </w:r>
-    </w:p>
-    <w:p>
-      <w:pPr>
-        <w:rPr>
-          <w:rFonts w:ascii="Times New Roman" w:hAnsi="Times New Roman" w:cs="Times New Roman"/>
-          <w:sz w:val="22"/>
-          <w:szCs w:val="22"/>
-        </w:rPr>
-      </w:pPr>
-      <w:r>
-        <w:rPr>
-          <w:rFonts w:ascii="Times New Roman" w:hAnsi="Times New Roman" w:cs="Times New Roman"/>
-          <w:sz w:val="22"/>
-          <w:szCs w:val="22"/>
-        </w:rPr>
-        <w:t xml:space="preserve">En este JS, lo que se obtiene es poder guardar los datos que se han ingresado en el formulario se guarde bien en la api. Todo se guarda gracias a que el ID, se pone automáticamente y además de eso gracias al enlace de </w:t>
-      </w:r>
-      <w:hyperlink r:id="rId9" w:history="1">
-        <w:r>
-          <w:rPr>
-            <w:rStyle w:val="Hipervnculo"/>
-            <w:rFonts w:ascii="Times New Roman" w:hAnsi="Times New Roman" w:cs="Times New Roman"/>
-            <w:sz w:val="22"/>
-            <w:szCs w:val="22"/>
-          </w:rPr>
-          <w:t>http://localhost:8081/indicadores/nuevo</w:t>
-        </w:r>
-      </w:hyperlink>
-      <w:r>
-        <w:rPr>
-          <w:rFonts w:ascii="Times New Roman" w:hAnsi="Times New Roman" w:cs="Times New Roman"/>
-          <w:sz w:val="22"/>
-          <w:szCs w:val="22"/>
-        </w:rPr>
-        <w:t>, se guarda en la base de datos de forma correcta.</w:t>
-      </w:r>
-    </w:p>
-    <w:p>
-      <w:pPr>
-        <w:rPr>
-          <w:rFonts w:ascii="Times New Roman" w:hAnsi="Times New Roman" w:cs="Times New Roman"/>
-          <w:sz w:val="22"/>
-          <w:szCs w:val="22"/>
-        </w:rPr>
-      </w:pPr>
-    </w:p>
-    <w:p>
-      <w:pPr>
-        <w:rPr>
-          <w:rFonts w:ascii="Times New Roman" w:hAnsi="Times New Roman" w:cs="Times New Roman"/>
-          <w:sz w:val="22"/>
-          <w:szCs w:val="22"/>
-        </w:rPr>
-      </w:pPr>
-    </w:p>
-    <w:p>
-      <w:pPr>
-        <w:rPr>
-          <w:rFonts w:ascii="Times New Roman" w:hAnsi="Times New Roman" w:cs="Times New Roman"/>
-          <w:sz w:val="22"/>
-          <w:szCs w:val="22"/>
-        </w:rPr>
-      </w:pPr>
-    </w:p>
-    <w:p>
-      <w:pPr>
-        <w:rPr>
-          <w:rFonts w:ascii="Times New Roman" w:hAnsi="Times New Roman" w:cs="Times New Roman"/>
-          <w:sz w:val="22"/>
-          <w:szCs w:val="22"/>
-        </w:rPr>
-      </w:pPr>
-    </w:p>
-    <w:p>
-      <w:pPr>
-        <w:rPr>
-          <w:rFonts w:ascii="Times New Roman" w:hAnsi="Times New Roman" w:cs="Times New Roman"/>
-          <w:sz w:val="22"/>
-          <w:szCs w:val="22"/>
-        </w:rPr>
-      </w:pPr>
-    </w:p>
-    <w:p>
-      <w:pPr>
-        <w:rPr>
-          <w:rFonts w:ascii="Times New Roman" w:hAnsi="Times New Roman" w:cs="Times New Roman"/>
-          <w:sz w:val="22"/>
-          <w:szCs w:val="22"/>
-        </w:rPr>
-      </w:pPr>
-    </w:p>
-    <w:p>
-      <w:pPr>
-        <w:pStyle w:val="Ttulo2"/>
-      </w:pPr>
-      <w:bookmarkStart w:id="3" w:name="_Toc219898141"/>
-      <w:r>
-        <w:lastRenderedPageBreak/>
-        <w:t>Actualizar indicador</w:t>
-      </w:r>
-      <w:bookmarkEnd w:id="3"/>
-    </w:p>
-    <w:p>
-      <w:r>
-        <w:drawing>
-          <wp:inline distT="0" distB="0" distL="0" distR="0" wp14:anchorId="505AC197" wp14:editId="44C18D21">
-            <wp:extent cx="5296639" cy="581106"/>
+          <wp:inline distT="0" distB="0" distL="0" distR="0" wp14:anchorId="27C3E17F" wp14:editId="20AE9084">
+            <wp:extent cx="4877481" cy="2753109"/>
             <wp:effectExtent l="0" t="0" r="0" b="9525"/>
-            <wp:docPr id="5" name="Imagen 5"/>
+            <wp:docPr id="9" name="Imagen 9"/>
             <wp:cNvGraphicFramePr>
               <a:graphicFrameLocks xmlns:a="http://schemas.openxmlformats.org/drawingml/2006/main" noChangeAspect="1"/>
             </wp:cNvGraphicFramePr>
@@ -1494,7 +1865,7 @@
                   <pic:spPr>
                     <a:xfrm>
                       <a:off x="0" y="0"/>
-                      <a:ext cx="5296639" cy="581106"/>
+                      <a:ext cx="4877481" cy="2753109"/>
                     </a:xfrm>
                     <a:prstGeom prst="rect">
                       <a:avLst/>
@@ -1508,15 +1879,103 @@
       </w:r>
     </w:p>
     <w:p>
-      <w:r>
-        <w:rPr>
+      <w:pPr>
+        <w:pStyle w:val="Prrafodelista"/>
+        <w:rPr>
+          <w:rFonts w:ascii="Times New Roman" w:hAnsi="Times New Roman" w:cs="Times New Roman"/>
+          <w:sz w:val="22"/>
+          <w:szCs w:val="22"/>
+        </w:rPr>
+      </w:pPr>
+    </w:p>
+    <w:p>
+      <w:pPr>
+        <w:pStyle w:val="Prrafodelista"/>
+        <w:rPr>
+          <w:rFonts w:ascii="Times New Roman" w:hAnsi="Times New Roman" w:cs="Times New Roman"/>
+          <w:sz w:val="22"/>
+          <w:szCs w:val="22"/>
+        </w:rPr>
+      </w:pPr>
+      <w:r>
+        <w:rPr>
+          <w:rFonts w:ascii="Times New Roman" w:hAnsi="Times New Roman" w:cs="Times New Roman"/>
+          <w:sz w:val="22"/>
+          <w:szCs w:val="22"/>
+        </w:rPr>
+        <w:t>Esta función sirve para poder cargar los datos en la tabla, y que el usuario pueda ver todos lo indicadores para poder cargarlo.</w:t>
+      </w:r>
+    </w:p>
+    <w:p>
+      <w:pPr>
+        <w:rPr>
+          <w:rFonts w:ascii="Times New Roman" w:hAnsi="Times New Roman" w:cs="Times New Roman"/>
+          <w:sz w:val="22"/>
+          <w:szCs w:val="22"/>
+        </w:rPr>
+      </w:pPr>
+      <w:r>
+        <w:rPr>
+          <w:rFonts w:ascii="Times New Roman" w:hAnsi="Times New Roman" w:cs="Times New Roman"/>
+          <w:sz w:val="22"/>
+          <w:szCs w:val="22"/>
+        </w:rPr>
+        <w:br w:type="page"/>
+      </w:r>
+    </w:p>
+    <w:p>
+      <w:pPr>
+        <w:pStyle w:val="Prrafodelista"/>
+        <w:rPr>
+          <w:rFonts w:ascii="Times New Roman" w:hAnsi="Times New Roman" w:cs="Times New Roman"/>
+          <w:sz w:val="22"/>
+          <w:szCs w:val="22"/>
+        </w:rPr>
+      </w:pPr>
+    </w:p>
+    <w:p>
+      <w:pPr>
+        <w:pStyle w:val="Prrafodelista"/>
+        <w:numPr>
+          <w:ilvl w:val="0"/>
+          <w:numId w:val="1"/>
+        </w:numPr>
+        <w:rPr>
+          <w:rFonts w:ascii="Times New Roman" w:hAnsi="Times New Roman" w:cs="Times New Roman"/>
+          <w:sz w:val="22"/>
+          <w:szCs w:val="22"/>
+        </w:rPr>
+      </w:pPr>
+      <w:r>
+        <w:rPr>
+          <w:rFonts w:ascii="Times New Roman" w:hAnsi="Times New Roman" w:cs="Times New Roman"/>
+          <w:sz w:val="22"/>
+          <w:szCs w:val="22"/>
+        </w:rPr>
+        <w:t>mostrarIndicadores()</w:t>
+      </w:r>
+    </w:p>
+    <w:p>
+      <w:pPr>
+        <w:pStyle w:val="Prrafodelista"/>
+        <w:rPr>
+          <w:rFonts w:ascii="Times New Roman" w:hAnsi="Times New Roman" w:cs="Times New Roman"/>
+          <w:sz w:val="22"/>
+          <w:szCs w:val="22"/>
+        </w:rPr>
+      </w:pPr>
+      <w:r>
+        <w:rPr>
+          <w:rFonts w:ascii="Times New Roman" w:hAnsi="Times New Roman" w:cs="Times New Roman"/>
           <w:noProof/>
+          <w:sz w:val="22"/>
+          <w:szCs w:val="22"/>
         </w:rPr>
         <w:drawing>
-          <wp:inline distT="0" distB="0" distL="0" distR="0" wp14:anchorId="4EEBEFBD" wp14:editId="6C82CFD8">
-            <wp:extent cx="5400040" cy="3091815"/>
-            <wp:effectExtent l="0" t="0" r="0" b="0"/>
-            <wp:docPr id="2" name="Imagen 2"/>
+          <wp:inline distT="0" distB="0" distL="0" distR="0" wp14:anchorId="114151CE" wp14:editId="55E6217D">
+            <wp:extent cx="5400040" cy="4685030"/>
+            <wp:effectExtent l="0" t="0" r="0" b="1270"/>
+            <wp:docPr id="10" name="Imagen 10"/>
             <wp:cNvGraphicFramePr>
               <a:graphicFrameLocks xmlns:a="http://schemas.openxmlformats.org/drawingml/2006/main" noChangeAspect="1"/>
             </wp:cNvGraphicFramePr>
@@ -1536,7 +1995,7 @@
                   <pic:spPr>
                     <a:xfrm>
                       <a:off x="0" y="0"/>
-                      <a:ext cx="5400040" cy="3091815"/>
+                      <a:ext cx="5400040" cy="4685030"/>
                     </a:xfrm>
                     <a:prstGeom prst="rect">
                       <a:avLst/>
@@ -1550,15 +2009,161 @@
       </w:r>
     </w:p>
     <w:p>
-      <w:r>
-        <w:rPr>
+      <w:pPr>
+        <w:pStyle w:val="Prrafodelista"/>
+        <w:rPr>
+          <w:rFonts w:ascii="Times New Roman" w:hAnsi="Times New Roman" w:cs="Times New Roman"/>
+          <w:sz w:val="22"/>
+          <w:szCs w:val="22"/>
+        </w:rPr>
+      </w:pPr>
+    </w:p>
+    <w:p>
+      <w:pPr>
+        <w:pStyle w:val="Prrafodelista"/>
+        <w:rPr>
+          <w:rFonts w:ascii="Times New Roman" w:hAnsi="Times New Roman" w:cs="Times New Roman"/>
+          <w:sz w:val="22"/>
+          <w:szCs w:val="22"/>
+        </w:rPr>
+      </w:pPr>
+      <w:r>
+        <w:rPr>
+          <w:rFonts w:ascii="Times New Roman" w:hAnsi="Times New Roman" w:cs="Times New Roman"/>
+          <w:sz w:val="22"/>
+          <w:szCs w:val="22"/>
+        </w:rPr>
+        <w:t>Esta función para poder ver en la tabla todos los indicadores en la tabla. Ya que gracias a un bucle forEach, donde se imprime en la tabla todos los indicadores.</w:t>
+      </w:r>
+      <w:r>
+        <w:rPr>
+          <w:rFonts w:ascii="Times New Roman" w:hAnsi="Times New Roman" w:cs="Times New Roman"/>
+          <w:sz w:val="22"/>
+          <w:szCs w:val="22"/>
+        </w:rPr>
+        <w:br/>
+        <w:t xml:space="preserve">Y además de eso al principio de cada fila hay un botón con la forma de un icono de un libro para poder ver el informe del indicador del </w:t>
+      </w:r>
+      <w:r>
+        <w:rPr>
+          <w:rFonts w:ascii="Times New Roman" w:hAnsi="Times New Roman" w:cs="Times New Roman"/>
+          <w:sz w:val="22"/>
+          <w:szCs w:val="22"/>
+        </w:rPr>
+        <w:t>ID</w:t>
+      </w:r>
+      <w:r>
+        <w:rPr>
+          <w:rFonts w:ascii="Times New Roman" w:hAnsi="Times New Roman" w:cs="Times New Roman"/>
+          <w:sz w:val="22"/>
+          <w:szCs w:val="22"/>
+        </w:rPr>
+        <w:t xml:space="preserve"> selecionado. Cuando el usuario haga clic le mandara a otra ventana para poder ver el informe</w:t>
+      </w:r>
+    </w:p>
+    <w:p>
+      <w:pPr>
+        <w:pStyle w:val="Prrafodelista"/>
+        <w:rPr>
+          <w:rFonts w:ascii="Times New Roman" w:hAnsi="Times New Roman" w:cs="Times New Roman"/>
+          <w:sz w:val="22"/>
+          <w:szCs w:val="22"/>
+        </w:rPr>
+      </w:pPr>
+      <w:r>
+        <w:rPr>
+          <w:rFonts w:ascii="Times New Roman" w:hAnsi="Times New Roman" w:cs="Times New Roman"/>
+          <w:sz w:val="22"/>
+          <w:szCs w:val="22"/>
+        </w:rPr>
+        <w:t xml:space="preserve">Luego al final de cada fila también hay 2 botones, el primer botón que tiene una imagen de un lapiz que sirve para poder editar. Cuando el usuario hace clic la manda a otra ventana con el ID ya seleccionado, y el usuario puede modificar los datos. El otro botón tiene el logo de </w:t>
+      </w:r>
+      <w:r>
+        <w:rPr>
+          <w:rFonts w:ascii="Times New Roman" w:hAnsi="Times New Roman" w:cs="Times New Roman"/>
+          <w:sz w:val="22"/>
+          <w:szCs w:val="22"/>
+        </w:rPr>
+        <w:t>una papelera</w:t>
+      </w:r>
+      <w:r>
+        <w:rPr>
+          <w:rFonts w:ascii="Times New Roman" w:hAnsi="Times New Roman" w:cs="Times New Roman"/>
+          <w:sz w:val="22"/>
+          <w:szCs w:val="22"/>
+        </w:rPr>
+        <w:t xml:space="preserve"> que ejecuta la función de eliminar, donde se elimina el indicador del ID</w:t>
+      </w:r>
+      <w:r>
+        <w:rPr>
+          <w:rFonts w:ascii="Times New Roman" w:hAnsi="Times New Roman" w:cs="Times New Roman"/>
+          <w:sz w:val="22"/>
+          <w:szCs w:val="22"/>
+        </w:rPr>
+        <w:t xml:space="preserve"> de la fila.</w:t>
+      </w:r>
+    </w:p>
+    <w:p>
+      <w:pPr>
+        <w:rPr>
+          <w:rFonts w:ascii="Times New Roman" w:hAnsi="Times New Roman" w:cs="Times New Roman"/>
+          <w:sz w:val="22"/>
+          <w:szCs w:val="22"/>
+        </w:rPr>
+      </w:pPr>
+      <w:r>
+        <w:rPr>
+          <w:rFonts w:ascii="Times New Roman" w:hAnsi="Times New Roman" w:cs="Times New Roman"/>
+          <w:sz w:val="22"/>
+          <w:szCs w:val="22"/>
+        </w:rPr>
+        <w:br w:type="page"/>
+      </w:r>
+    </w:p>
+    <w:p>
+      <w:pPr>
+        <w:pStyle w:val="Prrafodelista"/>
+        <w:numPr>
+          <w:ilvl w:val="0"/>
+          <w:numId w:val="1"/>
+        </w:numPr>
+        <w:rPr>
+          <w:rFonts w:ascii="Times New Roman" w:hAnsi="Times New Roman" w:cs="Times New Roman"/>
+          <w:sz w:val="22"/>
+          <w:szCs w:val="22"/>
+        </w:rPr>
+      </w:pPr>
+      <w:r>
+        <w:rPr>
+          <w:rFonts w:ascii="Times New Roman" w:hAnsi="Times New Roman" w:cs="Times New Roman"/>
+          <w:sz w:val="22"/>
+          <w:szCs w:val="22"/>
+        </w:rPr>
+        <w:lastRenderedPageBreak/>
+        <w:t>verInformeIndicador()</w:t>
+      </w:r>
+    </w:p>
+    <w:p>
+      <w:pPr>
+        <w:pStyle w:val="Prrafodelista"/>
+        <w:rPr>
+          <w:rFonts w:ascii="Times New Roman" w:hAnsi="Times New Roman" w:cs="Times New Roman"/>
+          <w:sz w:val="22"/>
+          <w:szCs w:val="22"/>
+        </w:rPr>
+      </w:pPr>
+      <w:r>
+        <w:rPr>
+          <w:rFonts w:ascii="Times New Roman" w:hAnsi="Times New Roman" w:cs="Times New Roman"/>
           <w:noProof/>
+          <w:sz w:val="22"/>
+          <w:szCs w:val="22"/>
         </w:rPr>
         <w:drawing>
-          <wp:inline distT="0" distB="0" distL="0" distR="0" wp14:anchorId="45AE30D1" wp14:editId="4CC51978">
-            <wp:extent cx="5400040" cy="4485640"/>
-            <wp:effectExtent l="0" t="0" r="0" b="0"/>
-            <wp:docPr id="3" name="Imagen 3"/>
+          <wp:inline distT="0" distB="0" distL="0" distR="0" wp14:anchorId="4F7F9F69" wp14:editId="6E136CE9">
+            <wp:extent cx="4696480" cy="600159"/>
+            <wp:effectExtent l="0" t="0" r="0" b="9525"/>
+            <wp:docPr id="12" name="Imagen 12"/>
             <wp:cNvGraphicFramePr>
               <a:graphicFrameLocks xmlns:a="http://schemas.openxmlformats.org/drawingml/2006/main" noChangeAspect="1"/>
             </wp:cNvGraphicFramePr>
@@ -1578,7 +2183,7 @@
                   <pic:spPr>
                     <a:xfrm>
                       <a:off x="0" y="0"/>
-                      <a:ext cx="5400040" cy="4485640"/>
+                      <a:ext cx="4696480" cy="600159"/>
                     </a:xfrm>
                     <a:prstGeom prst="rect">
                       <a:avLst/>
@@ -1593,156 +2198,85 @@
     </w:p>
     <w:p>
       <w:pPr>
-        <w:rPr>
-          <w:rFonts w:ascii="Times New Roman" w:hAnsi="Times New Roman" w:cs="Times New Roman"/>
-          <w:sz w:val="22"/>
-          <w:szCs w:val="22"/>
-        </w:rPr>
-      </w:pPr>
-      <w:r>
-        <w:rPr>
-          <w:rFonts w:ascii="Times New Roman" w:hAnsi="Times New Roman" w:cs="Times New Roman"/>
-          <w:sz w:val="22"/>
-          <w:szCs w:val="22"/>
-        </w:rPr>
-        <w:lastRenderedPageBreak/>
-        <w:t>La primera función esta en el archivo de listarIndicador.html, ya que es un botón que le envía al archivo de poder actualizar el indicador</w:t>
-      </w:r>
-    </w:p>
-    <w:p>
-      <w:pPr>
-        <w:rPr>
-          <w:rFonts w:ascii="Times New Roman" w:hAnsi="Times New Roman" w:cs="Times New Roman"/>
-          <w:sz w:val="22"/>
-          <w:szCs w:val="22"/>
-        </w:rPr>
-      </w:pPr>
-      <w:r>
-        <w:rPr>
-          <w:rFonts w:ascii="Times New Roman" w:hAnsi="Times New Roman" w:cs="Times New Roman"/>
-          <w:sz w:val="22"/>
-          <w:szCs w:val="22"/>
-        </w:rPr>
-        <w:t>En este JS, lo que se hace es de poder editar un indicador. Primero la función “</w:t>
-      </w:r>
-      <w:proofErr w:type="spellStart"/>
-      <w:r>
-        <w:rPr>
-          <w:rFonts w:ascii="Times New Roman" w:hAnsi="Times New Roman" w:cs="Times New Roman"/>
-          <w:sz w:val="22"/>
-          <w:szCs w:val="22"/>
-        </w:rPr>
-        <w:t>init</w:t>
-      </w:r>
-      <w:proofErr w:type="spellEnd"/>
-      <w:r>
-        <w:rPr>
-          <w:rFonts w:ascii="Times New Roman" w:hAnsi="Times New Roman" w:cs="Times New Roman"/>
-          <w:sz w:val="22"/>
-          <w:szCs w:val="22"/>
-        </w:rPr>
-        <w:t>”, lo que hace es pillar el id, que se ha seleccionado, en la ventana de la tabla de todos los indicadores. Si pilla el id de forma correcta se pone un mensaje para poder confirmar</w:t>
-      </w:r>
-      <w:r>
-        <w:rPr>
-          <w:rFonts w:ascii="Times New Roman" w:hAnsi="Times New Roman" w:cs="Times New Roman"/>
-          <w:sz w:val="22"/>
-          <w:szCs w:val="22"/>
-        </w:rPr>
-        <w:t xml:space="preserve"> que se ha pillado el id seleccionado anteriormente de forma correcta.</w:t>
-      </w:r>
-    </w:p>
-    <w:p>
-      <w:pPr>
-        <w:rPr>
-          <w:rFonts w:ascii="Times New Roman" w:hAnsi="Times New Roman" w:cs="Times New Roman"/>
-          <w:sz w:val="22"/>
-          <w:szCs w:val="22"/>
-        </w:rPr>
-      </w:pPr>
-      <w:r>
-        <w:rPr>
-          <w:rFonts w:ascii="Times New Roman" w:hAnsi="Times New Roman" w:cs="Times New Roman"/>
-          <w:sz w:val="22"/>
-          <w:szCs w:val="22"/>
-        </w:rPr>
-        <w:t>Y luego la función de “</w:t>
-      </w:r>
-      <w:proofErr w:type="spellStart"/>
-      <w:r>
-        <w:rPr>
-          <w:rFonts w:ascii="Times New Roman" w:hAnsi="Times New Roman" w:cs="Times New Roman"/>
-          <w:sz w:val="22"/>
-          <w:szCs w:val="22"/>
-        </w:rPr>
-        <w:t>guardarIndicador</w:t>
-      </w:r>
-      <w:proofErr w:type="spellEnd"/>
-      <w:r>
-        <w:rPr>
-          <w:rFonts w:ascii="Times New Roman" w:hAnsi="Times New Roman" w:cs="Times New Roman"/>
-          <w:sz w:val="22"/>
-          <w:szCs w:val="22"/>
-        </w:rPr>
-        <w:t xml:space="preserve">”, que es lo mismo que el </w:t>
-      </w:r>
-      <w:proofErr w:type="spellStart"/>
-      <w:r>
-        <w:rPr>
-          <w:rFonts w:ascii="Times New Roman" w:hAnsi="Times New Roman" w:cs="Times New Roman"/>
-          <w:sz w:val="22"/>
-          <w:szCs w:val="22"/>
-        </w:rPr>
-        <w:t>js</w:t>
-      </w:r>
-      <w:proofErr w:type="spellEnd"/>
-      <w:r>
-        <w:rPr>
-          <w:rFonts w:ascii="Times New Roman" w:hAnsi="Times New Roman" w:cs="Times New Roman"/>
-          <w:sz w:val="22"/>
-          <w:szCs w:val="22"/>
-        </w:rPr>
-        <w:t>, de añadir un indicador, ya que se puede usar el mismo.</w:t>
-      </w:r>
-    </w:p>
-    <w:p>
-      <w:pPr>
-        <w:rPr>
-          <w:rFonts w:ascii="Times New Roman" w:hAnsi="Times New Roman" w:cs="Times New Roman"/>
-          <w:sz w:val="22"/>
-          <w:szCs w:val="22"/>
-        </w:rPr>
-      </w:pPr>
-    </w:p>
-    <w:p>
-      <w:pPr>
-        <w:pStyle w:val="Ttulo2"/>
-      </w:pPr>
-      <w:bookmarkStart w:id="4" w:name="_Toc219898142"/>
-      <w:r>
-        <w:t>Eliminar indicador</w:t>
-      </w:r>
-      <w:bookmarkEnd w:id="4"/>
-    </w:p>
-    <w:p>
-      <w:pPr>
-        <w:rPr>
-          <w:rFonts w:ascii="Times New Roman" w:hAnsi="Times New Roman" w:cs="Times New Roman"/>
-          <w:sz w:val="22"/>
-          <w:szCs w:val="22"/>
-        </w:rPr>
-      </w:pPr>
-      <w:r>
-        <w:rPr>
-          <w:rFonts w:ascii="Times New Roman" w:hAnsi="Times New Roman" w:cs="Times New Roman"/>
+        <w:pStyle w:val="Prrafodelista"/>
+        <w:rPr>
+          <w:rFonts w:ascii="Times New Roman" w:hAnsi="Times New Roman" w:cs="Times New Roman"/>
+          <w:sz w:val="22"/>
+          <w:szCs w:val="22"/>
+        </w:rPr>
+      </w:pPr>
+    </w:p>
+    <w:p>
+      <w:pPr>
+        <w:pStyle w:val="Prrafodelista"/>
+        <w:rPr>
+          <w:rFonts w:ascii="Times New Roman" w:hAnsi="Times New Roman" w:cs="Times New Roman"/>
+          <w:sz w:val="22"/>
+          <w:szCs w:val="22"/>
+        </w:rPr>
+      </w:pPr>
+      <w:r>
+        <w:rPr>
+          <w:rFonts w:ascii="Times New Roman" w:hAnsi="Times New Roman" w:cs="Times New Roman"/>
+          <w:sz w:val="22"/>
+          <w:szCs w:val="22"/>
+        </w:rPr>
+        <w:t xml:space="preserve">Esta función, es ver el informe del indicador seleccionado. Manda al usuario a otra ventana y se selecciona el id, donde se puede ver el informe. </w:t>
+      </w:r>
+    </w:p>
+    <w:p>
+      <w:pPr>
+        <w:pStyle w:val="Prrafodelista"/>
+        <w:rPr>
+          <w:rFonts w:ascii="Times New Roman" w:hAnsi="Times New Roman" w:cs="Times New Roman"/>
+          <w:sz w:val="22"/>
+          <w:szCs w:val="22"/>
+        </w:rPr>
+      </w:pPr>
+    </w:p>
+    <w:p>
+      <w:pPr>
+        <w:pStyle w:val="Prrafodelista"/>
+        <w:numPr>
+          <w:ilvl w:val="0"/>
+          <w:numId w:val="1"/>
+        </w:numPr>
+        <w:rPr>
+          <w:rFonts w:ascii="Times New Roman" w:hAnsi="Times New Roman" w:cs="Times New Roman"/>
+          <w:sz w:val="22"/>
+          <w:szCs w:val="22"/>
+        </w:rPr>
+      </w:pPr>
+      <w:r>
+        <w:rPr>
+          <w:rFonts w:ascii="Times New Roman" w:hAnsi="Times New Roman" w:cs="Times New Roman"/>
+          <w:sz w:val="22"/>
+          <w:szCs w:val="22"/>
+        </w:rPr>
+        <w:t>modificarIndicador()</w:t>
+      </w:r>
+    </w:p>
+    <w:p>
+      <w:pPr>
+        <w:pStyle w:val="Prrafodelista"/>
+        <w:rPr>
+          <w:rFonts w:ascii="Times New Roman" w:hAnsi="Times New Roman" w:cs="Times New Roman"/>
+          <w:sz w:val="22"/>
+          <w:szCs w:val="22"/>
+        </w:rPr>
+      </w:pPr>
+      <w:r>
+        <w:rPr>
+          <w:rFonts w:ascii="Times New Roman" w:hAnsi="Times New Roman" w:cs="Times New Roman"/>
+          <w:noProof/>
           <w:sz w:val="22"/>
           <w:szCs w:val="22"/>
         </w:rPr>
         <w:drawing>
-          <wp:inline distT="0" distB="0" distL="0" distR="0" wp14:anchorId="10A72C18" wp14:editId="5D194790">
-            <wp:extent cx="5400040" cy="2899410"/>
-            <wp:effectExtent l="0" t="0" r="0" b="0"/>
-            <wp:docPr id="4" name="Imagen 4"/>
+          <wp:inline distT="0" distB="0" distL="0" distR="0" wp14:anchorId="4B2F34E3" wp14:editId="6D0CC3CD">
+            <wp:extent cx="4791744" cy="609685"/>
+            <wp:effectExtent l="0" t="0" r="8890" b="0"/>
+            <wp:docPr id="13" name="Imagen 13"/>
             <wp:cNvGraphicFramePr>
               <a:graphicFrameLocks xmlns:a="http://schemas.openxmlformats.org/drawingml/2006/main" noChangeAspect="1"/>
             </wp:cNvGraphicFramePr>
@@ -1762,7 +2296,7 @@
                   <pic:spPr>
                     <a:xfrm>
                       <a:off x="0" y="0"/>
-                      <a:ext cx="5400040" cy="2899410"/>
+                      <a:ext cx="4791744" cy="609685"/>
                     </a:xfrm>
                     <a:prstGeom prst="rect">
                       <a:avLst/>
@@ -1777,67 +2311,205 @@
     </w:p>
     <w:p>
       <w:pPr>
-        <w:rPr>
-          <w:rFonts w:ascii="Times New Roman" w:hAnsi="Times New Roman" w:cs="Times New Roman"/>
-          <w:sz w:val="22"/>
-          <w:szCs w:val="22"/>
-        </w:rPr>
-      </w:pPr>
-      <w:r>
-        <w:rPr>
-          <w:rFonts w:ascii="Times New Roman" w:hAnsi="Times New Roman" w:cs="Times New Roman"/>
-          <w:sz w:val="22"/>
-          <w:szCs w:val="22"/>
-        </w:rPr>
-        <w:t xml:space="preserve">El objetivo de esta función es de eliminar el indicador que se ha seleccionado. Primero lo que se hace es en la tabla el usuario, hace clic en botón de la papelera, donde luego se mostrara en pantalla un mensaje para pedir al usuario si esta seguro de eliminar el indicador y luego lo elimina. </w:t>
-      </w:r>
-      <w:hyperlink r:id="rId14" w:history="1">
-        <w:r>
-          <w:rPr>
-            <w:rStyle w:val="Hipervnculo"/>
-            <w:rFonts w:ascii="Times New Roman" w:hAnsi="Times New Roman" w:cs="Times New Roman"/>
-            <w:sz w:val="22"/>
-            <w:szCs w:val="22"/>
-          </w:rPr>
-          <w:t>http://localhost:8081/indicadores/eliminar/${id}</w:t>
-        </w:r>
-      </w:hyperlink>
-      <w:r>
-        <w:rPr>
-          <w:rFonts w:ascii="Times New Roman" w:hAnsi="Times New Roman" w:cs="Times New Roman"/>
-          <w:sz w:val="22"/>
-          <w:szCs w:val="22"/>
-        </w:rPr>
-        <w:t xml:space="preserve"> , este enlace sirve para poder eliminar el indicador de forma correcta.</w:t>
-      </w:r>
-    </w:p>
-    <w:p>
-      <w:pPr>
-        <w:rPr>
-          <w:rFonts w:ascii="Times New Roman" w:hAnsi="Times New Roman" w:cs="Times New Roman"/>
-          <w:sz w:val="22"/>
-          <w:szCs w:val="22"/>
-        </w:rPr>
-      </w:pPr>
-    </w:p>
-    <w:p>
-      <w:pPr>
-        <w:pStyle w:val="Ttulo2"/>
-      </w:pPr>
-      <w:bookmarkStart w:id="5" w:name="_Toc219898143"/>
-      <w:r>
+        <w:pStyle w:val="Prrafodelista"/>
+        <w:rPr>
+          <w:rFonts w:ascii="Times New Roman" w:hAnsi="Times New Roman" w:cs="Times New Roman"/>
+          <w:sz w:val="22"/>
+          <w:szCs w:val="22"/>
+        </w:rPr>
+      </w:pPr>
+    </w:p>
+    <w:p>
+      <w:pPr>
+        <w:pStyle w:val="Prrafodelista"/>
+        <w:rPr>
+          <w:rFonts w:ascii="Times New Roman" w:hAnsi="Times New Roman" w:cs="Times New Roman"/>
+          <w:sz w:val="22"/>
+          <w:szCs w:val="22"/>
+        </w:rPr>
+      </w:pPr>
+      <w:r>
+        <w:rPr>
+          <w:rFonts w:ascii="Times New Roman" w:hAnsi="Times New Roman" w:cs="Times New Roman"/>
+          <w:sz w:val="22"/>
+          <w:szCs w:val="22"/>
+        </w:rPr>
+        <w:t>Esta función, es la que sirve para poder modificar los datos del indicador. Ya que cuando el usuario hace clic en el lápiz, manda al usuario a una ventana, y ahí puede modificar los datos del indicador. Y el ID ya estará selecionado</w:t>
+      </w:r>
+    </w:p>
+    <w:p>
+      <w:pPr>
+        <w:pStyle w:val="Prrafodelista"/>
+        <w:rPr>
+          <w:rFonts w:ascii="Times New Roman" w:hAnsi="Times New Roman" w:cs="Times New Roman"/>
+          <w:sz w:val="22"/>
+          <w:szCs w:val="22"/>
+        </w:rPr>
+      </w:pPr>
+    </w:p>
+    <w:p>
+      <w:pPr>
+        <w:pStyle w:val="Prrafodelista"/>
+        <w:numPr>
+          <w:ilvl w:val="0"/>
+          <w:numId w:val="1"/>
+        </w:numPr>
+        <w:rPr>
+          <w:rFonts w:ascii="Times New Roman" w:hAnsi="Times New Roman" w:cs="Times New Roman"/>
+          <w:sz w:val="22"/>
+          <w:szCs w:val="22"/>
+        </w:rPr>
+      </w:pPr>
+      <w:r>
+        <w:rPr>
+          <w:rFonts w:ascii="Times New Roman" w:hAnsi="Times New Roman" w:cs="Times New Roman"/>
+          <w:sz w:val="22"/>
+          <w:szCs w:val="22"/>
+        </w:rPr>
+        <w:t>eliminarIndicador()</w:t>
+      </w:r>
+    </w:p>
+    <w:p>
+      <w:pPr>
+        <w:pStyle w:val="Prrafodelista"/>
+        <w:rPr>
+          <w:rFonts w:ascii="Times New Roman" w:hAnsi="Times New Roman" w:cs="Times New Roman"/>
+          <w:sz w:val="22"/>
+          <w:szCs w:val="22"/>
+        </w:rPr>
+      </w:pPr>
+      <w:r>
+        <w:rPr>
+          <w:rFonts w:ascii="Times New Roman" w:hAnsi="Times New Roman" w:cs="Times New Roman"/>
+          <w:noProof/>
+          <w:sz w:val="22"/>
+          <w:szCs w:val="22"/>
+        </w:rPr>
+        <w:drawing>
+          <wp:inline distT="0" distB="0" distL="0" distR="0" wp14:anchorId="6A82D1AE" wp14:editId="00BE651F">
+            <wp:extent cx="5400040" cy="3099435"/>
+            <wp:effectExtent l="0" t="0" r="0" b="5715"/>
+            <wp:docPr id="14" name="Imagen 14"/>
+            <wp:cNvGraphicFramePr>
+              <a:graphicFrameLocks xmlns:a="http://schemas.openxmlformats.org/drawingml/2006/main" noChangeAspect="1"/>
+            </wp:cNvGraphicFramePr>
+            <a:graphic xmlns:a="http://schemas.openxmlformats.org/drawingml/2006/main">
+              <a:graphicData uri="http://schemas.openxmlformats.org/drawingml/2006/picture">
+                <pic:pic xmlns:pic="http://schemas.openxmlformats.org/drawingml/2006/picture">
+                  <pic:nvPicPr>
+                    <pic:cNvPr id="1" name=""/>
+                    <pic:cNvPicPr/>
+                  </pic:nvPicPr>
+                  <pic:blipFill>
+                    <a:blip r:embed="rId14"/>
+                    <a:stretch>
+                      <a:fillRect/>
+                    </a:stretch>
+                  </pic:blipFill>
+                  <pic:spPr>
+                    <a:xfrm>
+                      <a:off x="0" y="0"/>
+                      <a:ext cx="5400040" cy="3099435"/>
+                    </a:xfrm>
+                    <a:prstGeom prst="rect">
+                      <a:avLst/>
+                    </a:prstGeom>
+                  </pic:spPr>
+                </pic:pic>
+              </a:graphicData>
+            </a:graphic>
+          </wp:inline>
+        </w:drawing>
+      </w:r>
+    </w:p>
+    <w:p>
+      <w:pPr>
+        <w:pStyle w:val="Prrafodelista"/>
+        <w:rPr>
+          <w:rFonts w:ascii="Times New Roman" w:hAnsi="Times New Roman" w:cs="Times New Roman"/>
+          <w:sz w:val="22"/>
+          <w:szCs w:val="22"/>
+        </w:rPr>
+      </w:pPr>
+    </w:p>
+    <w:p>
+      <w:pPr>
+        <w:pStyle w:val="Prrafodelista"/>
+        <w:rPr>
+          <w:rFonts w:ascii="Times New Roman" w:hAnsi="Times New Roman" w:cs="Times New Roman"/>
+          <w:sz w:val="22"/>
+          <w:szCs w:val="22"/>
+        </w:rPr>
+      </w:pPr>
+      <w:r>
+        <w:rPr>
+          <w:rFonts w:ascii="Times New Roman" w:hAnsi="Times New Roman" w:cs="Times New Roman"/>
+          <w:sz w:val="22"/>
+          <w:szCs w:val="22"/>
+        </w:rPr>
+        <w:t>Esta función sirve para poder eliminar el indicador cuando se hace clic en eliminar. Y cuando el usuario hace clic en eliminar indicador, sale un mensaje por pantalla, para pedir al usuario de que si esta seguro de eliminar el indicador. Y luego se actualiza</w:t>
+      </w:r>
+    </w:p>
+    <w:p>
+      <w:pPr>
+        <w:rPr>
+          <w:rFonts w:ascii="Times New Roman" w:hAnsi="Times New Roman" w:cs="Times New Roman"/>
+          <w:sz w:val="22"/>
+          <w:szCs w:val="22"/>
+        </w:rPr>
+      </w:pPr>
+      <w:r>
+        <w:rPr>
+          <w:rFonts w:ascii="Times New Roman" w:hAnsi="Times New Roman" w:cs="Times New Roman"/>
+          <w:sz w:val="22"/>
+          <w:szCs w:val="22"/>
+        </w:rPr>
+        <w:br w:type="page"/>
+      </w:r>
+    </w:p>
+    <w:p>
+      <w:pPr>
+        <w:pStyle w:val="Prrafodelista"/>
+        <w:numPr>
+          <w:ilvl w:val="0"/>
+          <w:numId w:val="1"/>
+        </w:numPr>
+        <w:rPr>
+          <w:rFonts w:ascii="Times New Roman" w:hAnsi="Times New Roman" w:cs="Times New Roman"/>
+          <w:sz w:val="22"/>
+          <w:szCs w:val="22"/>
+        </w:rPr>
+      </w:pPr>
+      <w:r>
+        <w:rPr>
+          <w:rFonts w:ascii="Times New Roman" w:hAnsi="Times New Roman" w:cs="Times New Roman"/>
+          <w:sz w:val="22"/>
+          <w:szCs w:val="22"/>
+        </w:rPr>
         <w:lastRenderedPageBreak/>
-        <w:t>Filtro</w:t>
-      </w:r>
-      <w:bookmarkEnd w:id="5"/>
-    </w:p>
-    <w:p>
-      <w:r>
+        <w:t>filtros()</w:t>
+      </w:r>
+    </w:p>
+    <w:p>
+      <w:pPr>
+        <w:pStyle w:val="Prrafodelista"/>
+        <w:rPr>
+          <w:rFonts w:ascii="Times New Roman" w:hAnsi="Times New Roman" w:cs="Times New Roman"/>
+          <w:sz w:val="22"/>
+          <w:szCs w:val="22"/>
+        </w:rPr>
+      </w:pPr>
+      <w:r>
+        <w:rPr>
+          <w:rFonts w:ascii="Times New Roman" w:hAnsi="Times New Roman" w:cs="Times New Roman"/>
+          <w:sz w:val="22"/>
+          <w:szCs w:val="22"/>
+        </w:rPr>
         <w:drawing>
-          <wp:inline distT="0" distB="0" distL="0" distR="0" wp14:anchorId="5D0CDB24" wp14:editId="513FD1AA">
-            <wp:extent cx="4944165" cy="2048161"/>
-            <wp:effectExtent l="0" t="0" r="8890" b="9525"/>
-            <wp:docPr id="6" name="Imagen 6"/>
+          <wp:inline distT="0" distB="0" distL="0" distR="0" wp14:anchorId="5E91602B" wp14:editId="7B3715F9">
+            <wp:extent cx="5400040" cy="2108200"/>
+            <wp:effectExtent l="0" t="0" r="0" b="6350"/>
+            <wp:docPr id="38" name="Imagen 38"/>
             <wp:cNvGraphicFramePr>
               <a:graphicFrameLocks xmlns:a="http://schemas.openxmlformats.org/drawingml/2006/main" noChangeAspect="1"/>
             </wp:cNvGraphicFramePr>
@@ -1857,7 +2529,7 @@
                   <pic:spPr>
                     <a:xfrm>
                       <a:off x="0" y="0"/>
-                      <a:ext cx="4944165" cy="2048161"/>
+                      <a:ext cx="5400040" cy="2108200"/>
                     </a:xfrm>
                     <a:prstGeom prst="rect">
                       <a:avLst/>
@@ -1872,81 +2544,49 @@
     </w:p>
     <w:p>
       <w:pPr>
-        <w:rPr>
-          <w:rFonts w:ascii="Times New Roman" w:hAnsi="Times New Roman" w:cs="Times New Roman"/>
-          <w:sz w:val="22"/>
-          <w:szCs w:val="22"/>
-        </w:rPr>
-      </w:pPr>
-      <w:r>
-        <w:rPr>
-          <w:rFonts w:ascii="Times New Roman" w:hAnsi="Times New Roman" w:cs="Times New Roman"/>
-          <w:sz w:val="22"/>
-          <w:szCs w:val="22"/>
-        </w:rPr>
-        <w:t xml:space="preserve">El objetivo de esta función, es de poder filtrar los tipos de indicador entre “Digitalización” y “Sostenibilidad”. Y el otro filtro selecciona solo los ámbitos de los indicadores. </w:t>
-      </w:r>
-    </w:p>
-    <w:p>
-      <w:pPr>
-        <w:rPr>
-          <w:rFonts w:ascii="Times New Roman" w:hAnsi="Times New Roman" w:cs="Times New Roman"/>
-          <w:sz w:val="22"/>
-          <w:szCs w:val="22"/>
-        </w:rPr>
-      </w:pPr>
-      <w:r>
-        <w:rPr>
-          <w:rFonts w:ascii="Times New Roman" w:hAnsi="Times New Roman" w:cs="Times New Roman"/>
-          <w:sz w:val="22"/>
-          <w:szCs w:val="22"/>
-        </w:rPr>
-        <w:t>Si el usuario selecciona el tipo de indicador, solo se vera en la tabla los indicadores del tipo que el usuario haya seleccionado</w:t>
-      </w:r>
-    </w:p>
-    <w:p>
-      <w:pPr>
-        <w:rPr>
-          <w:rFonts w:ascii="Times New Roman" w:hAnsi="Times New Roman" w:cs="Times New Roman"/>
-          <w:sz w:val="22"/>
-          <w:szCs w:val="22"/>
-        </w:rPr>
-      </w:pPr>
-      <w:r>
-        <w:rPr>
-          <w:rFonts w:ascii="Times New Roman" w:hAnsi="Times New Roman" w:cs="Times New Roman"/>
-          <w:sz w:val="22"/>
-          <w:szCs w:val="22"/>
-        </w:rPr>
-        <w:t>Si el usuario selecciona el ámbito, solo se mostrar en la tabla el ámbito seleccionado.</w:t>
-      </w:r>
-    </w:p>
-    <w:p>
-      <w:pPr>
-        <w:rPr>
-          <w:rFonts w:ascii="Times New Roman" w:hAnsi="Times New Roman" w:cs="Times New Roman"/>
-          <w:sz w:val="22"/>
-          <w:szCs w:val="22"/>
-        </w:rPr>
-      </w:pPr>
-      <w:r>
-        <w:rPr>
-          <w:rFonts w:ascii="Times New Roman" w:hAnsi="Times New Roman" w:cs="Times New Roman"/>
-          <w:sz w:val="22"/>
-          <w:szCs w:val="22"/>
-        </w:rPr>
-        <w:t xml:space="preserve">Pero si el usuario selecciona un tipo y ámbito, se va a mostrar en la tabla el tipo con su ámbito, que el usuario haya </w:t>
-      </w:r>
-      <w:proofErr w:type="spellStart"/>
-      <w:r>
-        <w:rPr>
-          <w:rFonts w:ascii="Times New Roman" w:hAnsi="Times New Roman" w:cs="Times New Roman"/>
-          <w:sz w:val="22"/>
-          <w:szCs w:val="22"/>
-        </w:rPr>
-        <w:t>selecionado</w:t>
-      </w:r>
-      <w:proofErr w:type="spellEnd"/>
+        <w:pStyle w:val="Prrafodelista"/>
+        <w:rPr>
+          <w:rFonts w:ascii="Times New Roman" w:hAnsi="Times New Roman" w:cs="Times New Roman"/>
+          <w:sz w:val="22"/>
+          <w:szCs w:val="22"/>
+        </w:rPr>
+      </w:pPr>
+    </w:p>
+    <w:p>
+      <w:pPr>
+        <w:pStyle w:val="Prrafodelista"/>
+        <w:rPr>
+          <w:rFonts w:ascii="Times New Roman" w:hAnsi="Times New Roman" w:cs="Times New Roman"/>
+          <w:sz w:val="22"/>
+          <w:szCs w:val="22"/>
+        </w:rPr>
+      </w:pPr>
+      <w:r>
+        <w:rPr>
+          <w:rFonts w:ascii="Times New Roman" w:hAnsi="Times New Roman" w:cs="Times New Roman"/>
+          <w:sz w:val="22"/>
+          <w:szCs w:val="22"/>
+        </w:rPr>
+        <w:t>Lo que hace esta función</w:t>
+      </w:r>
+      <w:r>
+        <w:rPr>
+          <w:rFonts w:ascii="Times New Roman" w:hAnsi="Times New Roman" w:cs="Times New Roman"/>
+          <w:sz w:val="22"/>
+          <w:szCs w:val="22"/>
+        </w:rPr>
+        <w:t xml:space="preserve"> es filtrar algunos datos de la tabla, donde el usuario puede seleccionar si quiere ver solo los tipos de indicador o solo el ámbito. O las dos cosas</w:t>
+      </w:r>
+    </w:p>
+    <w:p>
+      <w:pPr>
+        <w:pStyle w:val="Prrafodelista"/>
+        <w:rPr>
+          <w:rFonts w:ascii="Times New Roman" w:hAnsi="Times New Roman" w:cs="Times New Roman"/>
+          <w:sz w:val="22"/>
+          <w:szCs w:val="22"/>
+        </w:rPr>
+      </w:pPr>
       <w:r>
         <w:rPr>
           <w:rFonts w:ascii="Times New Roman" w:hAnsi="Times New Roman" w:cs="Times New Roman"/>
@@ -1958,22 +2598,1422 @@
     </w:p>
     <w:p>
       <w:pPr>
-        <w:rPr>
-          <w:rFonts w:ascii="Times New Roman" w:hAnsi="Times New Roman" w:cs="Times New Roman"/>
-          <w:sz w:val="22"/>
-          <w:szCs w:val="22"/>
-        </w:rPr>
-      </w:pPr>
-    </w:p>
-    <w:p>
-      <w:pPr>
-        <w:rPr>
-          <w:rFonts w:ascii="Times New Roman" w:hAnsi="Times New Roman" w:cs="Times New Roman"/>
-          <w:sz w:val="22"/>
-          <w:szCs w:val="22"/>
-        </w:rPr>
-      </w:pPr>
-    </w:p>
+        <w:pStyle w:val="Prrafodelista"/>
+        <w:numPr>
+          <w:ilvl w:val="0"/>
+          <w:numId w:val="1"/>
+        </w:numPr>
+        <w:rPr>
+          <w:rFonts w:ascii="Times New Roman" w:hAnsi="Times New Roman" w:cs="Times New Roman"/>
+          <w:sz w:val="22"/>
+          <w:szCs w:val="22"/>
+        </w:rPr>
+      </w:pPr>
+      <w:r>
+        <w:rPr>
+          <w:rFonts w:ascii="Times New Roman" w:hAnsi="Times New Roman" w:cs="Times New Roman"/>
+          <w:sz w:val="22"/>
+          <w:szCs w:val="22"/>
+        </w:rPr>
+        <w:t>llenarSelects()</w:t>
+      </w:r>
+    </w:p>
+    <w:p>
+      <w:pPr>
+        <w:pStyle w:val="Prrafodelista"/>
+        <w:rPr>
+          <w:rFonts w:ascii="Times New Roman" w:hAnsi="Times New Roman" w:cs="Times New Roman"/>
+          <w:sz w:val="22"/>
+          <w:szCs w:val="22"/>
+        </w:rPr>
+      </w:pPr>
+      <w:r>
+        <w:rPr>
+          <w:rFonts w:ascii="Times New Roman" w:hAnsi="Times New Roman" w:cs="Times New Roman"/>
+          <w:sz w:val="22"/>
+          <w:szCs w:val="22"/>
+        </w:rPr>
+        <w:drawing>
+          <wp:inline distT="0" distB="0" distL="0" distR="0" wp14:anchorId="195FB157" wp14:editId="7AA0C29E">
+            <wp:extent cx="5400040" cy="4513580"/>
+            <wp:effectExtent l="0" t="0" r="0" b="1270"/>
+            <wp:docPr id="37" name="Imagen 37"/>
+            <wp:cNvGraphicFramePr>
+              <a:graphicFrameLocks xmlns:a="http://schemas.openxmlformats.org/drawingml/2006/main" noChangeAspect="1"/>
+            </wp:cNvGraphicFramePr>
+            <a:graphic xmlns:a="http://schemas.openxmlformats.org/drawingml/2006/main">
+              <a:graphicData uri="http://schemas.openxmlformats.org/drawingml/2006/picture">
+                <pic:pic xmlns:pic="http://schemas.openxmlformats.org/drawingml/2006/picture">
+                  <pic:nvPicPr>
+                    <pic:cNvPr id="1" name=""/>
+                    <pic:cNvPicPr/>
+                  </pic:nvPicPr>
+                  <pic:blipFill>
+                    <a:blip r:embed="rId16"/>
+                    <a:stretch>
+                      <a:fillRect/>
+                    </a:stretch>
+                  </pic:blipFill>
+                  <pic:spPr>
+                    <a:xfrm>
+                      <a:off x="0" y="0"/>
+                      <a:ext cx="5400040" cy="4513580"/>
+                    </a:xfrm>
+                    <a:prstGeom prst="rect">
+                      <a:avLst/>
+                    </a:prstGeom>
+                  </pic:spPr>
+                </pic:pic>
+              </a:graphicData>
+            </a:graphic>
+          </wp:inline>
+        </w:drawing>
+      </w:r>
+    </w:p>
+    <w:p>
+      <w:pPr>
+        <w:pStyle w:val="Prrafodelista"/>
+        <w:rPr>
+          <w:rFonts w:ascii="Times New Roman" w:hAnsi="Times New Roman" w:cs="Times New Roman"/>
+          <w:sz w:val="22"/>
+          <w:szCs w:val="22"/>
+        </w:rPr>
+      </w:pPr>
+    </w:p>
+    <w:p>
+      <w:pPr>
+        <w:pStyle w:val="Prrafodelista"/>
+        <w:rPr>
+          <w:rFonts w:ascii="Times New Roman" w:hAnsi="Times New Roman" w:cs="Times New Roman"/>
+          <w:sz w:val="22"/>
+          <w:szCs w:val="22"/>
+        </w:rPr>
+      </w:pPr>
+      <w:r>
+        <w:rPr>
+          <w:rFonts w:ascii="Times New Roman" w:hAnsi="Times New Roman" w:cs="Times New Roman"/>
+          <w:sz w:val="22"/>
+          <w:szCs w:val="22"/>
+        </w:rPr>
+        <w:t>Lo que hace esta función sirve para, poder sacar en el filtro todos los datos del ámbito y del tipo, para no tener que ponerlo a mano</w:t>
+      </w:r>
+    </w:p>
+    <w:p>
+      <w:pPr>
+        <w:pStyle w:val="Prrafodelista"/>
+      </w:pPr>
+      <w:r>
+        <w:rPr>
+          <w:rFonts w:ascii="Times New Roman" w:hAnsi="Times New Roman" w:cs="Times New Roman"/>
+          <w:sz w:val="22"/>
+          <w:szCs w:val="22"/>
+        </w:rPr>
+        <w:t>Gracias a que hay un bucle forEach y los saca todos en el select</w:t>
+      </w:r>
+    </w:p>
+    <w:p>
+      <w:pPr>
+        <w:pStyle w:val="Ttulo1"/>
+      </w:pPr>
+      <w:bookmarkStart w:id="1" w:name="_Toc219980867"/>
+      <w:r>
+        <w:lastRenderedPageBreak/>
+        <w:t>JavaScript de agregarIndicador</w:t>
+      </w:r>
+      <w:bookmarkEnd w:id="1"/>
+    </w:p>
+    <w:p>
+      <w:pPr>
+        <w:rPr>
+          <w:rFonts w:ascii="Times New Roman" w:hAnsi="Times New Roman" w:cs="Times New Roman"/>
+          <w:sz w:val="22"/>
+          <w:szCs w:val="22"/>
+        </w:rPr>
+      </w:pPr>
+      <w:r>
+        <w:rPr>
+          <w:rFonts w:ascii="Times New Roman" w:hAnsi="Times New Roman" w:cs="Times New Roman"/>
+          <w:sz w:val="22"/>
+          <w:szCs w:val="22"/>
+        </w:rPr>
+        <w:drawing>
+          <wp:inline distT="0" distB="0" distL="0" distR="0" wp14:anchorId="2C520130" wp14:editId="3D3A49EE">
+            <wp:extent cx="5400040" cy="4610100"/>
+            <wp:effectExtent l="0" t="0" r="0" b="0"/>
+            <wp:docPr id="1" name="Imagen 1"/>
+            <wp:cNvGraphicFramePr>
+              <a:graphicFrameLocks xmlns:a="http://schemas.openxmlformats.org/drawingml/2006/main" noChangeAspect="1"/>
+            </wp:cNvGraphicFramePr>
+            <a:graphic xmlns:a="http://schemas.openxmlformats.org/drawingml/2006/main">
+              <a:graphicData uri="http://schemas.openxmlformats.org/drawingml/2006/picture">
+                <pic:pic xmlns:pic="http://schemas.openxmlformats.org/drawingml/2006/picture">
+                  <pic:nvPicPr>
+                    <pic:cNvPr id="1" name=""/>
+                    <pic:cNvPicPr/>
+                  </pic:nvPicPr>
+                  <pic:blipFill>
+                    <a:blip r:embed="rId17"/>
+                    <a:stretch>
+                      <a:fillRect/>
+                    </a:stretch>
+                  </pic:blipFill>
+                  <pic:spPr>
+                    <a:xfrm>
+                      <a:off x="0" y="0"/>
+                      <a:ext cx="5400040" cy="4610100"/>
+                    </a:xfrm>
+                    <a:prstGeom prst="rect">
+                      <a:avLst/>
+                    </a:prstGeom>
+                  </pic:spPr>
+                </pic:pic>
+              </a:graphicData>
+            </a:graphic>
+          </wp:inline>
+        </w:drawing>
+      </w:r>
+    </w:p>
+    <w:p>
+      <w:pPr>
+        <w:rPr>
+          <w:rFonts w:ascii="Times New Roman" w:hAnsi="Times New Roman" w:cs="Times New Roman"/>
+          <w:sz w:val="22"/>
+          <w:szCs w:val="22"/>
+        </w:rPr>
+      </w:pPr>
+    </w:p>
+    <w:p>
+      <w:pPr>
+        <w:rPr>
+          <w:rFonts w:ascii="Times New Roman" w:hAnsi="Times New Roman" w:cs="Times New Roman"/>
+          <w:sz w:val="22"/>
+          <w:szCs w:val="22"/>
+        </w:rPr>
+      </w:pPr>
+      <w:r>
+        <w:rPr>
+          <w:rFonts w:ascii="Times New Roman" w:hAnsi="Times New Roman" w:cs="Times New Roman"/>
+          <w:sz w:val="22"/>
+          <w:szCs w:val="22"/>
+        </w:rPr>
+        <w:t>En esta función de JS, sirve para poder guardar los datos del nuevo indicador. Ya que el usuario ingresa en el formulario los datos del nuevo indicador. Y luego cuando el usuario hace clic en guardar se agrega el nuevo indicador.</w:t>
+      </w:r>
+    </w:p>
+    <w:p>
+      <w:pPr>
+        <w:rPr>
+          <w:rFonts w:ascii="Times New Roman" w:hAnsi="Times New Roman" w:cs="Times New Roman"/>
+          <w:sz w:val="22"/>
+          <w:szCs w:val="22"/>
+        </w:rPr>
+      </w:pPr>
+      <w:r>
+        <w:rPr>
+          <w:rFonts w:ascii="Times New Roman" w:hAnsi="Times New Roman" w:cs="Times New Roman"/>
+          <w:sz w:val="22"/>
+          <w:szCs w:val="22"/>
+        </w:rPr>
+        <w:t>Si se guarda el indicador hay un mensaje de confirmación y si hay un error sale el mensaje de que el indicador no se ha podido añadir.</w:t>
+      </w:r>
+    </w:p>
+    <w:p>
+      <w:pPr>
+        <w:rPr>
+          <w:rFonts w:ascii="Times New Roman" w:hAnsi="Times New Roman" w:cs="Times New Roman"/>
+          <w:sz w:val="22"/>
+          <w:szCs w:val="22"/>
+        </w:rPr>
+      </w:pPr>
+      <w:r>
+        <w:rPr>
+          <w:rFonts w:ascii="Times New Roman" w:hAnsi="Times New Roman" w:cs="Times New Roman"/>
+          <w:sz w:val="22"/>
+          <w:szCs w:val="22"/>
+        </w:rPr>
+        <w:br w:type="page"/>
+      </w:r>
+    </w:p>
+    <w:p>
+      <w:pPr>
+        <w:pStyle w:val="Ttulo1"/>
+      </w:pPr>
+      <w:bookmarkStart w:id="2" w:name="_Toc219980868"/>
+      <w:r>
+        <w:lastRenderedPageBreak/>
+        <w:t>JavaScript de actualizarIndicador</w:t>
+      </w:r>
+      <w:bookmarkEnd w:id="2"/>
+    </w:p>
+    <w:p>
+      <w:pPr>
+        <w:rPr>
+          <w:rFonts w:ascii="Times New Roman" w:hAnsi="Times New Roman" w:cs="Times New Roman"/>
+          <w:sz w:val="22"/>
+          <w:szCs w:val="22"/>
+        </w:rPr>
+      </w:pPr>
+      <w:r>
+        <w:rPr>
+          <w:rFonts w:ascii="Times New Roman" w:hAnsi="Times New Roman" w:cs="Times New Roman"/>
+          <w:sz w:val="22"/>
+          <w:szCs w:val="22"/>
+        </w:rPr>
+        <w:drawing>
+          <wp:inline distT="0" distB="0" distL="0" distR="0" wp14:anchorId="6E55C3CE" wp14:editId="0FC0F371">
+            <wp:extent cx="5400040" cy="3523615"/>
+            <wp:effectExtent l="0" t="0" r="0" b="635"/>
+            <wp:docPr id="2" name="Imagen 2"/>
+            <wp:cNvGraphicFramePr>
+              <a:graphicFrameLocks xmlns:a="http://schemas.openxmlformats.org/drawingml/2006/main" noChangeAspect="1"/>
+            </wp:cNvGraphicFramePr>
+            <a:graphic xmlns:a="http://schemas.openxmlformats.org/drawingml/2006/main">
+              <a:graphicData uri="http://schemas.openxmlformats.org/drawingml/2006/picture">
+                <pic:pic xmlns:pic="http://schemas.openxmlformats.org/drawingml/2006/picture">
+                  <pic:nvPicPr>
+                    <pic:cNvPr id="1" name=""/>
+                    <pic:cNvPicPr/>
+                  </pic:nvPicPr>
+                  <pic:blipFill>
+                    <a:blip r:embed="rId18"/>
+                    <a:stretch>
+                      <a:fillRect/>
+                    </a:stretch>
+                  </pic:blipFill>
+                  <pic:spPr>
+                    <a:xfrm>
+                      <a:off x="0" y="0"/>
+                      <a:ext cx="5400040" cy="3523615"/>
+                    </a:xfrm>
+                    <a:prstGeom prst="rect">
+                      <a:avLst/>
+                    </a:prstGeom>
+                  </pic:spPr>
+                </pic:pic>
+              </a:graphicData>
+            </a:graphic>
+          </wp:inline>
+        </w:drawing>
+      </w:r>
+    </w:p>
+    <w:p>
+      <w:pPr>
+        <w:rPr>
+          <w:rFonts w:ascii="Times New Roman" w:hAnsi="Times New Roman" w:cs="Times New Roman"/>
+          <w:sz w:val="22"/>
+          <w:szCs w:val="22"/>
+        </w:rPr>
+      </w:pPr>
+      <w:r>
+        <w:rPr>
+          <w:rFonts w:ascii="Times New Roman" w:hAnsi="Times New Roman" w:cs="Times New Roman"/>
+          <w:sz w:val="22"/>
+          <w:szCs w:val="22"/>
+        </w:rPr>
+        <w:drawing>
+          <wp:inline distT="0" distB="0" distL="0" distR="0" wp14:anchorId="0027FC7A" wp14:editId="1F1BDE4E">
+            <wp:extent cx="5400040" cy="3968115"/>
+            <wp:effectExtent l="0" t="0" r="0" b="0"/>
+            <wp:docPr id="3" name="Imagen 3"/>
+            <wp:cNvGraphicFramePr>
+              <a:graphicFrameLocks xmlns:a="http://schemas.openxmlformats.org/drawingml/2006/main" noChangeAspect="1"/>
+            </wp:cNvGraphicFramePr>
+            <a:graphic xmlns:a="http://schemas.openxmlformats.org/drawingml/2006/main">
+              <a:graphicData uri="http://schemas.openxmlformats.org/drawingml/2006/picture">
+                <pic:pic xmlns:pic="http://schemas.openxmlformats.org/drawingml/2006/picture">
+                  <pic:nvPicPr>
+                    <pic:cNvPr id="1" name=""/>
+                    <pic:cNvPicPr/>
+                  </pic:nvPicPr>
+                  <pic:blipFill>
+                    <a:blip r:embed="rId19"/>
+                    <a:stretch>
+                      <a:fillRect/>
+                    </a:stretch>
+                  </pic:blipFill>
+                  <pic:spPr>
+                    <a:xfrm>
+                      <a:off x="0" y="0"/>
+                      <a:ext cx="5400040" cy="3968115"/>
+                    </a:xfrm>
+                    <a:prstGeom prst="rect">
+                      <a:avLst/>
+                    </a:prstGeom>
+                  </pic:spPr>
+                </pic:pic>
+              </a:graphicData>
+            </a:graphic>
+          </wp:inline>
+        </w:drawing>
+      </w:r>
+    </w:p>
+    <w:p>
+      <w:pPr>
+        <w:rPr>
+          <w:rFonts w:ascii="Times New Roman" w:hAnsi="Times New Roman" w:cs="Times New Roman"/>
+          <w:sz w:val="22"/>
+          <w:szCs w:val="22"/>
+        </w:rPr>
+      </w:pPr>
+    </w:p>
+    <w:p>
+      <w:pPr>
+        <w:rPr>
+          <w:rFonts w:ascii="Times New Roman" w:hAnsi="Times New Roman" w:cs="Times New Roman"/>
+          <w:sz w:val="22"/>
+          <w:szCs w:val="22"/>
+        </w:rPr>
+      </w:pPr>
+      <w:r>
+        <w:rPr>
+          <w:rFonts w:ascii="Times New Roman" w:hAnsi="Times New Roman" w:cs="Times New Roman"/>
+          <w:sz w:val="22"/>
+          <w:szCs w:val="22"/>
+        </w:rPr>
+        <w:t xml:space="preserve">En le JS, de actualizar el indicador, lo que se hace primero en la ventana donde esta todos los indicadores, se pilla el ID del indicador </w:t>
+      </w:r>
+      <w:r>
+        <w:rPr>
+          <w:rFonts w:ascii="Times New Roman" w:hAnsi="Times New Roman" w:cs="Times New Roman"/>
+          <w:sz w:val="22"/>
+          <w:szCs w:val="22"/>
+        </w:rPr>
+        <w:t xml:space="preserve">seleccionado. Primero se pilla el ID, ya que la función </w:t>
+      </w:r>
+      <w:r>
+        <w:rPr>
+          <w:rFonts w:ascii="Times New Roman" w:hAnsi="Times New Roman" w:cs="Times New Roman"/>
+          <w:sz w:val="22"/>
+          <w:szCs w:val="22"/>
+        </w:rPr>
+        <w:lastRenderedPageBreak/>
+        <w:t>init pilla el ID. Si el ID se pilla bien hay un mensaje, y si no lo ha pillado hay un mensaje de error.</w:t>
+      </w:r>
+    </w:p>
+    <w:p>
+      <w:pPr>
+        <w:rPr>
+          <w:rFonts w:ascii="Times New Roman" w:hAnsi="Times New Roman" w:cs="Times New Roman"/>
+          <w:sz w:val="22"/>
+          <w:szCs w:val="22"/>
+        </w:rPr>
+      </w:pPr>
+      <w:r>
+        <w:rPr>
+          <w:rFonts w:ascii="Times New Roman" w:hAnsi="Times New Roman" w:cs="Times New Roman"/>
+          <w:sz w:val="22"/>
+          <w:szCs w:val="22"/>
+        </w:rPr>
+        <w:t>Después la función de guardarIndicador, es lo mismo que la función que esta en el archivo de agregarIndicador, pero solo cambia el enlace, que pilla el de actualizar y además el método es un PUT, y no el de POST</w:t>
+      </w:r>
+    </w:p>
+    <w:p>
+      <w:pPr>
+        <w:rPr>
+          <w:rFonts w:ascii="Times New Roman" w:hAnsi="Times New Roman" w:cs="Times New Roman"/>
+          <w:sz w:val="22"/>
+          <w:szCs w:val="22"/>
+        </w:rPr>
+      </w:pPr>
+    </w:p>
+    <w:p>
+      <w:pPr>
+        <w:rPr>
+          <w:rFonts w:ascii="Times New Roman" w:hAnsi="Times New Roman" w:cs="Times New Roman"/>
+          <w:sz w:val="22"/>
+          <w:szCs w:val="22"/>
+        </w:rPr>
+      </w:pPr>
+      <w:r>
+        <w:rPr>
+          <w:rFonts w:ascii="Times New Roman" w:hAnsi="Times New Roman" w:cs="Times New Roman"/>
+          <w:sz w:val="22"/>
+          <w:szCs w:val="22"/>
+        </w:rPr>
+        <w:br w:type="page"/>
+      </w:r>
+    </w:p>
+    <w:p>
+      <w:pPr>
+        <w:pStyle w:val="Ttulo1"/>
+      </w:pPr>
+      <w:bookmarkStart w:id="3" w:name="_Toc219980869"/>
+      <w:r>
+        <w:lastRenderedPageBreak/>
+        <w:t>JavaScript de informeIndicador</w:t>
+      </w:r>
+      <w:bookmarkEnd w:id="3"/>
+    </w:p>
+    <w:p>
+      <w:pPr>
+        <w:rPr>
+          <w:rFonts w:ascii="Times New Roman" w:hAnsi="Times New Roman" w:cs="Times New Roman"/>
+          <w:sz w:val="22"/>
+          <w:szCs w:val="22"/>
+        </w:rPr>
+      </w:pPr>
+      <w:r>
+        <w:rPr>
+          <w:rFonts w:ascii="Times New Roman" w:hAnsi="Times New Roman" w:cs="Times New Roman"/>
+          <w:sz w:val="22"/>
+          <w:szCs w:val="22"/>
+        </w:rPr>
+        <w:drawing>
+          <wp:inline distT="0" distB="0" distL="0" distR="0" wp14:anchorId="6E9C57BD" wp14:editId="68993D84">
+            <wp:extent cx="5400040" cy="2366010"/>
+            <wp:effectExtent l="0" t="0" r="0" b="0"/>
+            <wp:docPr id="4" name="Imagen 4"/>
+            <wp:cNvGraphicFramePr>
+              <a:graphicFrameLocks xmlns:a="http://schemas.openxmlformats.org/drawingml/2006/main" noChangeAspect="1"/>
+            </wp:cNvGraphicFramePr>
+            <a:graphic xmlns:a="http://schemas.openxmlformats.org/drawingml/2006/main">
+              <a:graphicData uri="http://schemas.openxmlformats.org/drawingml/2006/picture">
+                <pic:pic xmlns:pic="http://schemas.openxmlformats.org/drawingml/2006/picture">
+                  <pic:nvPicPr>
+                    <pic:cNvPr id="1" name=""/>
+                    <pic:cNvPicPr/>
+                  </pic:nvPicPr>
+                  <pic:blipFill>
+                    <a:blip r:embed="rId20"/>
+                    <a:stretch>
+                      <a:fillRect/>
+                    </a:stretch>
+                  </pic:blipFill>
+                  <pic:spPr>
+                    <a:xfrm>
+                      <a:off x="0" y="0"/>
+                      <a:ext cx="5400040" cy="2366010"/>
+                    </a:xfrm>
+                    <a:prstGeom prst="rect">
+                      <a:avLst/>
+                    </a:prstGeom>
+                  </pic:spPr>
+                </pic:pic>
+              </a:graphicData>
+            </a:graphic>
+          </wp:inline>
+        </w:drawing>
+      </w:r>
+    </w:p>
+    <w:p>
+      <w:pPr>
+        <w:rPr>
+          <w:rFonts w:ascii="Times New Roman" w:hAnsi="Times New Roman" w:cs="Times New Roman"/>
+          <w:sz w:val="22"/>
+          <w:szCs w:val="22"/>
+        </w:rPr>
+      </w:pPr>
+      <w:r>
+        <w:rPr>
+          <w:rFonts w:ascii="Times New Roman" w:hAnsi="Times New Roman" w:cs="Times New Roman"/>
+          <w:sz w:val="22"/>
+          <w:szCs w:val="22"/>
+        </w:rPr>
+        <w:drawing>
+          <wp:inline distT="0" distB="0" distL="0" distR="0" wp14:anchorId="17606071" wp14:editId="3E8D20B3">
+            <wp:extent cx="5400040" cy="2795270"/>
+            <wp:effectExtent l="0" t="0" r="0" b="5080"/>
+            <wp:docPr id="5" name="Imagen 5"/>
+            <wp:cNvGraphicFramePr>
+              <a:graphicFrameLocks xmlns:a="http://schemas.openxmlformats.org/drawingml/2006/main" noChangeAspect="1"/>
+            </wp:cNvGraphicFramePr>
+            <a:graphic xmlns:a="http://schemas.openxmlformats.org/drawingml/2006/main">
+              <a:graphicData uri="http://schemas.openxmlformats.org/drawingml/2006/picture">
+                <pic:pic xmlns:pic="http://schemas.openxmlformats.org/drawingml/2006/picture">
+                  <pic:nvPicPr>
+                    <pic:cNvPr id="1" name=""/>
+                    <pic:cNvPicPr/>
+                  </pic:nvPicPr>
+                  <pic:blipFill>
+                    <a:blip r:embed="rId21"/>
+                    <a:stretch>
+                      <a:fillRect/>
+                    </a:stretch>
+                  </pic:blipFill>
+                  <pic:spPr>
+                    <a:xfrm>
+                      <a:off x="0" y="0"/>
+                      <a:ext cx="5400040" cy="2795270"/>
+                    </a:xfrm>
+                    <a:prstGeom prst="rect">
+                      <a:avLst/>
+                    </a:prstGeom>
+                  </pic:spPr>
+                </pic:pic>
+              </a:graphicData>
+            </a:graphic>
+          </wp:inline>
+        </w:drawing>
+      </w:r>
+    </w:p>
+    <w:p>
+      <w:pPr>
+        <w:rPr>
+          <w:rFonts w:ascii="Times New Roman" w:hAnsi="Times New Roman" w:cs="Times New Roman"/>
+          <w:sz w:val="22"/>
+          <w:szCs w:val="22"/>
+        </w:rPr>
+      </w:pPr>
+      <w:r>
+        <w:rPr>
+          <w:rFonts w:ascii="Times New Roman" w:hAnsi="Times New Roman" w:cs="Times New Roman"/>
+          <w:sz w:val="22"/>
+          <w:szCs w:val="22"/>
+        </w:rPr>
+        <w:t>En este JS, lo que se hace es imprimir el informe de cada indicador por ID. Ya que cuando el usuario en la tabla de los indicadores selecciona el informe del ID. Primero se pilla el ID y luego, si el indicador no ha sido encontrado hay un mensaje de error. Y si encuentra el ID, se imprime todo el informe en una card, con todos los datos del indicador.</w:t>
+      </w:r>
+      <w:r>
+        <w:rPr>
+          <w:rFonts w:ascii="Times New Roman" w:hAnsi="Times New Roman" w:cs="Times New Roman"/>
+          <w:sz w:val="22"/>
+          <w:szCs w:val="22"/>
+        </w:rPr>
+        <w:br/>
+      </w:r>
+    </w:p>
+    <w:p>
+      <w:pPr>
+        <w:rPr>
+          <w:rFonts w:ascii="Times New Roman" w:hAnsi="Times New Roman" w:cs="Times New Roman"/>
+          <w:sz w:val="22"/>
+          <w:szCs w:val="22"/>
+        </w:rPr>
+      </w:pPr>
+      <w:r>
+        <w:rPr>
+          <w:rFonts w:ascii="Times New Roman" w:hAnsi="Times New Roman" w:cs="Times New Roman"/>
+          <w:sz w:val="22"/>
+          <w:szCs w:val="22"/>
+        </w:rPr>
+        <w:br w:type="page"/>
+      </w:r>
+    </w:p>
+    <w:p>
+      <w:pPr>
+        <w:pStyle w:val="Ttulo1"/>
+      </w:pPr>
+      <w:bookmarkStart w:id="4" w:name="_Toc219980870"/>
+      <w:r>
+        <w:lastRenderedPageBreak/>
+        <w:t>Capturas</w:t>
+      </w:r>
+      <w:bookmarkEnd w:id="4"/>
+      <w:r>
+        <w:t xml:space="preserve"> </w:t>
+      </w:r>
+    </w:p>
+    <w:p>
+      <w:pPr>
+        <w:pStyle w:val="Ttulo2"/>
+      </w:pPr>
+      <w:bookmarkStart w:id="5" w:name="_Toc219980871"/>
+      <w:r>
+        <w:t>Inicio</w:t>
+      </w:r>
+      <w:bookmarkEnd w:id="5"/>
+    </w:p>
+    <w:p>
+      <w:r>
+        <w:drawing>
+          <wp:inline distT="0" distB="0" distL="0" distR="0" wp14:anchorId="0BE8E5C4" wp14:editId="4EA308AB">
+            <wp:extent cx="5400040" cy="2667000"/>
+            <wp:effectExtent l="0" t="0" r="0" b="0"/>
+            <wp:docPr id="6" name="Imagen 6"/>
+            <wp:cNvGraphicFramePr>
+              <a:graphicFrameLocks xmlns:a="http://schemas.openxmlformats.org/drawingml/2006/main" noChangeAspect="1"/>
+            </wp:cNvGraphicFramePr>
+            <a:graphic xmlns:a="http://schemas.openxmlformats.org/drawingml/2006/main">
+              <a:graphicData uri="http://schemas.openxmlformats.org/drawingml/2006/picture">
+                <pic:pic xmlns:pic="http://schemas.openxmlformats.org/drawingml/2006/picture">
+                  <pic:nvPicPr>
+                    <pic:cNvPr id="1" name=""/>
+                    <pic:cNvPicPr/>
+                  </pic:nvPicPr>
+                  <pic:blipFill>
+                    <a:blip r:embed="rId22"/>
+                    <a:stretch>
+                      <a:fillRect/>
+                    </a:stretch>
+                  </pic:blipFill>
+                  <pic:spPr>
+                    <a:xfrm>
+                      <a:off x="0" y="0"/>
+                      <a:ext cx="5400040" cy="2667000"/>
+                    </a:xfrm>
+                    <a:prstGeom prst="rect">
+                      <a:avLst/>
+                    </a:prstGeom>
+                  </pic:spPr>
+                </pic:pic>
+              </a:graphicData>
+            </a:graphic>
+          </wp:inline>
+        </w:drawing>
+      </w:r>
+    </w:p>
+    <w:p>
+      <w:pPr>
+        <w:pStyle w:val="Ttulo2"/>
+      </w:pPr>
+      <w:bookmarkStart w:id="6" w:name="_Toc219980872"/>
+      <w:r>
+        <w:t>Listado de los indicadores</w:t>
+      </w:r>
+      <w:bookmarkEnd w:id="6"/>
+    </w:p>
+    <w:p>
+      <w:r>
+        <w:drawing>
+          <wp:inline distT="0" distB="0" distL="0" distR="0" wp14:anchorId="54D6AA86" wp14:editId="6485C79E">
+            <wp:extent cx="5400040" cy="2597150"/>
+            <wp:effectExtent l="0" t="0" r="0" b="0"/>
+            <wp:docPr id="7" name="Imagen 7"/>
+            <wp:cNvGraphicFramePr>
+              <a:graphicFrameLocks xmlns:a="http://schemas.openxmlformats.org/drawingml/2006/main" noChangeAspect="1"/>
+            </wp:cNvGraphicFramePr>
+            <a:graphic xmlns:a="http://schemas.openxmlformats.org/drawingml/2006/main">
+              <a:graphicData uri="http://schemas.openxmlformats.org/drawingml/2006/picture">
+                <pic:pic xmlns:pic="http://schemas.openxmlformats.org/drawingml/2006/picture">
+                  <pic:nvPicPr>
+                    <pic:cNvPr id="1" name=""/>
+                    <pic:cNvPicPr/>
+                  </pic:nvPicPr>
+                  <pic:blipFill>
+                    <a:blip r:embed="rId23"/>
+                    <a:stretch>
+                      <a:fillRect/>
+                    </a:stretch>
+                  </pic:blipFill>
+                  <pic:spPr>
+                    <a:xfrm>
+                      <a:off x="0" y="0"/>
+                      <a:ext cx="5400040" cy="2597150"/>
+                    </a:xfrm>
+                    <a:prstGeom prst="rect">
+                      <a:avLst/>
+                    </a:prstGeom>
+                  </pic:spPr>
+                </pic:pic>
+              </a:graphicData>
+            </a:graphic>
+          </wp:inline>
+        </w:drawing>
+      </w:r>
+    </w:p>
+    <w:p>
+      <w:r>
+        <w:br w:type="page"/>
+      </w:r>
+    </w:p>
+    <w:p>
+      <w:pPr>
+        <w:pStyle w:val="Ttulo2"/>
+      </w:pPr>
+      <w:bookmarkStart w:id="7" w:name="_Toc219980873"/>
+      <w:r>
+        <w:lastRenderedPageBreak/>
+        <w:t>Filtro de los indicadores</w:t>
+      </w:r>
+      <w:bookmarkEnd w:id="7"/>
+    </w:p>
+    <w:p>
+      <w:pPr>
+        <w:pStyle w:val="Ttulo3"/>
+      </w:pPr>
+      <w:bookmarkStart w:id="8" w:name="_Toc219980874"/>
+      <w:r>
+        <w:t>Filtrar por tipo</w:t>
+      </w:r>
+      <w:bookmarkEnd w:id="8"/>
+    </w:p>
+    <w:p>
+      <w:r>
+        <w:drawing>
+          <wp:inline distT="0" distB="0" distL="0" distR="0" wp14:anchorId="3C5ED41C" wp14:editId="34250CEE">
+            <wp:extent cx="5400040" cy="2455545"/>
+            <wp:effectExtent l="0" t="0" r="0" b="1905"/>
+            <wp:docPr id="8" name="Imagen 8"/>
+            <wp:cNvGraphicFramePr>
+              <a:graphicFrameLocks xmlns:a="http://schemas.openxmlformats.org/drawingml/2006/main" noChangeAspect="1"/>
+            </wp:cNvGraphicFramePr>
+            <a:graphic xmlns:a="http://schemas.openxmlformats.org/drawingml/2006/main">
+              <a:graphicData uri="http://schemas.openxmlformats.org/drawingml/2006/picture">
+                <pic:pic xmlns:pic="http://schemas.openxmlformats.org/drawingml/2006/picture">
+                  <pic:nvPicPr>
+                    <pic:cNvPr id="1" name=""/>
+                    <pic:cNvPicPr/>
+                  </pic:nvPicPr>
+                  <pic:blipFill>
+                    <a:blip r:embed="rId24"/>
+                    <a:stretch>
+                      <a:fillRect/>
+                    </a:stretch>
+                  </pic:blipFill>
+                  <pic:spPr>
+                    <a:xfrm>
+                      <a:off x="0" y="0"/>
+                      <a:ext cx="5400040" cy="2455545"/>
+                    </a:xfrm>
+                    <a:prstGeom prst="rect">
+                      <a:avLst/>
+                    </a:prstGeom>
+                  </pic:spPr>
+                </pic:pic>
+              </a:graphicData>
+            </a:graphic>
+          </wp:inline>
+        </w:drawing>
+      </w:r>
+    </w:p>
+    <w:p>
+      <w:pPr>
+        <w:pStyle w:val="Ttulo3"/>
+      </w:pPr>
+      <w:bookmarkStart w:id="9" w:name="_Toc219980875"/>
+      <w:r>
+        <w:t>Filtrar</w:t>
+      </w:r>
+      <w:r>
+        <w:t xml:space="preserve"> por ámbito</w:t>
+      </w:r>
+      <w:bookmarkEnd w:id="9"/>
+    </w:p>
+    <w:p>
+      <w:r>
+        <w:drawing>
+          <wp:inline distT="0" distB="0" distL="0" distR="0" wp14:anchorId="0746FE03" wp14:editId="5552F84B">
+            <wp:extent cx="5400040" cy="1660525"/>
+            <wp:effectExtent l="0" t="0" r="0" b="0"/>
+            <wp:docPr id="18" name="Imagen 18"/>
+            <wp:cNvGraphicFramePr>
+              <a:graphicFrameLocks xmlns:a="http://schemas.openxmlformats.org/drawingml/2006/main" noChangeAspect="1"/>
+            </wp:cNvGraphicFramePr>
+            <a:graphic xmlns:a="http://schemas.openxmlformats.org/drawingml/2006/main">
+              <a:graphicData uri="http://schemas.openxmlformats.org/drawingml/2006/picture">
+                <pic:pic xmlns:pic="http://schemas.openxmlformats.org/drawingml/2006/picture">
+                  <pic:nvPicPr>
+                    <pic:cNvPr id="1" name=""/>
+                    <pic:cNvPicPr/>
+                  </pic:nvPicPr>
+                  <pic:blipFill>
+                    <a:blip r:embed="rId25"/>
+                    <a:stretch>
+                      <a:fillRect/>
+                    </a:stretch>
+                  </pic:blipFill>
+                  <pic:spPr>
+                    <a:xfrm>
+                      <a:off x="0" y="0"/>
+                      <a:ext cx="5400040" cy="1660525"/>
+                    </a:xfrm>
+                    <a:prstGeom prst="rect">
+                      <a:avLst/>
+                    </a:prstGeom>
+                  </pic:spPr>
+                </pic:pic>
+              </a:graphicData>
+            </a:graphic>
+          </wp:inline>
+        </w:drawing>
+      </w:r>
+    </w:p>
+    <w:p>
+      <w:pPr>
+        <w:pStyle w:val="Ttulo3"/>
+      </w:pPr>
+      <w:bookmarkStart w:id="10" w:name="_Toc219980876"/>
+      <w:r>
+        <w:t>Los 2 filtros a la vez</w:t>
+      </w:r>
+      <w:bookmarkEnd w:id="10"/>
+    </w:p>
+    <w:p>
+      <w:r>
+        <w:drawing>
+          <wp:inline distT="0" distB="0" distL="0" distR="0" wp14:anchorId="6A734636" wp14:editId="36323F78">
+            <wp:extent cx="5400040" cy="1449070"/>
+            <wp:effectExtent l="0" t="0" r="0" b="0"/>
+            <wp:docPr id="19" name="Imagen 19"/>
+            <wp:cNvGraphicFramePr>
+              <a:graphicFrameLocks xmlns:a="http://schemas.openxmlformats.org/drawingml/2006/main" noChangeAspect="1"/>
+            </wp:cNvGraphicFramePr>
+            <a:graphic xmlns:a="http://schemas.openxmlformats.org/drawingml/2006/main">
+              <a:graphicData uri="http://schemas.openxmlformats.org/drawingml/2006/picture">
+                <pic:pic xmlns:pic="http://schemas.openxmlformats.org/drawingml/2006/picture">
+                  <pic:nvPicPr>
+                    <pic:cNvPr id="1" name=""/>
+                    <pic:cNvPicPr/>
+                  </pic:nvPicPr>
+                  <pic:blipFill>
+                    <a:blip r:embed="rId26"/>
+                    <a:stretch>
+                      <a:fillRect/>
+                    </a:stretch>
+                  </pic:blipFill>
+                  <pic:spPr>
+                    <a:xfrm>
+                      <a:off x="0" y="0"/>
+                      <a:ext cx="5400040" cy="1449070"/>
+                    </a:xfrm>
+                    <a:prstGeom prst="rect">
+                      <a:avLst/>
+                    </a:prstGeom>
+                  </pic:spPr>
+                </pic:pic>
+              </a:graphicData>
+            </a:graphic>
+          </wp:inline>
+        </w:drawing>
+      </w:r>
+    </w:p>
+    <w:p>
+      <w:r>
+        <w:br w:type="page"/>
+      </w:r>
+    </w:p>
+    <w:p>
+      <w:pPr>
+        <w:pStyle w:val="Ttulo2"/>
+      </w:pPr>
+      <w:bookmarkStart w:id="11" w:name="_Toc219980877"/>
+      <w:r>
+        <w:lastRenderedPageBreak/>
+        <w:t>Agregar indicador</w:t>
+      </w:r>
+      <w:bookmarkEnd w:id="11"/>
+    </w:p>
+    <w:p>
+      <w:pPr>
+        <w:rPr>
+          <w:noProof/>
+        </w:rPr>
+      </w:pPr>
+      <w:r>
+        <w:drawing>
+          <wp:inline distT="0" distB="0" distL="0" distR="0" wp14:anchorId="6FB08E64" wp14:editId="3518D7DA">
+            <wp:extent cx="3291728" cy="3905250"/>
+            <wp:effectExtent l="0" t="0" r="4445" b="0"/>
+            <wp:docPr id="20" name="Imagen 20"/>
+            <wp:cNvGraphicFramePr>
+              <a:graphicFrameLocks xmlns:a="http://schemas.openxmlformats.org/drawingml/2006/main" noChangeAspect="1"/>
+            </wp:cNvGraphicFramePr>
+            <a:graphic xmlns:a="http://schemas.openxmlformats.org/drawingml/2006/main">
+              <a:graphicData uri="http://schemas.openxmlformats.org/drawingml/2006/picture">
+                <pic:pic xmlns:pic="http://schemas.openxmlformats.org/drawingml/2006/picture">
+                  <pic:nvPicPr>
+                    <pic:cNvPr id="1" name=""/>
+                    <pic:cNvPicPr/>
+                  </pic:nvPicPr>
+                  <pic:blipFill>
+                    <a:blip r:embed="rId27"/>
+                    <a:stretch>
+                      <a:fillRect/>
+                    </a:stretch>
+                  </pic:blipFill>
+                  <pic:spPr>
+                    <a:xfrm>
+                      <a:off x="0" y="0"/>
+                      <a:ext cx="3292674" cy="3906372"/>
+                    </a:xfrm>
+                    <a:prstGeom prst="rect">
+                      <a:avLst/>
+                    </a:prstGeom>
+                  </pic:spPr>
+                </pic:pic>
+              </a:graphicData>
+            </a:graphic>
+          </wp:inline>
+        </w:drawing>
+      </w:r>
+      <w:r>
+        <w:rPr>
+          <w:noProof/>
+        </w:rPr>
+        <w:t xml:space="preserve"> </w:t>
+      </w:r>
+      <w:r>
+        <w:drawing>
+          <wp:inline distT="0" distB="0" distL="0" distR="0" wp14:anchorId="38854A25" wp14:editId="6C7A42EF">
+            <wp:extent cx="4963218" cy="3143689"/>
+            <wp:effectExtent l="0" t="0" r="8890" b="0"/>
+            <wp:docPr id="21" name="Imagen 21"/>
+            <wp:cNvGraphicFramePr>
+              <a:graphicFrameLocks xmlns:a="http://schemas.openxmlformats.org/drawingml/2006/main" noChangeAspect="1"/>
+            </wp:cNvGraphicFramePr>
+            <a:graphic xmlns:a="http://schemas.openxmlformats.org/drawingml/2006/main">
+              <a:graphicData uri="http://schemas.openxmlformats.org/drawingml/2006/picture">
+                <pic:pic xmlns:pic="http://schemas.openxmlformats.org/drawingml/2006/picture">
+                  <pic:nvPicPr>
+                    <pic:cNvPr id="1" name=""/>
+                    <pic:cNvPicPr/>
+                  </pic:nvPicPr>
+                  <pic:blipFill>
+                    <a:blip r:embed="rId28"/>
+                    <a:stretch>
+                      <a:fillRect/>
+                    </a:stretch>
+                  </pic:blipFill>
+                  <pic:spPr>
+                    <a:xfrm>
+                      <a:off x="0" y="0"/>
+                      <a:ext cx="4963218" cy="3143689"/>
+                    </a:xfrm>
+                    <a:prstGeom prst="rect">
+                      <a:avLst/>
+                    </a:prstGeom>
+                  </pic:spPr>
+                </pic:pic>
+              </a:graphicData>
+            </a:graphic>
+          </wp:inline>
+        </w:drawing>
+      </w:r>
+    </w:p>
+    <w:p>
+      <w:r>
+        <w:drawing>
+          <wp:inline distT="0" distB="0" distL="0" distR="0" wp14:anchorId="566AEC26" wp14:editId="443630CB">
+            <wp:extent cx="5400040" cy="198120"/>
+            <wp:effectExtent l="0" t="0" r="0" b="0"/>
+            <wp:docPr id="22" name="Imagen 22"/>
+            <wp:cNvGraphicFramePr>
+              <a:graphicFrameLocks xmlns:a="http://schemas.openxmlformats.org/drawingml/2006/main" noChangeAspect="1"/>
+            </wp:cNvGraphicFramePr>
+            <a:graphic xmlns:a="http://schemas.openxmlformats.org/drawingml/2006/main">
+              <a:graphicData uri="http://schemas.openxmlformats.org/drawingml/2006/picture">
+                <pic:pic xmlns:pic="http://schemas.openxmlformats.org/drawingml/2006/picture">
+                  <pic:nvPicPr>
+                    <pic:cNvPr id="1" name=""/>
+                    <pic:cNvPicPr/>
+                  </pic:nvPicPr>
+                  <pic:blipFill>
+                    <a:blip r:embed="rId29"/>
+                    <a:stretch>
+                      <a:fillRect/>
+                    </a:stretch>
+                  </pic:blipFill>
+                  <pic:spPr>
+                    <a:xfrm>
+                      <a:off x="0" y="0"/>
+                      <a:ext cx="5400040" cy="198120"/>
+                    </a:xfrm>
+                    <a:prstGeom prst="rect">
+                      <a:avLst/>
+                    </a:prstGeom>
+                  </pic:spPr>
+                </pic:pic>
+              </a:graphicData>
+            </a:graphic>
+          </wp:inline>
+        </w:drawing>
+      </w:r>
+    </w:p>
+    <w:p/>
+    <w:p/>
+    <w:p>
+      <w:pPr>
+        <w:pStyle w:val="Ttulo2"/>
+      </w:pPr>
+      <w:bookmarkStart w:id="12" w:name="_Toc219980878"/>
+      <w:r>
+        <w:lastRenderedPageBreak/>
+        <w:t>Modificar indicador</w:t>
+      </w:r>
+      <w:bookmarkEnd w:id="12"/>
+    </w:p>
+    <w:p>
+      <w:r>
+        <w:drawing>
+          <wp:inline distT="0" distB="0" distL="0" distR="0" wp14:anchorId="23CAE5CC" wp14:editId="1C2B1F2E">
+            <wp:extent cx="2695575" cy="4808471"/>
+            <wp:effectExtent l="0" t="0" r="0" b="0"/>
+            <wp:docPr id="23" name="Imagen 23"/>
+            <wp:cNvGraphicFramePr>
+              <a:graphicFrameLocks xmlns:a="http://schemas.openxmlformats.org/drawingml/2006/main" noChangeAspect="1"/>
+            </wp:cNvGraphicFramePr>
+            <a:graphic xmlns:a="http://schemas.openxmlformats.org/drawingml/2006/main">
+              <a:graphicData uri="http://schemas.openxmlformats.org/drawingml/2006/picture">
+                <pic:pic xmlns:pic="http://schemas.openxmlformats.org/drawingml/2006/picture">
+                  <pic:nvPicPr>
+                    <pic:cNvPr id="1" name=""/>
+                    <pic:cNvPicPr/>
+                  </pic:nvPicPr>
+                  <pic:blipFill>
+                    <a:blip r:embed="rId30"/>
+                    <a:stretch>
+                      <a:fillRect/>
+                    </a:stretch>
+                  </pic:blipFill>
+                  <pic:spPr>
+                    <a:xfrm>
+                      <a:off x="0" y="0"/>
+                      <a:ext cx="2698686" cy="4814020"/>
+                    </a:xfrm>
+                    <a:prstGeom prst="rect">
+                      <a:avLst/>
+                    </a:prstGeom>
+                  </pic:spPr>
+                </pic:pic>
+              </a:graphicData>
+            </a:graphic>
+          </wp:inline>
+        </w:drawing>
+      </w:r>
+    </w:p>
+    <w:p>
+      <w:r>
+        <w:drawing>
+          <wp:inline distT="0" distB="0" distL="0" distR="0" wp14:anchorId="4F488E7F" wp14:editId="2D8F8F0E">
+            <wp:extent cx="4486901" cy="1571844"/>
+            <wp:effectExtent l="0" t="0" r="9525" b="9525"/>
+            <wp:docPr id="24" name="Imagen 24"/>
+            <wp:cNvGraphicFramePr>
+              <a:graphicFrameLocks xmlns:a="http://schemas.openxmlformats.org/drawingml/2006/main" noChangeAspect="1"/>
+            </wp:cNvGraphicFramePr>
+            <a:graphic xmlns:a="http://schemas.openxmlformats.org/drawingml/2006/main">
+              <a:graphicData uri="http://schemas.openxmlformats.org/drawingml/2006/picture">
+                <pic:pic xmlns:pic="http://schemas.openxmlformats.org/drawingml/2006/picture">
+                  <pic:nvPicPr>
+                    <pic:cNvPr id="1" name=""/>
+                    <pic:cNvPicPr/>
+                  </pic:nvPicPr>
+                  <pic:blipFill>
+                    <a:blip r:embed="rId31"/>
+                    <a:stretch>
+                      <a:fillRect/>
+                    </a:stretch>
+                  </pic:blipFill>
+                  <pic:spPr>
+                    <a:xfrm>
+                      <a:off x="0" y="0"/>
+                      <a:ext cx="4486901" cy="1571844"/>
+                    </a:xfrm>
+                    <a:prstGeom prst="rect">
+                      <a:avLst/>
+                    </a:prstGeom>
+                  </pic:spPr>
+                </pic:pic>
+              </a:graphicData>
+            </a:graphic>
+          </wp:inline>
+        </w:drawing>
+      </w:r>
+    </w:p>
+    <w:p>
+      <w:r>
+        <w:drawing>
+          <wp:inline distT="0" distB="0" distL="0" distR="0" wp14:anchorId="7F5B72A8" wp14:editId="31D5F85B">
+            <wp:extent cx="5400040" cy="205740"/>
+            <wp:effectExtent l="0" t="0" r="0" b="3810"/>
+            <wp:docPr id="26" name="Imagen 26"/>
+            <wp:cNvGraphicFramePr>
+              <a:graphicFrameLocks xmlns:a="http://schemas.openxmlformats.org/drawingml/2006/main" noChangeAspect="1"/>
+            </wp:cNvGraphicFramePr>
+            <a:graphic xmlns:a="http://schemas.openxmlformats.org/drawingml/2006/main">
+              <a:graphicData uri="http://schemas.openxmlformats.org/drawingml/2006/picture">
+                <pic:pic xmlns:pic="http://schemas.openxmlformats.org/drawingml/2006/picture">
+                  <pic:nvPicPr>
+                    <pic:cNvPr id="1" name=""/>
+                    <pic:cNvPicPr/>
+                  </pic:nvPicPr>
+                  <pic:blipFill>
+                    <a:blip r:embed="rId32"/>
+                    <a:stretch>
+                      <a:fillRect/>
+                    </a:stretch>
+                  </pic:blipFill>
+                  <pic:spPr>
+                    <a:xfrm>
+                      <a:off x="0" y="0"/>
+                      <a:ext cx="5400040" cy="205740"/>
+                    </a:xfrm>
+                    <a:prstGeom prst="rect">
+                      <a:avLst/>
+                    </a:prstGeom>
+                  </pic:spPr>
+                </pic:pic>
+              </a:graphicData>
+            </a:graphic>
+          </wp:inline>
+        </w:drawing>
+      </w:r>
+    </w:p>
+    <w:p/>
+    <w:p/>
+    <w:p/>
+    <w:p/>
+    <w:p>
+      <w:pPr>
+        <w:pStyle w:val="Ttulo2"/>
+      </w:pPr>
+      <w:bookmarkStart w:id="13" w:name="_Toc219980879"/>
+      <w:r>
+        <w:lastRenderedPageBreak/>
+        <w:t>Eliminar indicador</w:t>
+      </w:r>
+      <w:bookmarkEnd w:id="13"/>
+    </w:p>
+    <w:p>
+      <w:r>
+        <w:drawing>
+          <wp:inline distT="0" distB="0" distL="0" distR="0" wp14:anchorId="66E3CCBD" wp14:editId="28313188">
+            <wp:extent cx="5400040" cy="203200"/>
+            <wp:effectExtent l="0" t="0" r="0" b="6350"/>
+            <wp:docPr id="28" name="Imagen 28"/>
+            <wp:cNvGraphicFramePr>
+              <a:graphicFrameLocks xmlns:a="http://schemas.openxmlformats.org/drawingml/2006/main" noChangeAspect="1"/>
+            </wp:cNvGraphicFramePr>
+            <a:graphic xmlns:a="http://schemas.openxmlformats.org/drawingml/2006/main">
+              <a:graphicData uri="http://schemas.openxmlformats.org/drawingml/2006/picture">
+                <pic:pic xmlns:pic="http://schemas.openxmlformats.org/drawingml/2006/picture">
+                  <pic:nvPicPr>
+                    <pic:cNvPr id="1" name=""/>
+                    <pic:cNvPicPr/>
+                  </pic:nvPicPr>
+                  <pic:blipFill>
+                    <a:blip r:embed="rId33"/>
+                    <a:stretch>
+                      <a:fillRect/>
+                    </a:stretch>
+                  </pic:blipFill>
+                  <pic:spPr>
+                    <a:xfrm>
+                      <a:off x="0" y="0"/>
+                      <a:ext cx="5400040" cy="203200"/>
+                    </a:xfrm>
+                    <a:prstGeom prst="rect">
+                      <a:avLst/>
+                    </a:prstGeom>
+                  </pic:spPr>
+                </pic:pic>
+              </a:graphicData>
+            </a:graphic>
+          </wp:inline>
+        </w:drawing>
+      </w:r>
+    </w:p>
+    <w:p>
+      <w:r>
+        <w:drawing>
+          <wp:inline distT="0" distB="0" distL="0" distR="0" wp14:anchorId="5B397E8C" wp14:editId="47B8ACE8">
+            <wp:extent cx="4210638" cy="1324160"/>
+            <wp:effectExtent l="0" t="0" r="0" b="9525"/>
+            <wp:docPr id="27" name="Imagen 27"/>
+            <wp:cNvGraphicFramePr>
+              <a:graphicFrameLocks xmlns:a="http://schemas.openxmlformats.org/drawingml/2006/main" noChangeAspect="1"/>
+            </wp:cNvGraphicFramePr>
+            <a:graphic xmlns:a="http://schemas.openxmlformats.org/drawingml/2006/main">
+              <a:graphicData uri="http://schemas.openxmlformats.org/drawingml/2006/picture">
+                <pic:pic xmlns:pic="http://schemas.openxmlformats.org/drawingml/2006/picture">
+                  <pic:nvPicPr>
+                    <pic:cNvPr id="1" name=""/>
+                    <pic:cNvPicPr/>
+                  </pic:nvPicPr>
+                  <pic:blipFill>
+                    <a:blip r:embed="rId34"/>
+                    <a:stretch>
+                      <a:fillRect/>
+                    </a:stretch>
+                  </pic:blipFill>
+                  <pic:spPr>
+                    <a:xfrm>
+                      <a:off x="0" y="0"/>
+                      <a:ext cx="4210638" cy="1324160"/>
+                    </a:xfrm>
+                    <a:prstGeom prst="rect">
+                      <a:avLst/>
+                    </a:prstGeom>
+                  </pic:spPr>
+                </pic:pic>
+              </a:graphicData>
+            </a:graphic>
+          </wp:inline>
+        </w:drawing>
+      </w:r>
+    </w:p>
+    <w:p>
+      <w:pPr>
+        <w:rPr>
+          <w:noProof/>
+        </w:rPr>
+      </w:pPr>
+      <w:r>
+        <w:drawing>
+          <wp:inline distT="0" distB="0" distL="0" distR="0" wp14:anchorId="0DEC1283" wp14:editId="348EE6B6">
+            <wp:extent cx="4172532" cy="1438476"/>
+            <wp:effectExtent l="0" t="0" r="0" b="9525"/>
+            <wp:docPr id="29" name="Imagen 29"/>
+            <wp:cNvGraphicFramePr>
+              <a:graphicFrameLocks xmlns:a="http://schemas.openxmlformats.org/drawingml/2006/main" noChangeAspect="1"/>
+            </wp:cNvGraphicFramePr>
+            <a:graphic xmlns:a="http://schemas.openxmlformats.org/drawingml/2006/main">
+              <a:graphicData uri="http://schemas.openxmlformats.org/drawingml/2006/picture">
+                <pic:pic xmlns:pic="http://schemas.openxmlformats.org/drawingml/2006/picture">
+                  <pic:nvPicPr>
+                    <pic:cNvPr id="1" name=""/>
+                    <pic:cNvPicPr/>
+                  </pic:nvPicPr>
+                  <pic:blipFill>
+                    <a:blip r:embed="rId35"/>
+                    <a:stretch>
+                      <a:fillRect/>
+                    </a:stretch>
+                  </pic:blipFill>
+                  <pic:spPr>
+                    <a:xfrm>
+                      <a:off x="0" y="0"/>
+                      <a:ext cx="4172532" cy="1438476"/>
+                    </a:xfrm>
+                    <a:prstGeom prst="rect">
+                      <a:avLst/>
+                    </a:prstGeom>
+                  </pic:spPr>
+                </pic:pic>
+              </a:graphicData>
+            </a:graphic>
+          </wp:inline>
+        </w:drawing>
+      </w:r>
+      <w:r>
+        <w:rPr>
+          <w:noProof/>
+        </w:rPr>
+        <w:t xml:space="preserve"> </w:t>
+      </w:r>
+      <w:r>
+        <w:drawing>
+          <wp:inline distT="0" distB="0" distL="0" distR="0" wp14:anchorId="08EDA559" wp14:editId="00DD4585">
+            <wp:extent cx="5400040" cy="640715"/>
+            <wp:effectExtent l="0" t="0" r="0" b="6985"/>
+            <wp:docPr id="30" name="Imagen 30"/>
+            <wp:cNvGraphicFramePr>
+              <a:graphicFrameLocks xmlns:a="http://schemas.openxmlformats.org/drawingml/2006/main" noChangeAspect="1"/>
+            </wp:cNvGraphicFramePr>
+            <a:graphic xmlns:a="http://schemas.openxmlformats.org/drawingml/2006/main">
+              <a:graphicData uri="http://schemas.openxmlformats.org/drawingml/2006/picture">
+                <pic:pic xmlns:pic="http://schemas.openxmlformats.org/drawingml/2006/picture">
+                  <pic:nvPicPr>
+                    <pic:cNvPr id="1" name=""/>
+                    <pic:cNvPicPr/>
+                  </pic:nvPicPr>
+                  <pic:blipFill>
+                    <a:blip r:embed="rId36"/>
+                    <a:stretch>
+                      <a:fillRect/>
+                    </a:stretch>
+                  </pic:blipFill>
+                  <pic:spPr>
+                    <a:xfrm>
+                      <a:off x="0" y="0"/>
+                      <a:ext cx="5400040" cy="640715"/>
+                    </a:xfrm>
+                    <a:prstGeom prst="rect">
+                      <a:avLst/>
+                    </a:prstGeom>
+                  </pic:spPr>
+                </pic:pic>
+              </a:graphicData>
+            </a:graphic>
+          </wp:inline>
+        </w:drawing>
+      </w:r>
+    </w:p>
+    <w:p>
+      <w:r>
+        <w:rPr>
+          <w:noProof/>
+        </w:rPr>
+        <w:t>El indicador se ha eliminado correctamente</w:t>
+      </w:r>
+    </w:p>
+    <w:p>
+      <w:pPr>
+        <w:pStyle w:val="Ttulo2"/>
+      </w:pPr>
+      <w:bookmarkStart w:id="14" w:name="_Toc219980880"/>
+      <w:r>
+        <w:t>Informe del indicador</w:t>
+      </w:r>
+      <w:bookmarkEnd w:id="14"/>
+    </w:p>
+    <w:p>
+      <w:r>
+        <w:drawing>
+          <wp:inline distT="0" distB="0" distL="0" distR="0" wp14:anchorId="7B8EDCCC" wp14:editId="2594FE4F">
+            <wp:extent cx="5400040" cy="367665"/>
+            <wp:effectExtent l="0" t="0" r="0" b="0"/>
+            <wp:docPr id="31" name="Imagen 31"/>
+            <wp:cNvGraphicFramePr>
+              <a:graphicFrameLocks xmlns:a="http://schemas.openxmlformats.org/drawingml/2006/main" noChangeAspect="1"/>
+            </wp:cNvGraphicFramePr>
+            <a:graphic xmlns:a="http://schemas.openxmlformats.org/drawingml/2006/main">
+              <a:graphicData uri="http://schemas.openxmlformats.org/drawingml/2006/picture">
+                <pic:pic xmlns:pic="http://schemas.openxmlformats.org/drawingml/2006/picture">
+                  <pic:nvPicPr>
+                    <pic:cNvPr id="1" name=""/>
+                    <pic:cNvPicPr/>
+                  </pic:nvPicPr>
+                  <pic:blipFill>
+                    <a:blip r:embed="rId37"/>
+                    <a:stretch>
+                      <a:fillRect/>
+                    </a:stretch>
+                  </pic:blipFill>
+                  <pic:spPr>
+                    <a:xfrm>
+                      <a:off x="0" y="0"/>
+                      <a:ext cx="5400040" cy="367665"/>
+                    </a:xfrm>
+                    <a:prstGeom prst="rect">
+                      <a:avLst/>
+                    </a:prstGeom>
+                  </pic:spPr>
+                </pic:pic>
+              </a:graphicData>
+            </a:graphic>
+          </wp:inline>
+        </w:drawing>
+      </w:r>
+    </w:p>
+    <w:p>
+      <w:r>
+        <w:drawing>
+          <wp:inline distT="0" distB="0" distL="0" distR="0" wp14:anchorId="1E3C2212" wp14:editId="0301DE48">
+            <wp:extent cx="5400040" cy="1986915"/>
+            <wp:effectExtent l="0" t="0" r="0" b="0"/>
+            <wp:docPr id="32" name="Imagen 32"/>
+            <wp:cNvGraphicFramePr>
+              <a:graphicFrameLocks xmlns:a="http://schemas.openxmlformats.org/drawingml/2006/main" noChangeAspect="1"/>
+            </wp:cNvGraphicFramePr>
+            <a:graphic xmlns:a="http://schemas.openxmlformats.org/drawingml/2006/main">
+              <a:graphicData uri="http://schemas.openxmlformats.org/drawingml/2006/picture">
+                <pic:pic xmlns:pic="http://schemas.openxmlformats.org/drawingml/2006/picture">
+                  <pic:nvPicPr>
+                    <pic:cNvPr id="1" name=""/>
+                    <pic:cNvPicPr/>
+                  </pic:nvPicPr>
+                  <pic:blipFill>
+                    <a:blip r:embed="rId38"/>
+                    <a:stretch>
+                      <a:fillRect/>
+                    </a:stretch>
+                  </pic:blipFill>
+                  <pic:spPr>
+                    <a:xfrm>
+                      <a:off x="0" y="0"/>
+                      <a:ext cx="5400040" cy="1986915"/>
+                    </a:xfrm>
+                    <a:prstGeom prst="rect">
+                      <a:avLst/>
+                    </a:prstGeom>
+                  </pic:spPr>
+                </pic:pic>
+              </a:graphicData>
+            </a:graphic>
+          </wp:inline>
+        </w:drawing>
+      </w:r>
+    </w:p>
+    <w:p/>
     <w:sectPr>
       <w:pgSz w:w="11906" w:h="16838"/>
       <w:pgMar w:top="1417" w:right="1701" w:bottom="1417" w:left="1701" w:header="708" w:footer="708" w:gutter="0"/>
@@ -1984,6 +4024,176 @@
     </w:sectPr>
   </w:body>
 </w:document>
+</file>
+
+<file path=word/endnotes.xml><?xml version="1.0" encoding="utf-8"?>
+<w:endnotes xmlns:wpc="http://schemas.microsoft.com/office/word/2010/wordprocessingCanvas" xmlns:cx="http://schemas.microsoft.com/office/drawing/2014/chartex" xmlns:cx1="http://schemas.microsoft.com/office/drawing/2015/9/8/chartex" xmlns:cx2="http://schemas.microsoft.com/office/drawing/2015/10/21/chartex" xmlns:cx3="http://schemas.microsoft.com/office/drawing/2016/5/9/chartex" xmlns:cx4="http://schemas.microsoft.com/office/drawing/2016/5/10/chartex" xmlns:cx5="http://schemas.microsoft.com/office/drawing/2016/5/11/chartex" xmlns:cx6="http://schemas.microsoft.com/office/drawing/2016/5/12/chartex" xmlns:cx7="http://schemas.microsoft.com/office/drawing/2016/5/13/chartex" xmlns:cx8="http://schemas.microsoft.com/office/drawing/2016/5/14/chartex" xmlns:mc="http://schemas.openxmlformats.org/markup-compatibility/2006" xmlns:aink="http://schemas.microsoft.com/office/drawing/2016/ink" xmlns:am3d="http://schemas.microsoft.com/office/drawing/2017/model3d" xmlns:o="urn:schemas-microsoft-com:office:office" xmlns:oel="http://schemas.microsoft.com/office/2019/extlst" xmlns:r="http://schemas.openxmlformats.org/officeDocument/2006/relationships" xmlns:m="http://schemas.openxmlformats.org/officeDocument/2006/math" xmlns:v="urn:schemas-microsoft-com:vml" xmlns:wp14="http://schemas.microsoft.com/office/word/2010/wordprocessingDrawing" xmlns:wp="http://schemas.openxmlformats.org/drawingml/2006/wordprocessingDrawing" xmlns:w10="urn:schemas-microsoft-com:office:word" xmlns:w="http://schemas.openxmlformats.org/wordprocessingml/2006/main" xmlns:w14="http://schemas.microsoft.com/office/word/2010/wordml" xmlns:w15="http://schemas.microsoft.com/office/word/2012/wordml" xmlns:w16cex="http://schemas.microsoft.com/office/word/2018/wordml/cex" xmlns:w16cid="http://schemas.microsoft.com/office/word/2016/wordml/cid" xmlns:w16="http://schemas.microsoft.com/office/word/2018/wordml" xmlns:w16sdtdh="http://schemas.microsoft.com/office/word/2020/wordml/sdtdatahash" xmlns:w16se="http://schemas.microsoft.com/office/word/2015/wordml/symex" xmlns:wpg="http://schemas.microsoft.com/office/word/2010/wordprocessingGroup" xmlns:wpi="http://schemas.microsoft.com/office/word/2010/wordprocessingInk" xmlns:wne="http://schemas.microsoft.com/office/word/2006/wordml" xmlns:wps="http://schemas.microsoft.com/office/word/2010/wordprocessingShape" mc:Ignorable="w14 w15 w16se w16cid w16 w16cex w16sdtdh wp14">
+  <w:endnote w:type="separator" w:id="-1">
+    <w:p>
+      <w:pPr>
+        <w:spacing w:after="0" w:line="240" w:lineRule="auto"/>
+      </w:pPr>
+      <w:r>
+        <w:separator/>
+      </w:r>
+    </w:p>
+  </w:endnote>
+  <w:endnote w:type="continuationSeparator" w:id="0">
+    <w:p>
+      <w:pPr>
+        <w:spacing w:after="0" w:line="240" w:lineRule="auto"/>
+      </w:pPr>
+      <w:r>
+        <w:continuationSeparator/>
+      </w:r>
+    </w:p>
+  </w:endnote>
+</w:endnotes>
+</file>
+
+<file path=word/footnotes.xml><?xml version="1.0" encoding="utf-8"?>
+<w:footnotes xmlns:wpc="http://schemas.microsoft.com/office/word/2010/wordprocessingCanvas" xmlns:cx="http://schemas.microsoft.com/office/drawing/2014/chartex" xmlns:cx1="http://schemas.microsoft.com/office/drawing/2015/9/8/chartex" xmlns:cx2="http://schemas.microsoft.com/office/drawing/2015/10/21/chartex" xmlns:cx3="http://schemas.microsoft.com/office/drawing/2016/5/9/chartex" xmlns:cx4="http://schemas.microsoft.com/office/drawing/2016/5/10/chartex" xmlns:cx5="http://schemas.microsoft.com/office/drawing/2016/5/11/chartex" xmlns:cx6="http://schemas.microsoft.com/office/drawing/2016/5/12/chartex" xmlns:cx7="http://schemas.microsoft.com/office/drawing/2016/5/13/chartex" xmlns:cx8="http://schemas.microsoft.com/office/drawing/2016/5/14/chartex" xmlns:mc="http://schemas.openxmlformats.org/markup-compatibility/2006" xmlns:aink="http://schemas.microsoft.com/office/drawing/2016/ink" xmlns:am3d="http://schemas.microsoft.com/office/drawing/2017/model3d" xmlns:o="urn:schemas-microsoft-com:office:office" xmlns:oel="http://schemas.microsoft.com/office/2019/extlst" xmlns:r="http://schemas.openxmlformats.org/officeDocument/2006/relationships" xmlns:m="http://schemas.openxmlformats.org/officeDocument/2006/math" xmlns:v="urn:schemas-microsoft-com:vml" xmlns:wp14="http://schemas.microsoft.com/office/word/2010/wordprocessingDrawing" xmlns:wp="http://schemas.openxmlformats.org/drawingml/2006/wordprocessingDrawing" xmlns:w10="urn:schemas-microsoft-com:office:word" xmlns:w="http://schemas.openxmlformats.org/wordprocessingml/2006/main" xmlns:w14="http://schemas.microsoft.com/office/word/2010/wordml" xmlns:w15="http://schemas.microsoft.com/office/word/2012/wordml" xmlns:w16cex="http://schemas.microsoft.com/office/word/2018/wordml/cex" xmlns:w16cid="http://schemas.microsoft.com/office/word/2016/wordml/cid" xmlns:w16="http://schemas.microsoft.com/office/word/2018/wordml" xmlns:w16sdtdh="http://schemas.microsoft.com/office/word/2020/wordml/sdtdatahash" xmlns:w16se="http://schemas.microsoft.com/office/word/2015/wordml/symex" xmlns:wpg="http://schemas.microsoft.com/office/word/2010/wordprocessingGroup" xmlns:wpi="http://schemas.microsoft.com/office/word/2010/wordprocessingInk" xmlns:wne="http://schemas.microsoft.com/office/word/2006/wordml" xmlns:wps="http://schemas.microsoft.com/office/word/2010/wordprocessingShape" mc:Ignorable="w14 w15 w16se w16cid w16 w16cex w16sdtdh wp14">
+  <w:footnote w:type="separator" w:id="-1">
+    <w:p>
+      <w:pPr>
+        <w:spacing w:after="0" w:line="240" w:lineRule="auto"/>
+      </w:pPr>
+      <w:r>
+        <w:separator/>
+      </w:r>
+    </w:p>
+  </w:footnote>
+  <w:footnote w:type="continuationSeparator" w:id="0">
+    <w:p>
+      <w:pPr>
+        <w:spacing w:after="0" w:line="240" w:lineRule="auto"/>
+      </w:pPr>
+      <w:r>
+        <w:continuationSeparator/>
+      </w:r>
+    </w:p>
+  </w:footnote>
+</w:footnotes>
+</file>
+
+<file path=word/numbering.xml><?xml version="1.0" encoding="utf-8"?>
+<w:numbering xmlns:wpc="http://schemas.microsoft.com/office/word/2010/wordprocessingCanvas" xmlns:cx="http://schemas.microsoft.com/office/drawing/2014/chartex" xmlns:cx1="http://schemas.microsoft.com/office/drawing/2015/9/8/chartex" xmlns:cx2="http://schemas.microsoft.com/office/drawing/2015/10/21/chartex" xmlns:cx3="http://schemas.microsoft.com/office/drawing/2016/5/9/chartex" xmlns:cx4="http://schemas.microsoft.com/office/drawing/2016/5/10/chartex" xmlns:cx5="http://schemas.microsoft.com/office/drawing/2016/5/11/chartex" xmlns:cx6="http://schemas.microsoft.com/office/drawing/2016/5/12/chartex" xmlns:cx7="http://schemas.microsoft.com/office/drawing/2016/5/13/chartex" xmlns:cx8="http://schemas.microsoft.com/office/drawing/2016/5/14/chartex" xmlns:mc="http://schemas.openxmlformats.org/markup-compatibility/2006" xmlns:aink="http://schemas.microsoft.com/office/drawing/2016/ink" xmlns:am3d="http://schemas.microsoft.com/office/drawing/2017/model3d" xmlns:o="urn:schemas-microsoft-com:office:office" xmlns:oel="http://schemas.microsoft.com/office/2019/extlst" xmlns:r="http://schemas.openxmlformats.org/officeDocument/2006/relationships" xmlns:m="http://schemas.openxmlformats.org/officeDocument/2006/math" xmlns:v="urn:schemas-microsoft-com:vml" xmlns:wp14="http://schemas.microsoft.com/office/word/2010/wordprocessingDrawing" xmlns:wp="http://schemas.openxmlformats.org/drawingml/2006/wordprocessingDrawing" xmlns:w10="urn:schemas-microsoft-com:office:word" xmlns:w="http://schemas.openxmlformats.org/wordprocessingml/2006/main" xmlns:w14="http://schemas.microsoft.com/office/word/2010/wordml" xmlns:w15="http://schemas.microsoft.com/office/word/2012/wordml" xmlns:w16cex="http://schemas.microsoft.com/office/word/2018/wordml/cex" xmlns:w16cid="http://schemas.microsoft.com/office/word/2016/wordml/cid" xmlns:w16="http://schemas.microsoft.com/office/word/2018/wordml" xmlns:w16sdtdh="http://schemas.microsoft.com/office/word/2020/wordml/sdtdatahash" xmlns:w16se="http://schemas.microsoft.com/office/word/2015/wordml/symex" xmlns:wpg="http://schemas.microsoft.com/office/word/2010/wordprocessingGroup" xmlns:wpi="http://schemas.microsoft.com/office/word/2010/wordprocessingInk" xmlns:wne="http://schemas.microsoft.com/office/word/2006/wordml" xmlns:wps="http://schemas.microsoft.com/office/word/2010/wordprocessingShape" mc:Ignorable="w14 w15 w16se w16cid w16 w16cex w16sdtdh wp14">
+  <w:abstractNum w:abstractNumId="0" w15:restartNumberingAfterBreak="0">
+    <w:nsid w:val="53290898"/>
+    <w:multiLevelType w:val="hybridMultilevel"/>
+    <w:tmpl w:val="7C7C165C"/>
+    <w:lvl w:ilvl="0" w:tplc="6190341C">
+      <w:numFmt w:val="bullet"/>
+      <w:lvlText w:val=""/>
+      <w:lvlJc w:val="left"/>
+      <w:pPr>
+        <w:ind w:left="720" w:hanging="360"/>
+      </w:pPr>
+      <w:rPr>
+        <w:rFonts w:ascii="Symbol" w:eastAsiaTheme="minorHAnsi" w:hAnsi="Symbol" w:cs="Times New Roman" w:hint="default"/>
+      </w:rPr>
+    </w:lvl>
+    <w:lvl w:ilvl="1" w:tplc="0C0A0003" w:tentative="1">
+      <w:start w:val="1"/>
+      <w:numFmt w:val="bullet"/>
+      <w:lvlText w:val="o"/>
+      <w:lvlJc w:val="left"/>
+      <w:pPr>
+        <w:ind w:left="1440" w:hanging="360"/>
+      </w:pPr>
+      <w:rPr>
+        <w:rFonts w:ascii="Courier New" w:hAnsi="Courier New" w:cs="Courier New" w:hint="default"/>
+      </w:rPr>
+    </w:lvl>
+    <w:lvl w:ilvl="2" w:tplc="0C0A0005" w:tentative="1">
+      <w:start w:val="1"/>
+      <w:numFmt w:val="bullet"/>
+      <w:lvlText w:val=""/>
+      <w:lvlJc w:val="left"/>
+      <w:pPr>
+        <w:ind w:left="2160" w:hanging="360"/>
+      </w:pPr>
+      <w:rPr>
+        <w:rFonts w:ascii="Wingdings" w:hAnsi="Wingdings" w:hint="default"/>
+      </w:rPr>
+    </w:lvl>
+    <w:lvl w:ilvl="3" w:tplc="0C0A0001" w:tentative="1">
+      <w:start w:val="1"/>
+      <w:numFmt w:val="bullet"/>
+      <w:lvlText w:val=""/>
+      <w:lvlJc w:val="left"/>
+      <w:pPr>
+        <w:ind w:left="2880" w:hanging="360"/>
+      </w:pPr>
+      <w:rPr>
+        <w:rFonts w:ascii="Symbol" w:hAnsi="Symbol" w:hint="default"/>
+      </w:rPr>
+    </w:lvl>
+    <w:lvl w:ilvl="4" w:tplc="0C0A0003" w:tentative="1">
+      <w:start w:val="1"/>
+      <w:numFmt w:val="bullet"/>
+      <w:lvlText w:val="o"/>
+      <w:lvlJc w:val="left"/>
+      <w:pPr>
+        <w:ind w:left="3600" w:hanging="360"/>
+      </w:pPr>
+      <w:rPr>
+        <w:rFonts w:ascii="Courier New" w:hAnsi="Courier New" w:cs="Courier New" w:hint="default"/>
+      </w:rPr>
+    </w:lvl>
+    <w:lvl w:ilvl="5" w:tplc="0C0A0005" w:tentative="1">
+      <w:start w:val="1"/>
+      <w:numFmt w:val="bullet"/>
+      <w:lvlText w:val=""/>
+      <w:lvlJc w:val="left"/>
+      <w:pPr>
+        <w:ind w:left="4320" w:hanging="360"/>
+      </w:pPr>
+      <w:rPr>
+        <w:rFonts w:ascii="Wingdings" w:hAnsi="Wingdings" w:hint="default"/>
+      </w:rPr>
+    </w:lvl>
+    <w:lvl w:ilvl="6" w:tplc="0C0A0001" w:tentative="1">
+      <w:start w:val="1"/>
+      <w:numFmt w:val="bullet"/>
+      <w:lvlText w:val=""/>
+      <w:lvlJc w:val="left"/>
+      <w:pPr>
+        <w:ind w:left="5040" w:hanging="360"/>
+      </w:pPr>
+      <w:rPr>
+        <w:rFonts w:ascii="Symbol" w:hAnsi="Symbol" w:hint="default"/>
+      </w:rPr>
+    </w:lvl>
+    <w:lvl w:ilvl="7" w:tplc="0C0A0003" w:tentative="1">
+      <w:start w:val="1"/>
+      <w:numFmt w:val="bullet"/>
+      <w:lvlText w:val="o"/>
+      <w:lvlJc w:val="left"/>
+      <w:pPr>
+        <w:ind w:left="5760" w:hanging="360"/>
+      </w:pPr>
+      <w:rPr>
+        <w:rFonts w:ascii="Courier New" w:hAnsi="Courier New" w:cs="Courier New" w:hint="default"/>
+      </w:rPr>
+    </w:lvl>
+    <w:lvl w:ilvl="8" w:tplc="0C0A0005" w:tentative="1">
+      <w:start w:val="1"/>
+      <w:numFmt w:val="bullet"/>
+      <w:lvlText w:val=""/>
+      <w:lvlJc w:val="left"/>
+      <w:pPr>
+        <w:ind w:left="6480" w:hanging="360"/>
+      </w:pPr>
+      <w:rPr>
+        <w:rFonts w:ascii="Wingdings" w:hAnsi="Wingdings" w:hint="default"/>
+      </w:rPr>
+    </w:lvl>
+  </w:abstractNum>
+  <w:num w:numId="1" w16cid:durableId="88933103">
+    <w:abstractNumId w:val="0"/>
+  </w:num>
+</w:numbering>
 </file>
 
 <file path=word/styles.xml><?xml version="1.0" encoding="utf-8"?>
@@ -2436,7 +4646,6 @@
     <w:next w:val="Normal"/>
     <w:link w:val="Ttulo3Car"/>
     <w:uiPriority w:val="9"/>
-    <w:semiHidden/>
     <w:unhideWhenUsed/>
     <w:qFormat/>
     <w:rsid w:val="00827731"/>
@@ -2588,6 +4797,7 @@
   <w:style w:type="character" w:default="1" w:styleId="Fuentedeprrafopredeter">
     <w:name w:val="Default Paragraph Font"/>
     <w:uiPriority w:val="1"/>
+    <w:semiHidden/>
     <w:unhideWhenUsed/>
   </w:style>
   <w:style w:type="table" w:default="1" w:styleId="Tablanormal">
@@ -2642,7 +4852,6 @@
     <w:basedOn w:val="Fuentedeprrafopredeter"/>
     <w:link w:val="Ttulo3"/>
     <w:uiPriority w:val="9"/>
-    <w:semiHidden/>
     <w:rsid w:val="00827731"/>
     <w:rPr>
       <w:rFonts w:eastAsiaTheme="majorEastAsia" w:cstheme="majorBidi"/>
@@ -3001,6 +5210,63 @@
       <w:shd w:val="clear" w:color="auto" w:fill="E1DFDD"/>
     </w:rPr>
   </w:style>
+  <w:style w:type="paragraph" w:styleId="Encabezado">
+    <w:name w:val="header"/>
+    <w:basedOn w:val="Normal"/>
+    <w:link w:val="EncabezadoCar"/>
+    <w:uiPriority w:val="99"/>
+    <w:unhideWhenUsed/>
+    <w:rsid w:val="00B44796"/>
+    <w:pPr>
+      <w:tabs>
+        <w:tab w:val="center" w:pos="4252"/>
+        <w:tab w:val="right" w:pos="8504"/>
+      </w:tabs>
+      <w:spacing w:after="0" w:line="240" w:lineRule="auto"/>
+    </w:pPr>
+  </w:style>
+  <w:style w:type="character" w:customStyle="1" w:styleId="EncabezadoCar">
+    <w:name w:val="Encabezado Car"/>
+    <w:basedOn w:val="Fuentedeprrafopredeter"/>
+    <w:link w:val="Encabezado"/>
+    <w:uiPriority w:val="99"/>
+    <w:rsid w:val="00B44796"/>
+  </w:style>
+  <w:style w:type="paragraph" w:styleId="Piedepgina">
+    <w:name w:val="footer"/>
+    <w:basedOn w:val="Normal"/>
+    <w:link w:val="PiedepginaCar"/>
+    <w:uiPriority w:val="99"/>
+    <w:unhideWhenUsed/>
+    <w:rsid w:val="00B44796"/>
+    <w:pPr>
+      <w:tabs>
+        <w:tab w:val="center" w:pos="4252"/>
+        <w:tab w:val="right" w:pos="8504"/>
+      </w:tabs>
+      <w:spacing w:after="0" w:line="240" w:lineRule="auto"/>
+    </w:pPr>
+  </w:style>
+  <w:style w:type="character" w:customStyle="1" w:styleId="PiedepginaCar">
+    <w:name w:val="Pie de página Car"/>
+    <w:basedOn w:val="Fuentedeprrafopredeter"/>
+    <w:link w:val="Piedepgina"/>
+    <w:uiPriority w:val="99"/>
+    <w:rsid w:val="00B44796"/>
+  </w:style>
+  <w:style w:type="paragraph" w:styleId="TDC3">
+    <w:name w:val="toc 3"/>
+    <w:basedOn w:val="Normal"/>
+    <w:next w:val="Normal"/>
+    <w:autoRedefine/>
+    <w:uiPriority w:val="39"/>
+    <w:unhideWhenUsed/>
+    <w:rsid w:val="00B84D3F"/>
+    <w:pPr>
+      <w:spacing w:after="100"/>
+      <w:ind w:left="480"/>
+    </w:pPr>
+  </w:style>
 </w:styles>
 </file>
 
